--- a/Fase 2/Evidencias Grupales/2.4_GuiaEstudiante_Fase 2_Desarrollo Proyecto APT(Español).docx
+++ b/Fase 2/Evidencias Grupales/2.4_GuiaEstudiante_Fase 2_Desarrollo Proyecto APT(Español).docx
@@ -3931,7 +3931,7 @@
                 <w:color w:val="1A1A1A"/>
                 <w:sz w:val="16"/>
               </w:rPr>
-              <w:t>Nuevo plazo: antes del sprint 4 (6 de noviembre). Orienta la fase 2 y no condiciona el semestre.</w:t>
+              <w:t>Nuevo plazo: antes del sprint 4 (6 de noviembre). Orienta la hoja de ruta del producto más allá del semestre, sin condicionar el MVP.</w:t>
             </w:r>
           </w:p>
         </w:tc>
@@ -7198,7 +7198,7 @@
                 <w:color w:val="1A1A1A"/>
                 <w:sz w:val="20"/>
               </w:rPr>
-              <w:t xml:space="preserve"> Motivo: la extensión del sprint 0 ocupó la semana 9. Estrategia: cuatro entrevistas antes del sprint 4 (6 de noviembre), reclutadas por canal concentrado. Como el reparto del gasto ya salió del alcance comprometido, su resultado orienta la fase 2 y no condiciona el semestre.</w:t>
+              <w:t xml:space="preserve"> Motivo: la extensión del sprint 0 ocupó la semana 9. Estrategia: cuatro entrevistas antes del sprint 4 (6 de noviembre), reclutadas por canal concentrado. Como el reparto del gasto ya salió del alcance comprometido, su resultado orienta la hoja de ruta del producto más allá del semestre, sin condicionar el MVP.</w:t>
             </w:r>
           </w:p>
           <w:p>

--- a/Fase 2/Evidencias Grupales/2.4_GuiaEstudiante_Fase 2_Desarrollo Proyecto APT(Español).docx
+++ b/Fase 2/Evidencias Grupales/2.4_GuiaEstudiante_Fase 2_Desarrollo Proyecto APT(Español).docx
@@ -1,11 +1,8 @@
 
 <file path=word/document.xml><?xml version="1.0" encoding="utf-8"?>
-<w:document xmlns:wpc="http://schemas.microsoft.com/office/word/2010/wordprocessingCanvas" xmlns:cx="http://schemas.microsoft.com/office/drawing/2014/chartex" xmlns:mc="http://schemas.openxmlformats.org/markup-compatibility/2006" xmlns:o="urn:schemas-microsoft-com:office:office" xmlns:r="http://schemas.openxmlformats.org/officeDocument/2006/relationships" xmlns:m="http://schemas.openxmlformats.org/officeDocument/2006/math" xmlns:v="urn:schemas-microsoft-com:vml" xmlns:wp14="http://schemas.microsoft.com/office/word/2010/wordprocessingDrawing" xmlns:wp="http://schemas.openxmlformats.org/drawingml/2006/wordprocessingDrawing" xmlns:w10="urn:schemas-microsoft-com:office:word" xmlns:w="http://schemas.openxmlformats.org/wordprocessingml/2006/main" xmlns:w14="http://schemas.microsoft.com/office/word/2010/wordml" xmlns:w15="http://schemas.microsoft.com/office/word/2012/wordml" xmlns:w16se="http://schemas.microsoft.com/office/word/2015/wordml/symex" xmlns:wpg="http://schemas.microsoft.com/office/word/2010/wordprocessingGroup" xmlns:wpi="http://schemas.microsoft.com/office/word/2010/wordprocessingInk" xmlns:wne="http://schemas.microsoft.com/office/word/2006/wordml" xmlns:wps="http://schemas.microsoft.com/office/word/2010/wordprocessingShape" mc:Ignorable="w14 w15 w16se wp14">
+<w:document xmlns:wpc="http://schemas.microsoft.com/office/word/2010/wordprocessingCanvas" xmlns:cx="http://schemas.microsoft.com/office/drawing/2014/chartex" xmlns:cx1="http://schemas.microsoft.com/office/drawing/2015/9/8/chartex" xmlns:cx2="http://schemas.microsoft.com/office/drawing/2015/10/21/chartex" xmlns:cx3="http://schemas.microsoft.com/office/drawing/2016/5/9/chartex" xmlns:cx4="http://schemas.microsoft.com/office/drawing/2016/5/10/chartex" xmlns:cx5="http://schemas.microsoft.com/office/drawing/2016/5/11/chartex" xmlns:cx6="http://schemas.microsoft.com/office/drawing/2016/5/12/chartex" xmlns:cx7="http://schemas.microsoft.com/office/drawing/2016/5/13/chartex" xmlns:cx8="http://schemas.microsoft.com/office/drawing/2016/5/14/chartex" xmlns:mc="http://schemas.openxmlformats.org/markup-compatibility/2006" xmlns:aink="http://schemas.microsoft.com/office/drawing/2016/ink" xmlns:am3d="http://schemas.microsoft.com/office/drawing/2017/model3d" xmlns:o="urn:schemas-microsoft-com:office:office" xmlns:oel="http://schemas.microsoft.com/office/2019/extlst" xmlns:r="http://schemas.openxmlformats.org/officeDocument/2006/relationships" xmlns:m="http://schemas.openxmlformats.org/officeDocument/2006/math" xmlns:v="urn:schemas-microsoft-com:vml" xmlns:wp14="http://schemas.microsoft.com/office/word/2010/wordprocessingDrawing" xmlns:wp="http://schemas.openxmlformats.org/drawingml/2006/wordprocessingDrawing" xmlns:w10="urn:schemas-microsoft-com:office:word" xmlns:w="http://schemas.openxmlformats.org/wordprocessingml/2006/main" xmlns:w14="http://schemas.microsoft.com/office/word/2010/wordml" xmlns:w15="http://schemas.microsoft.com/office/word/2012/wordml" xmlns:w16cex="http://schemas.microsoft.com/office/word/2018/wordml/cex" xmlns:w16cid="http://schemas.microsoft.com/office/word/2016/wordml/cid" xmlns:w16="http://schemas.microsoft.com/office/word/2018/wordml" xmlns:w16du="http://schemas.microsoft.com/office/word/2023/wordml/word16du" xmlns:w16sdtdh="http://schemas.microsoft.com/office/word/2020/wordml/sdtdatahash" xmlns:w16sdtfl="http://schemas.microsoft.com/office/word/2024/wordml/sdtformatlock" xmlns:w16se="http://schemas.microsoft.com/office/word/2015/wordml/symex" xmlns:wpg="http://schemas.microsoft.com/office/word/2010/wordprocessingGroup" xmlns:wpi="http://schemas.microsoft.com/office/word/2010/wordprocessingInk" xmlns:wne="http://schemas.microsoft.com/office/word/2006/wordml" xmlns:wps="http://schemas.microsoft.com/office/word/2010/wordprocessingShape" mc:Ignorable="w14 w15 w16se w16cid w16 w16cex w16sdtdh w16sdtfl w16du wp14">
   <w:body>
-    <w:p>
-      <w:bookmarkStart w:id="0" w:name="_GoBack"/>
-      <w:bookmarkEnd w:id="0"/>
-    </w:p>
+    <w:p/>
     <w:p>
       <w:pPr>
         <w:rPr>
@@ -238,7 +235,7 @@
           </mc:Choice>
           <mc:Fallback>
             <w:pict>
-              <v:group w14:anchorId="39581AEC" id="Grupo 27" o:spid="_x0000_s1026" style="position:absolute;margin-left:0;margin-top:.75pt;width:491.25pt;height:123pt;z-index:251659264;mso-position-horizontal:center;mso-position-horizontal-relative:margin;mso-width-relative:margin;mso-height-relative:margin" coordsize="59912,15621" o:gfxdata="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">
+              <v:group w14:anchorId="39581AEC" id="Grupo 27" o:spid="_x0000_s1026" style="position:absolute;margin-left:0;margin-top:.75pt;width:491.25pt;height:123pt;z-index:251659264;mso-position-horizontal:center;mso-position-horizontal-relative:margin;mso-width-relative:margin;mso-height-relative:margin" coordsize="59912,15621" o:gfxdata="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">
                 <v:shapetype id="_x0000_t202" coordsize="21600,21600" o:spt="202" path="m,l,21600r21600,l21600,xe">
                   <v:stroke joinstyle="miter"/>
                   <v:path gradientshapeok="t" o:connecttype="rect"/>
@@ -627,8 +624,7 @@
           </w:tcPr>
           <w:p>
             <w:pPr>
-              <w:spacing w:after="80" w:before="80"/>
-              <w:ind w:left="0" w:firstLine="0"/>
+              <w:spacing w:before="80" w:after="80"/>
               <w:jc w:val="both"/>
               <w:rPr>
                 <w:rFonts w:ascii="Calibri" w:hAnsi="Calibri" w:cs="Arial"/>
@@ -641,7 +637,7 @@
             </w:pPr>
             <w:r>
               <w:rPr>
-                <w:rFonts w:ascii="Calibri" w:hAnsi="Calibri" w:eastAsia="Calibri"/>
+                <w:rFonts w:ascii="Calibri" w:eastAsia="Calibri" w:hAnsi="Calibri"/>
                 <w:b/>
                 <w:color w:val="1F3864"/>
                 <w:sz w:val="20"/>
@@ -651,12 +647,11 @@
           </w:p>
           <w:p>
             <w:pPr>
-              <w:spacing w:after="80" w:before="0"/>
-              <w:ind w:left="0" w:firstLine="0"/>
-            </w:pPr>
-            <w:r>
-              <w:rPr>
-                <w:rFonts w:ascii="Calibri" w:hAnsi="Calibri" w:eastAsia="Calibri"/>
+              <w:spacing w:after="80"/>
+            </w:pPr>
+            <w:r>
+              <w:rPr>
+                <w:rFonts w:ascii="Calibri" w:eastAsia="Calibri" w:hAnsi="Calibri"/>
                 <w:color w:val="1A1A1A"/>
                 <w:sz w:val="20"/>
               </w:rPr>
@@ -665,12 +660,11 @@
           </w:p>
           <w:p>
             <w:pPr>
-              <w:spacing w:after="80" w:before="80"/>
-              <w:ind w:left="0" w:firstLine="0"/>
-            </w:pPr>
-            <w:r>
-              <w:rPr>
-                <w:rFonts w:ascii="Calibri" w:hAnsi="Calibri" w:eastAsia="Calibri"/>
+              <w:spacing w:before="80" w:after="80"/>
+            </w:pPr>
+            <w:r>
+              <w:rPr>
+                <w:rFonts w:ascii="Calibri" w:eastAsia="Calibri" w:hAnsi="Calibri"/>
                 <w:b/>
                 <w:color w:val="1F3864"/>
                 <w:sz w:val="20"/>
@@ -680,12 +674,12 @@
           </w:p>
           <w:p>
             <w:pPr>
-              <w:spacing w:after="80" w:before="0"/>
+              <w:spacing w:after="80"/>
               <w:ind w:left="200" w:hanging="160"/>
             </w:pPr>
             <w:r>
               <w:rPr>
-                <w:rFonts w:ascii="Calibri" w:hAnsi="Calibri" w:eastAsia="Calibri"/>
+                <w:rFonts w:ascii="Calibri" w:eastAsia="Calibri" w:hAnsi="Calibri"/>
                 <w:color w:val="1A1A1A"/>
                 <w:sz w:val="20"/>
               </w:rPr>
@@ -693,7 +687,7 @@
             </w:r>
             <w:r>
               <w:rPr>
-                <w:rFonts w:ascii="Calibri" w:hAnsi="Calibri" w:eastAsia="Calibri"/>
+                <w:rFonts w:ascii="Calibri" w:eastAsia="Calibri" w:hAnsi="Calibri"/>
                 <w:b/>
                 <w:color w:val="1A1A1A"/>
                 <w:sz w:val="20"/>
@@ -702,7 +696,7 @@
             </w:r>
             <w:r>
               <w:rPr>
-                <w:rFonts w:ascii="Calibri" w:hAnsi="Calibri" w:eastAsia="Calibri"/>
+                <w:rFonts w:ascii="Calibri" w:eastAsia="Calibri" w:hAnsi="Calibri"/>
                 <w:color w:val="1A1A1A"/>
                 <w:sz w:val="20"/>
               </w:rPr>
@@ -711,12 +705,12 @@
           </w:p>
           <w:p>
             <w:pPr>
-              <w:spacing w:after="80" w:before="0"/>
+              <w:spacing w:after="80"/>
               <w:ind w:left="200" w:hanging="160"/>
             </w:pPr>
             <w:r>
               <w:rPr>
-                <w:rFonts w:ascii="Calibri" w:hAnsi="Calibri" w:eastAsia="Calibri"/>
+                <w:rFonts w:ascii="Calibri" w:eastAsia="Calibri" w:hAnsi="Calibri"/>
                 <w:color w:val="1A1A1A"/>
                 <w:sz w:val="20"/>
               </w:rPr>
@@ -724,7 +718,7 @@
             </w:r>
             <w:r>
               <w:rPr>
-                <w:rFonts w:ascii="Calibri" w:hAnsi="Calibri" w:eastAsia="Calibri"/>
+                <w:rFonts w:ascii="Calibri" w:eastAsia="Calibri" w:hAnsi="Calibri"/>
                 <w:b/>
                 <w:color w:val="1A1A1A"/>
                 <w:sz w:val="20"/>
@@ -733,7 +727,7 @@
             </w:r>
             <w:r>
               <w:rPr>
-                <w:rFonts w:ascii="Calibri" w:hAnsi="Calibri" w:eastAsia="Calibri"/>
+                <w:rFonts w:ascii="Calibri" w:eastAsia="Calibri" w:hAnsi="Calibri"/>
                 <w:color w:val="1A1A1A"/>
                 <w:sz w:val="20"/>
               </w:rPr>
@@ -742,12 +736,12 @@
           </w:p>
           <w:p>
             <w:pPr>
-              <w:spacing w:after="80" w:before="0"/>
+              <w:spacing w:after="80"/>
               <w:ind w:left="200" w:hanging="160"/>
             </w:pPr>
             <w:r>
               <w:rPr>
-                <w:rFonts w:ascii="Calibri" w:hAnsi="Calibri" w:eastAsia="Calibri"/>
+                <w:rFonts w:ascii="Calibri" w:eastAsia="Calibri" w:hAnsi="Calibri"/>
                 <w:color w:val="1A1A1A"/>
                 <w:sz w:val="20"/>
               </w:rPr>
@@ -755,7 +749,7 @@
             </w:r>
             <w:r>
               <w:rPr>
-                <w:rFonts w:ascii="Calibri" w:hAnsi="Calibri" w:eastAsia="Calibri"/>
+                <w:rFonts w:ascii="Calibri" w:eastAsia="Calibri" w:hAnsi="Calibri"/>
                 <w:b/>
                 <w:color w:val="1A1A1A"/>
                 <w:sz w:val="20"/>
@@ -764,7 +758,7 @@
             </w:r>
             <w:r>
               <w:rPr>
-                <w:rFonts w:ascii="Calibri" w:hAnsi="Calibri" w:eastAsia="Calibri"/>
+                <w:rFonts w:ascii="Calibri" w:eastAsia="Calibri" w:hAnsi="Calibri"/>
                 <w:color w:val="1A1A1A"/>
                 <w:sz w:val="20"/>
               </w:rPr>
@@ -773,43 +767,72 @@
           </w:p>
           <w:p>
             <w:pPr>
-              <w:spacing w:after="80" w:before="0"/>
+              <w:spacing w:after="80"/>
               <w:ind w:left="200" w:hanging="160"/>
             </w:pPr>
             <w:r>
               <w:rPr>
-                <w:rFonts w:ascii="Calibri" w:hAnsi="Calibri" w:eastAsia="Calibri"/>
-                <w:color w:val="1A1A1A"/>
-                <w:sz w:val="20"/>
+                <w:rFonts w:ascii="Calibri" w:eastAsia="Calibri" w:hAnsi="Calibri"/>
+                <w:color w:val="1A1A1A"/>
+                <w:sz w:val="20"/>
+                <w:lang w:val="en-US"/>
               </w:rPr>
               <w:t xml:space="preserve">– </w:t>
             </w:r>
             <w:r>
               <w:rPr>
-                <w:rFonts w:ascii="Calibri" w:hAnsi="Calibri" w:eastAsia="Calibri"/>
-                <w:b/>
-                <w:color w:val="1A1A1A"/>
-                <w:sz w:val="20"/>
+                <w:rFonts w:ascii="Calibri" w:eastAsia="Calibri" w:hAnsi="Calibri"/>
+                <w:b/>
+                <w:color w:val="1A1A1A"/>
+                <w:sz w:val="20"/>
+                <w:lang w:val="en-US"/>
               </w:rPr>
               <w:t>Backlog de los sprints 1 a 3.</w:t>
             </w:r>
             <w:r>
               <w:rPr>
-                <w:rFonts w:ascii="Calibri" w:hAnsi="Calibri" w:eastAsia="Calibri"/>
-                <w:color w:val="1A1A1A"/>
-                <w:sz w:val="20"/>
-              </w:rPr>
-              <w:t xml:space="preserve"> 21 historias con criterios de aceptación, trazadas a requisitos y estimadas, revisadas en dos rondas y cargadas en Trello con su definición de terminado como checklist.</w:t>
-            </w:r>
-          </w:p>
-          <w:p>
-            <w:pPr>
-              <w:spacing w:after="80" w:before="0"/>
+                <w:rFonts w:ascii="Calibri" w:eastAsia="Calibri" w:hAnsi="Calibri"/>
+                <w:color w:val="1A1A1A"/>
+                <w:sz w:val="20"/>
+                <w:lang w:val="en-US"/>
+              </w:rPr>
+              <w:t xml:space="preserve"> </w:t>
+            </w:r>
+            <w:r>
+              <w:rPr>
+                <w:rFonts w:ascii="Calibri" w:eastAsia="Calibri" w:hAnsi="Calibri"/>
+                <w:color w:val="1A1A1A"/>
+                <w:sz w:val="20"/>
+              </w:rPr>
+              <w:t xml:space="preserve">21 historias con criterios de aceptación, trazadas a requisitos y estimadas, revisadas en dos rondas y cargadas en Trello con su definición de terminado como </w:t>
+            </w:r>
+            <w:proofErr w:type="spellStart"/>
+            <w:r>
+              <w:rPr>
+                <w:rFonts w:ascii="Calibri" w:eastAsia="Calibri" w:hAnsi="Calibri"/>
+                <w:color w:val="1A1A1A"/>
+                <w:sz w:val="20"/>
+              </w:rPr>
+              <w:t>checklist</w:t>
+            </w:r>
+            <w:proofErr w:type="spellEnd"/>
+            <w:r>
+              <w:rPr>
+                <w:rFonts w:ascii="Calibri" w:eastAsia="Calibri" w:hAnsi="Calibri"/>
+                <w:color w:val="1A1A1A"/>
+                <w:sz w:val="20"/>
+              </w:rPr>
+              <w:t>.</w:t>
+            </w:r>
+          </w:p>
+          <w:p>
+            <w:pPr>
+              <w:spacing w:after="80"/>
               <w:ind w:left="200" w:hanging="160"/>
             </w:pPr>
             <w:r>
               <w:rPr>
-                <w:rFonts w:ascii="Calibri" w:hAnsi="Calibri" w:eastAsia="Calibri"/>
+                <w:rFonts w:ascii="Calibri" w:eastAsia="Calibri" w:hAnsi="Calibri"/>
                 <w:color w:val="1A1A1A"/>
                 <w:sz w:val="20"/>
               </w:rPr>
@@ -817,7 +840,7 @@
             </w:r>
             <w:r>
               <w:rPr>
-                <w:rFonts w:ascii="Calibri" w:hAnsi="Calibri" w:eastAsia="Calibri"/>
+                <w:rFonts w:ascii="Calibri" w:eastAsia="Calibri" w:hAnsi="Calibri"/>
                 <w:b/>
                 <w:color w:val="1A1A1A"/>
                 <w:sz w:val="20"/>
@@ -826,7 +849,7 @@
             </w:r>
             <w:r>
               <w:rPr>
-                <w:rFonts w:ascii="Calibri" w:hAnsi="Calibri" w:eastAsia="Calibri"/>
+                <w:rFonts w:ascii="Calibri" w:eastAsia="Calibri" w:hAnsi="Calibri"/>
                 <w:color w:val="1A1A1A"/>
                 <w:sz w:val="20"/>
               </w:rPr>
@@ -835,12 +858,12 @@
           </w:p>
           <w:p>
             <w:pPr>
-              <w:spacing w:after="80" w:before="0"/>
+              <w:spacing w:after="80"/>
               <w:ind w:left="200" w:hanging="160"/>
             </w:pPr>
             <w:r>
               <w:rPr>
-                <w:rFonts w:ascii="Calibri" w:hAnsi="Calibri" w:eastAsia="Calibri"/>
+                <w:rFonts w:ascii="Calibri" w:eastAsia="Calibri" w:hAnsi="Calibri"/>
                 <w:color w:val="1A1A1A"/>
                 <w:sz w:val="20"/>
               </w:rPr>
@@ -848,7 +871,7 @@
             </w:r>
             <w:r>
               <w:rPr>
-                <w:rFonts w:ascii="Calibri" w:hAnsi="Calibri" w:eastAsia="Calibri"/>
+                <w:rFonts w:ascii="Calibri" w:eastAsia="Calibri" w:hAnsi="Calibri"/>
                 <w:b/>
                 <w:color w:val="1A1A1A"/>
                 <w:sz w:val="20"/>
@@ -857,29 +880,66 @@
             </w:r>
             <w:r>
               <w:rPr>
-                <w:rFonts w:ascii="Calibri" w:hAnsi="Calibri" w:eastAsia="Calibri"/>
-                <w:color w:val="1A1A1A"/>
-                <w:sz w:val="20"/>
-              </w:rPr>
-              <w:t xml:space="preserve"> Docker Compose con PostgreSQL 16 y Redis 7, migración inicial de Alembic reversible, conexión de la aplicación con un rol que no evade RLS y pipeline de integración continua en verde.</w:t>
-            </w:r>
-          </w:p>
-          <w:p>
-            <w:pPr>
-              <w:spacing w:after="80" w:before="0"/>
+                <w:rFonts w:ascii="Calibri" w:eastAsia="Calibri" w:hAnsi="Calibri"/>
+                <w:color w:val="1A1A1A"/>
+                <w:sz w:val="20"/>
+              </w:rPr>
+              <w:t xml:space="preserve"> Docker </w:t>
+            </w:r>
+            <w:proofErr w:type="spellStart"/>
+            <w:r>
+              <w:rPr>
+                <w:rFonts w:ascii="Calibri" w:eastAsia="Calibri" w:hAnsi="Calibri"/>
+                <w:color w:val="1A1A1A"/>
+                <w:sz w:val="20"/>
+              </w:rPr>
+              <w:t>Compose</w:t>
+            </w:r>
+            <w:proofErr w:type="spellEnd"/>
+            <w:r>
+              <w:rPr>
+                <w:rFonts w:ascii="Calibri" w:eastAsia="Calibri" w:hAnsi="Calibri"/>
+                <w:color w:val="1A1A1A"/>
+                <w:sz w:val="20"/>
+              </w:rPr>
+              <w:t xml:space="preserve"> con PostgreSQL 16 y Redis 7, migración inicial de </w:t>
+            </w:r>
+            <w:proofErr w:type="spellStart"/>
+            <w:r>
+              <w:rPr>
+                <w:rFonts w:ascii="Calibri" w:eastAsia="Calibri" w:hAnsi="Calibri"/>
+                <w:color w:val="1A1A1A"/>
+                <w:sz w:val="20"/>
+              </w:rPr>
+              <w:t>Alembic</w:t>
+            </w:r>
+            <w:proofErr w:type="spellEnd"/>
+            <w:r>
+              <w:rPr>
+                <w:rFonts w:ascii="Calibri" w:eastAsia="Calibri" w:hAnsi="Calibri"/>
+                <w:color w:val="1A1A1A"/>
+                <w:sz w:val="20"/>
+              </w:rPr>
+              <w:t xml:space="preserve"> reversible, conexión de la aplicación con un rol que no evade RLS y pipeline de integración continua en verde.</w:t>
+            </w:r>
+          </w:p>
+          <w:p>
+            <w:pPr>
+              <w:spacing w:after="80"/>
               <w:ind w:left="200" w:hanging="160"/>
             </w:pPr>
             <w:r>
               <w:rPr>
-                <w:rFonts w:ascii="Calibri" w:hAnsi="Calibri" w:eastAsia="Calibri"/>
-                <w:color w:val="1A1A1A"/>
-                <w:sz w:val="20"/>
-              </w:rPr>
+                <w:rFonts w:ascii="Calibri" w:eastAsia="Calibri" w:hAnsi="Calibri"/>
+                <w:color w:val="1A1A1A"/>
+                <w:sz w:val="20"/>
+              </w:rPr>
+              <w:lastRenderedPageBreak/>
               <w:t xml:space="preserve">– </w:t>
             </w:r>
             <w:r>
               <w:rPr>
-                <w:rFonts w:ascii="Calibri" w:hAnsi="Calibri" w:eastAsia="Calibri"/>
+                <w:rFonts w:ascii="Calibri" w:eastAsia="Calibri" w:hAnsi="Calibri"/>
                 <w:b/>
                 <w:color w:val="1A1A1A"/>
                 <w:sz w:val="20"/>
@@ -888,7 +948,7 @@
             </w:r>
             <w:r>
               <w:rPr>
-                <w:rFonts w:ascii="Calibri" w:hAnsi="Calibri" w:eastAsia="Calibri"/>
+                <w:rFonts w:ascii="Calibri" w:eastAsia="Calibri" w:hAnsi="Calibri"/>
                 <w:color w:val="1A1A1A"/>
                 <w:sz w:val="20"/>
               </w:rPr>
@@ -897,12 +957,11 @@
           </w:p>
           <w:p>
             <w:pPr>
-              <w:spacing w:after="80" w:before="80"/>
-              <w:ind w:left="0" w:firstLine="0"/>
-            </w:pPr>
-            <w:r>
-              <w:rPr>
-                <w:rFonts w:ascii="Calibri" w:hAnsi="Calibri" w:eastAsia="Calibri"/>
+              <w:spacing w:before="80" w:after="80"/>
+            </w:pPr>
+            <w:r>
+              <w:rPr>
+                <w:rFonts w:ascii="Calibri" w:eastAsia="Calibri" w:hAnsi="Calibri"/>
                 <w:b/>
                 <w:color w:val="1F3864"/>
                 <w:sz w:val="20"/>
@@ -912,12 +971,12 @@
           </w:p>
           <w:p>
             <w:pPr>
-              <w:spacing w:after="80" w:before="0"/>
+              <w:spacing w:after="80"/>
               <w:ind w:left="200" w:hanging="160"/>
             </w:pPr>
             <w:r>
               <w:rPr>
-                <w:rFonts w:ascii="Calibri" w:hAnsi="Calibri" w:eastAsia="Calibri"/>
+                <w:rFonts w:ascii="Calibri" w:eastAsia="Calibri" w:hAnsi="Calibri"/>
                 <w:color w:val="1A1A1A"/>
                 <w:sz w:val="20"/>
               </w:rPr>
@@ -925,7 +984,7 @@
             </w:r>
             <w:r>
               <w:rPr>
-                <w:rFonts w:ascii="Calibri" w:hAnsi="Calibri" w:eastAsia="Calibri"/>
+                <w:rFonts w:ascii="Calibri" w:eastAsia="Calibri" w:hAnsi="Calibri"/>
                 <w:b/>
                 <w:color w:val="1A1A1A"/>
                 <w:sz w:val="20"/>
@@ -934,7 +993,7 @@
             </w:r>
             <w:r>
               <w:rPr>
-                <w:rFonts w:ascii="Calibri" w:hAnsi="Calibri" w:eastAsia="Calibri"/>
+                <w:rFonts w:ascii="Calibri" w:eastAsia="Calibri" w:hAnsi="Calibri"/>
                 <w:color w:val="1A1A1A"/>
                 <w:sz w:val="20"/>
               </w:rPr>
@@ -943,12 +1002,12 @@
           </w:p>
           <w:p>
             <w:pPr>
-              <w:spacing w:after="80" w:before="0"/>
+              <w:spacing w:after="80"/>
               <w:ind w:left="200" w:hanging="160"/>
             </w:pPr>
             <w:r>
               <w:rPr>
-                <w:rFonts w:ascii="Calibri" w:hAnsi="Calibri" w:eastAsia="Calibri"/>
+                <w:rFonts w:ascii="Calibri" w:eastAsia="Calibri" w:hAnsi="Calibri"/>
                 <w:color w:val="1A1A1A"/>
                 <w:sz w:val="20"/>
               </w:rPr>
@@ -956,16 +1015,36 @@
             </w:r>
             <w:r>
               <w:rPr>
-                <w:rFonts w:ascii="Calibri" w:hAnsi="Calibri" w:eastAsia="Calibri"/>
-                <w:b/>
-                <w:color w:val="1A1A1A"/>
-                <w:sz w:val="20"/>
-              </w:rPr>
-              <w:t>OE2, modelo de datos multi-tenant:</w:t>
-            </w:r>
-            <w:r>
-              <w:rPr>
-                <w:rFonts w:ascii="Calibri" w:hAnsi="Calibri" w:eastAsia="Calibri"/>
+                <w:rFonts w:ascii="Calibri" w:eastAsia="Calibri" w:hAnsi="Calibri"/>
+                <w:b/>
+                <w:color w:val="1A1A1A"/>
+                <w:sz w:val="20"/>
+              </w:rPr>
+              <w:t xml:space="preserve">OE2, modelo de datos </w:t>
+            </w:r>
+            <w:proofErr w:type="spellStart"/>
+            <w:r>
+              <w:rPr>
+                <w:rFonts w:ascii="Calibri" w:eastAsia="Calibri" w:hAnsi="Calibri"/>
+                <w:b/>
+                <w:color w:val="1A1A1A"/>
+                <w:sz w:val="20"/>
+              </w:rPr>
+              <w:t>multi-tenant</w:t>
+            </w:r>
+            <w:proofErr w:type="spellEnd"/>
+            <w:r>
+              <w:rPr>
+                <w:rFonts w:ascii="Calibri" w:eastAsia="Calibri" w:hAnsi="Calibri"/>
+                <w:b/>
+                <w:color w:val="1A1A1A"/>
+                <w:sz w:val="20"/>
+              </w:rPr>
+              <w:t>:</w:t>
+            </w:r>
+            <w:r>
+              <w:rPr>
+                <w:rFonts w:ascii="Calibri" w:eastAsia="Calibri" w:hAnsi="Calibri"/>
                 <w:color w:val="1A1A1A"/>
                 <w:sz w:val="20"/>
               </w:rPr>
@@ -974,12 +1053,12 @@
           </w:p>
           <w:p>
             <w:pPr>
-              <w:spacing w:after="80" w:before="0"/>
+              <w:spacing w:after="80"/>
               <w:ind w:left="200" w:hanging="160"/>
             </w:pPr>
             <w:r>
               <w:rPr>
-                <w:rFonts w:ascii="Calibri" w:hAnsi="Calibri" w:eastAsia="Calibri"/>
+                <w:rFonts w:ascii="Calibri" w:eastAsia="Calibri" w:hAnsi="Calibri"/>
                 <w:color w:val="1A1A1A"/>
                 <w:sz w:val="20"/>
               </w:rPr>
@@ -987,7 +1066,7 @@
             </w:r>
             <w:r>
               <w:rPr>
-                <w:rFonts w:ascii="Calibri" w:hAnsi="Calibri" w:eastAsia="Calibri"/>
+                <w:rFonts w:ascii="Calibri" w:eastAsia="Calibri" w:hAnsi="Calibri"/>
                 <w:b/>
                 <w:color w:val="1A1A1A"/>
                 <w:sz w:val="20"/>
@@ -996,7 +1075,7 @@
             </w:r>
             <w:r>
               <w:rPr>
-                <w:rFonts w:ascii="Calibri" w:hAnsi="Calibri" w:eastAsia="Calibri"/>
+                <w:rFonts w:ascii="Calibri" w:eastAsia="Calibri" w:hAnsi="Calibri"/>
                 <w:color w:val="1A1A1A"/>
                 <w:sz w:val="20"/>
               </w:rPr>
@@ -1026,6 +1105,7 @@
                 <w:rFonts w:ascii="Calibri" w:hAnsi="Calibri"/>
                 <w:color w:val="1F3864" w:themeColor="accent1" w:themeShade="80"/>
               </w:rPr>
+              <w:lastRenderedPageBreak/>
               <w:t>Objetivos</w:t>
             </w:r>
           </w:p>
@@ -1037,8 +1117,7 @@
           </w:tcPr>
           <w:p>
             <w:pPr>
-              <w:spacing w:after="80" w:before="80"/>
-              <w:ind w:left="0" w:firstLine="0"/>
+              <w:spacing w:before="80" w:after="80"/>
               <w:jc w:val="both"/>
               <w:rPr>
                 <w:rFonts w:ascii="Calibri" w:hAnsi="Calibri" w:cs="Arial"/>
@@ -1052,7 +1131,7 @@
             </w:pPr>
             <w:r>
               <w:rPr>
-                <w:rFonts w:ascii="Calibri" w:hAnsi="Calibri" w:eastAsia="Calibri"/>
+                <w:rFonts w:ascii="Calibri" w:eastAsia="Calibri" w:hAnsi="Calibri"/>
                 <w:b/>
                 <w:color w:val="1F3864"/>
                 <w:sz w:val="20"/>
@@ -1062,12 +1141,11 @@
           </w:p>
           <w:p>
             <w:pPr>
-              <w:spacing w:after="80" w:before="0"/>
-              <w:ind w:left="0" w:firstLine="0"/>
-            </w:pPr>
-            <w:r>
-              <w:rPr>
-                <w:rFonts w:ascii="Calibri" w:hAnsi="Calibri" w:eastAsia="Calibri"/>
+              <w:spacing w:after="80"/>
+            </w:pPr>
+            <w:r>
+              <w:rPr>
+                <w:rFonts w:ascii="Calibri" w:eastAsia="Calibri" w:hAnsi="Calibri"/>
                 <w:color w:val="1A1A1A"/>
                 <w:sz w:val="20"/>
               </w:rPr>
@@ -1076,12 +1154,11 @@
           </w:p>
           <w:p>
             <w:pPr>
-              <w:spacing w:after="80" w:before="80"/>
-              <w:ind w:left="0" w:firstLine="0"/>
-            </w:pPr>
-            <w:r>
-              <w:rPr>
-                <w:rFonts w:ascii="Calibri" w:hAnsi="Calibri" w:eastAsia="Calibri"/>
+              <w:spacing w:before="80" w:after="80"/>
+            </w:pPr>
+            <w:r>
+              <w:rPr>
+                <w:rFonts w:ascii="Calibri" w:eastAsia="Calibri" w:hAnsi="Calibri"/>
                 <w:b/>
                 <w:color w:val="1F3864"/>
                 <w:sz w:val="20"/>
@@ -1091,26 +1168,42 @@
           </w:p>
           <w:p>
             <w:pPr>
-              <w:spacing w:after="80" w:before="0"/>
-              <w:ind w:left="0" w:firstLine="0"/>
-            </w:pPr>
-            <w:r>
-              <w:rPr>
-                <w:rFonts w:ascii="Calibri" w:hAnsi="Calibri" w:eastAsia="Calibri"/>
-                <w:color w:val="1A1A1A"/>
-                <w:sz w:val="20"/>
-              </w:rPr>
-              <w:t>El contenido de los objetivos no cambia. Cambian las fechas, porque el desarrollo empezó tres semanas después de lo planificado y los sprints se reagruparon (ver Metodología).</w:t>
-            </w:r>
-          </w:p>
-          <w:p>
-            <w:pPr>
-              <w:spacing w:after="80" w:before="0"/>
-              <w:ind w:left="0" w:firstLine="0"/>
-            </w:pPr>
-            <w:r>
-              <w:rPr>
-                <w:rFonts w:ascii="Calibri" w:hAnsi="Calibri" w:eastAsia="Calibri"/>
+              <w:spacing w:after="80"/>
+            </w:pPr>
+            <w:r>
+              <w:rPr>
+                <w:rFonts w:ascii="Calibri" w:eastAsia="Calibri" w:hAnsi="Calibri"/>
+                <w:color w:val="1A1A1A"/>
+                <w:sz w:val="20"/>
+              </w:rPr>
+              <w:t xml:space="preserve">El contenido de los objetivos no cambia. Cambian las fechas, porque el desarrollo empezó tres semanas después de lo planificado y los </w:t>
+            </w:r>
+            <w:proofErr w:type="spellStart"/>
+            <w:r>
+              <w:rPr>
+                <w:rFonts w:ascii="Calibri" w:eastAsia="Calibri" w:hAnsi="Calibri"/>
+                <w:color w:val="1A1A1A"/>
+                <w:sz w:val="20"/>
+              </w:rPr>
+              <w:t>sprints</w:t>
+            </w:r>
+            <w:proofErr w:type="spellEnd"/>
+            <w:r>
+              <w:rPr>
+                <w:rFonts w:ascii="Calibri" w:eastAsia="Calibri" w:hAnsi="Calibri"/>
+                <w:color w:val="1A1A1A"/>
+                <w:sz w:val="20"/>
+              </w:rPr>
+              <w:t xml:space="preserve"> se reagruparon (ver Metodología).</w:t>
+            </w:r>
+          </w:p>
+          <w:p>
+            <w:pPr>
+              <w:spacing w:after="80"/>
+            </w:pPr>
+            <w:r>
+              <w:rPr>
+                <w:rFonts w:ascii="Calibri" w:eastAsia="Calibri" w:hAnsi="Calibri"/>
                 <w:color w:val="1A1A1A"/>
                 <w:sz w:val="20"/>
               </w:rPr>
@@ -1118,7 +1211,7 @@
             </w:r>
             <w:r>
               <w:rPr>
-                <w:rFonts w:ascii="Calibri" w:hAnsi="Calibri" w:eastAsia="Calibri"/>
+                <w:rFonts w:ascii="Calibri" w:eastAsia="Calibri" w:hAnsi="Calibri"/>
                 <w:b/>
                 <w:color w:val="1A1A1A"/>
                 <w:sz w:val="20"/>
@@ -1128,20 +1221,37 @@
           </w:p>
           <w:p>
             <w:pPr>
-              <w:spacing w:after="80" w:before="0"/>
-              <w:ind w:left="0" w:firstLine="0"/>
-            </w:pPr>
-            <w:r>
-              <w:rPr>
-                <w:rFonts w:ascii="Calibri" w:hAnsi="Calibri" w:eastAsia="Calibri"/>
-                <w:color w:val="1A1A1A"/>
-                <w:sz w:val="20"/>
-              </w:rPr>
-              <w:t xml:space="preserve">2. Implementar un modelo de datos multi-tenant con Row Level Security forzado, verificado por pruebas de aislamiento contra una base de datos real. </w:t>
-            </w:r>
-            <w:r>
-              <w:rPr>
-                <w:rFonts w:ascii="Calibri" w:hAnsi="Calibri" w:eastAsia="Calibri"/>
+              <w:spacing w:after="80"/>
+            </w:pPr>
+            <w:r>
+              <w:rPr>
+                <w:rFonts w:ascii="Calibri" w:eastAsia="Calibri" w:hAnsi="Calibri"/>
+                <w:color w:val="1A1A1A"/>
+                <w:sz w:val="20"/>
+              </w:rPr>
+              <w:t xml:space="preserve">2. Implementar un modelo de datos </w:t>
+            </w:r>
+            <w:proofErr w:type="spellStart"/>
+            <w:r>
+              <w:rPr>
+                <w:rFonts w:ascii="Calibri" w:eastAsia="Calibri" w:hAnsi="Calibri"/>
+                <w:color w:val="1A1A1A"/>
+                <w:sz w:val="20"/>
+              </w:rPr>
+              <w:t>multi-tenant</w:t>
+            </w:r>
+            <w:proofErr w:type="spellEnd"/>
+            <w:r>
+              <w:rPr>
+                <w:rFonts w:ascii="Calibri" w:eastAsia="Calibri" w:hAnsi="Calibri"/>
+                <w:color w:val="1A1A1A"/>
+                <w:sz w:val="20"/>
+              </w:rPr>
+              <w:t xml:space="preserve"> con Row Level Security forzado, verificado por pruebas de aislamiento contra una base de datos real. </w:t>
+            </w:r>
+            <w:r>
+              <w:rPr>
+                <w:rFonts w:ascii="Calibri" w:eastAsia="Calibri" w:hAnsi="Calibri"/>
                 <w:b/>
                 <w:color w:val="1A1A1A"/>
                 <w:sz w:val="20"/>
@@ -1151,12 +1261,11 @@
           </w:p>
           <w:p>
             <w:pPr>
-              <w:spacing w:after="80" w:before="0"/>
-              <w:ind w:left="0" w:firstLine="0"/>
-            </w:pPr>
-            <w:r>
-              <w:rPr>
-                <w:rFonts w:ascii="Calibri" w:hAnsi="Calibri" w:eastAsia="Calibri"/>
+              <w:spacing w:after="80"/>
+            </w:pPr>
+            <w:r>
+              <w:rPr>
+                <w:rFonts w:ascii="Calibri" w:eastAsia="Calibri" w:hAnsi="Calibri"/>
                 <w:color w:val="1A1A1A"/>
                 <w:sz w:val="20"/>
               </w:rPr>
@@ -1164,7 +1273,7 @@
             </w:r>
             <w:r>
               <w:rPr>
-                <w:rFonts w:ascii="Calibri" w:hAnsi="Calibri" w:eastAsia="Calibri"/>
+                <w:rFonts w:ascii="Calibri" w:eastAsia="Calibri" w:hAnsi="Calibri"/>
                 <w:b/>
                 <w:color w:val="1A1A1A"/>
                 <w:sz w:val="20"/>
@@ -1173,7 +1282,7 @@
             </w:r>
             <w:r>
               <w:rPr>
-                <w:rFonts w:ascii="Calibri" w:hAnsi="Calibri" w:eastAsia="Calibri"/>
+                <w:rFonts w:ascii="Calibri" w:eastAsia="Calibri" w:hAnsi="Calibri"/>
                 <w:color w:val="1A1A1A"/>
                 <w:sz w:val="20"/>
               </w:rPr>
@@ -1182,12 +1291,11 @@
           </w:p>
           <w:p>
             <w:pPr>
-              <w:spacing w:after="80" w:before="0"/>
-              <w:ind w:left="0" w:firstLine="0"/>
-            </w:pPr>
-            <w:r>
-              <w:rPr>
-                <w:rFonts w:ascii="Calibri" w:hAnsi="Calibri" w:eastAsia="Calibri"/>
+              <w:spacing w:after="80"/>
+            </w:pPr>
+            <w:r>
+              <w:rPr>
+                <w:rFonts w:ascii="Calibri" w:eastAsia="Calibri" w:hAnsi="Calibri"/>
                 <w:color w:val="1A1A1A"/>
                 <w:sz w:val="20"/>
               </w:rPr>
@@ -1195,7 +1303,7 @@
             </w:r>
             <w:r>
               <w:rPr>
-                <w:rFonts w:ascii="Calibri" w:hAnsi="Calibri" w:eastAsia="Calibri"/>
+                <w:rFonts w:ascii="Calibri" w:eastAsia="Calibri" w:hAnsi="Calibri"/>
                 <w:b/>
                 <w:color w:val="1A1A1A"/>
                 <w:sz w:val="20"/>
@@ -1204,7 +1312,7 @@
             </w:r>
             <w:r>
               <w:rPr>
-                <w:rFonts w:ascii="Calibri" w:hAnsi="Calibri" w:eastAsia="Calibri"/>
+                <w:rFonts w:ascii="Calibri" w:eastAsia="Calibri" w:hAnsi="Calibri"/>
                 <w:color w:val="1A1A1A"/>
                 <w:sz w:val="20"/>
               </w:rPr>
@@ -1213,12 +1321,11 @@
           </w:p>
           <w:p>
             <w:pPr>
-              <w:spacing w:after="80" w:before="0"/>
-              <w:ind w:left="0" w:firstLine="0"/>
-            </w:pPr>
-            <w:r>
-              <w:rPr>
-                <w:rFonts w:ascii="Calibri" w:hAnsi="Calibri" w:eastAsia="Calibri"/>
+              <w:spacing w:after="80"/>
+            </w:pPr>
+            <w:r>
+              <w:rPr>
+                <w:rFonts w:ascii="Calibri" w:eastAsia="Calibri" w:hAnsi="Calibri"/>
                 <w:color w:val="1A1A1A"/>
                 <w:sz w:val="20"/>
               </w:rPr>
@@ -1226,7 +1333,7 @@
             </w:r>
             <w:r>
               <w:rPr>
-                <w:rFonts w:ascii="Calibri" w:hAnsi="Calibri" w:eastAsia="Calibri"/>
+                <w:rFonts w:ascii="Calibri" w:eastAsia="Calibri" w:hAnsi="Calibri"/>
                 <w:b/>
                 <w:color w:val="1A1A1A"/>
                 <w:sz w:val="20"/>
@@ -1235,7 +1342,7 @@
             </w:r>
             <w:r>
               <w:rPr>
-                <w:rFonts w:ascii="Calibri" w:hAnsi="Calibri" w:eastAsia="Calibri"/>
+                <w:rFonts w:ascii="Calibri" w:eastAsia="Calibri" w:hAnsi="Calibri"/>
                 <w:color w:val="1A1A1A"/>
                 <w:sz w:val="20"/>
               </w:rPr>
@@ -1244,12 +1351,11 @@
           </w:p>
           <w:p>
             <w:pPr>
-              <w:spacing w:after="80" w:before="0"/>
-              <w:ind w:left="0" w:firstLine="0"/>
-            </w:pPr>
-            <w:r>
-              <w:rPr>
-                <w:rFonts w:ascii="Calibri" w:hAnsi="Calibri" w:eastAsia="Calibri"/>
+              <w:spacing w:after="80"/>
+            </w:pPr>
+            <w:r>
+              <w:rPr>
+                <w:rFonts w:ascii="Calibri" w:eastAsia="Calibri" w:hAnsi="Calibri"/>
                 <w:color w:val="1A1A1A"/>
                 <w:sz w:val="20"/>
               </w:rPr>
@@ -1257,7 +1363,7 @@
             </w:r>
             <w:r>
               <w:rPr>
-                <w:rFonts w:ascii="Calibri" w:hAnsi="Calibri" w:eastAsia="Calibri"/>
+                <w:rFonts w:ascii="Calibri" w:eastAsia="Calibri" w:hAnsi="Calibri"/>
                 <w:b/>
                 <w:color w:val="1A1A1A"/>
                 <w:sz w:val="20"/>
@@ -1266,7 +1372,7 @@
             </w:r>
             <w:r>
               <w:rPr>
-                <w:rFonts w:ascii="Calibri" w:hAnsi="Calibri" w:eastAsia="Calibri"/>
+                <w:rFonts w:ascii="Calibri" w:eastAsia="Calibri" w:hAnsi="Calibri"/>
                 <w:color w:val="1A1A1A"/>
                 <w:sz w:val="20"/>
               </w:rPr>
@@ -1275,12 +1381,11 @@
           </w:p>
           <w:p>
             <w:pPr>
-              <w:spacing w:after="80" w:before="0"/>
-              <w:ind w:left="0" w:firstLine="0"/>
-            </w:pPr>
-            <w:r>
-              <w:rPr>
-                <w:rFonts w:ascii="Calibri" w:hAnsi="Calibri" w:eastAsia="Calibri"/>
+              <w:spacing w:after="80"/>
+            </w:pPr>
+            <w:r>
+              <w:rPr>
+                <w:rFonts w:ascii="Calibri" w:eastAsia="Calibri" w:hAnsi="Calibri"/>
                 <w:color w:val="1A1A1A"/>
                 <w:sz w:val="20"/>
               </w:rPr>
@@ -1288,7 +1393,7 @@
             </w:r>
             <w:r>
               <w:rPr>
-                <w:rFonts w:ascii="Calibri" w:hAnsi="Calibri" w:eastAsia="Calibri"/>
+                <w:rFonts w:ascii="Calibri" w:eastAsia="Calibri" w:hAnsi="Calibri"/>
                 <w:b/>
                 <w:color w:val="1A1A1A"/>
                 <w:sz w:val="20"/>
@@ -1297,7 +1402,7 @@
             </w:r>
             <w:r>
               <w:rPr>
-                <w:rFonts w:ascii="Calibri" w:hAnsi="Calibri" w:eastAsia="Calibri"/>
+                <w:rFonts w:ascii="Calibri" w:eastAsia="Calibri" w:hAnsi="Calibri"/>
                 <w:color w:val="1A1A1A"/>
                 <w:sz w:val="20"/>
               </w:rPr>
@@ -1338,8 +1443,7 @@
           </w:tcPr>
           <w:p>
             <w:pPr>
-              <w:spacing w:after="80" w:before="80"/>
-              <w:ind w:left="0" w:firstLine="0"/>
+              <w:spacing w:before="80" w:after="80"/>
               <w:jc w:val="both"/>
               <w:rPr>
                 <w:rFonts w:ascii="Calibri" w:hAnsi="Calibri" w:cs="Arial"/>
@@ -1352,7 +1456,7 @@
             </w:pPr>
             <w:r>
               <w:rPr>
-                <w:rFonts w:ascii="Calibri" w:hAnsi="Calibri" w:eastAsia="Calibri"/>
+                <w:rFonts w:ascii="Calibri" w:eastAsia="Calibri" w:hAnsi="Calibri"/>
                 <w:b/>
                 <w:color w:val="1F3864"/>
                 <w:sz w:val="20"/>
@@ -1362,41 +1466,76 @@
           </w:p>
           <w:p>
             <w:pPr>
-              <w:spacing w:after="80" w:before="0"/>
-              <w:ind w:left="0" w:firstLine="0"/>
-            </w:pPr>
-            <w:r>
-              <w:rPr>
-                <w:rFonts w:ascii="Calibri" w:hAnsi="Calibri" w:eastAsia="Calibri"/>
-                <w:color w:val="1A1A1A"/>
-                <w:sz w:val="20"/>
-              </w:rPr>
-              <w:t>Scrum adaptado a un equipo de dos personas, con sprints de una semana. Reparto por ejes verticales: Jorge Espinoza es Product Owner y lleva el eje A (cuidado y consumo), y Martín Henríquez es Scrum Master y lleva el eje B (identidad, dinero y operación). El contrato de API se acuerda antes de implementar, y ante atraso se aplica un orden de sacrificio declarado que nunca toca la ficha de relevo, el acceso de relevo, la predicción de quiebre ni la exportación de la lista.</w:t>
-            </w:r>
-          </w:p>
-          <w:p>
-            <w:pPr>
-              <w:spacing w:after="80" w:before="80"/>
-              <w:ind w:left="0" w:firstLine="0"/>
-            </w:pPr>
-            <w:r>
-              <w:rPr>
-                <w:rFonts w:ascii="Calibri" w:hAnsi="Calibri" w:eastAsia="Calibri"/>
+              <w:spacing w:after="80"/>
+            </w:pPr>
+            <w:r>
+              <w:rPr>
+                <w:rFonts w:ascii="Calibri" w:eastAsia="Calibri" w:hAnsi="Calibri"/>
+                <w:color w:val="1A1A1A"/>
+                <w:sz w:val="20"/>
+              </w:rPr>
+              <w:t xml:space="preserve">Scrum adaptado a un equipo de dos personas, con </w:t>
+            </w:r>
+            <w:proofErr w:type="spellStart"/>
+            <w:r>
+              <w:rPr>
+                <w:rFonts w:ascii="Calibri" w:eastAsia="Calibri" w:hAnsi="Calibri"/>
+                <w:color w:val="1A1A1A"/>
+                <w:sz w:val="20"/>
+              </w:rPr>
+              <w:t>sprints</w:t>
+            </w:r>
+            <w:proofErr w:type="spellEnd"/>
+            <w:r>
+              <w:rPr>
+                <w:rFonts w:ascii="Calibri" w:eastAsia="Calibri" w:hAnsi="Calibri"/>
+                <w:color w:val="1A1A1A"/>
+                <w:sz w:val="20"/>
+              </w:rPr>
+              <w:t xml:space="preserve"> de una semana. Reparto por ejes verticales: Jorge Espinoza es </w:t>
+            </w:r>
+            <w:proofErr w:type="spellStart"/>
+            <w:r>
+              <w:rPr>
+                <w:rFonts w:ascii="Calibri" w:eastAsia="Calibri" w:hAnsi="Calibri"/>
+                <w:color w:val="1A1A1A"/>
+                <w:sz w:val="20"/>
+              </w:rPr>
+              <w:t>Product</w:t>
+            </w:r>
+            <w:proofErr w:type="spellEnd"/>
+            <w:r>
+              <w:rPr>
+                <w:rFonts w:ascii="Calibri" w:eastAsia="Calibri" w:hAnsi="Calibri"/>
+                <w:color w:val="1A1A1A"/>
+                <w:sz w:val="20"/>
+              </w:rPr>
+              <w:t xml:space="preserve"> Owner y lleva el eje A (cuidado y consumo), y Martín Henríquez es Scrum Master y lleva el eje B (identidad, dinero y operación). El contrato de API se acuerda antes de implementar, y ante atraso se aplica un orden de sacrificio declarado que nunca toca la ficha de relevo, el acceso de relevo, la predicción de quiebre ni la exportación de la lista.</w:t>
+            </w:r>
+          </w:p>
+          <w:p>
+            <w:pPr>
+              <w:spacing w:before="80" w:after="80"/>
+            </w:pPr>
+            <w:r>
+              <w:rPr>
+                <w:rFonts w:ascii="Calibri" w:eastAsia="Calibri" w:hAnsi="Calibri"/>
                 <w:b/>
                 <w:color w:val="1F3864"/>
                 <w:sz w:val="20"/>
               </w:rPr>
+              <w:lastRenderedPageBreak/>
               <w:t>Ajustes</w:t>
             </w:r>
           </w:p>
           <w:p>
             <w:pPr>
-              <w:spacing w:after="80" w:before="0"/>
+              <w:spacing w:after="80"/>
               <w:ind w:left="200" w:hanging="160"/>
             </w:pPr>
             <w:r>
               <w:rPr>
-                <w:rFonts w:ascii="Calibri" w:hAnsi="Calibri" w:eastAsia="Calibri"/>
+                <w:rFonts w:ascii="Calibri" w:eastAsia="Calibri" w:hAnsi="Calibri"/>
                 <w:color w:val="1A1A1A"/>
                 <w:sz w:val="20"/>
               </w:rPr>
@@ -1404,7 +1543,7 @@
             </w:r>
             <w:r>
               <w:rPr>
-                <w:rFonts w:ascii="Calibri" w:hAnsi="Calibri" w:eastAsia="Calibri"/>
+                <w:rFonts w:ascii="Calibri" w:eastAsia="Calibri" w:hAnsi="Calibri"/>
                 <w:b/>
                 <w:color w:val="1A1A1A"/>
                 <w:sz w:val="20"/>
@@ -1413,21 +1552,75 @@
             </w:r>
             <w:r>
               <w:rPr>
-                <w:rFonts w:ascii="Calibri" w:hAnsi="Calibri" w:eastAsia="Calibri"/>
-                <w:color w:val="1A1A1A"/>
-                <w:sz w:val="20"/>
-              </w:rPr>
-              <w:t xml:space="preserve"> Los sprints corren de viernes a jueves: el jueves se hacen la revisión y la retrospectiva, y el viernes la planificación. Hay cinco sprints de desarrollo entre el 16 de octubre y el 19 de noviembre, y dos sprints de reserva antes de la presentación final.</w:t>
-            </w:r>
-          </w:p>
-          <w:p>
-            <w:pPr>
-              <w:spacing w:after="80" w:before="0"/>
+                <w:rFonts w:ascii="Calibri" w:eastAsia="Calibri" w:hAnsi="Calibri"/>
+                <w:color w:val="1A1A1A"/>
+                <w:sz w:val="20"/>
+              </w:rPr>
+              <w:t xml:space="preserve"> Los </w:t>
+            </w:r>
+            <w:proofErr w:type="spellStart"/>
+            <w:r>
+              <w:rPr>
+                <w:rFonts w:ascii="Calibri" w:eastAsia="Calibri" w:hAnsi="Calibri"/>
+                <w:color w:val="1A1A1A"/>
+                <w:sz w:val="20"/>
+              </w:rPr>
+              <w:t>sprints</w:t>
+            </w:r>
+            <w:proofErr w:type="spellEnd"/>
+            <w:r>
+              <w:rPr>
+                <w:rFonts w:ascii="Calibri" w:eastAsia="Calibri" w:hAnsi="Calibri"/>
+                <w:color w:val="1A1A1A"/>
+                <w:sz w:val="20"/>
+              </w:rPr>
+              <w:t xml:space="preserve"> corren de viernes a jueves: el jueves se hacen la revisión y la retrospectiva, y el viernes la planificación. Hay cinco </w:t>
+            </w:r>
+            <w:proofErr w:type="spellStart"/>
+            <w:r>
+              <w:rPr>
+                <w:rFonts w:ascii="Calibri" w:eastAsia="Calibri" w:hAnsi="Calibri"/>
+                <w:color w:val="1A1A1A"/>
+                <w:sz w:val="20"/>
+              </w:rPr>
+              <w:t>sprints</w:t>
+            </w:r>
+            <w:proofErr w:type="spellEnd"/>
+            <w:r>
+              <w:rPr>
+                <w:rFonts w:ascii="Calibri" w:eastAsia="Calibri" w:hAnsi="Calibri"/>
+                <w:color w:val="1A1A1A"/>
+                <w:sz w:val="20"/>
+              </w:rPr>
+              <w:t xml:space="preserve"> de desarrollo entre el 16 de octubre y el 19 de noviembre, y dos </w:t>
+            </w:r>
+            <w:proofErr w:type="spellStart"/>
+            <w:r>
+              <w:rPr>
+                <w:rFonts w:ascii="Calibri" w:eastAsia="Calibri" w:hAnsi="Calibri"/>
+                <w:color w:val="1A1A1A"/>
+                <w:sz w:val="20"/>
+              </w:rPr>
+              <w:t>sprints</w:t>
+            </w:r>
+            <w:proofErr w:type="spellEnd"/>
+            <w:r>
+              <w:rPr>
+                <w:rFonts w:ascii="Calibri" w:eastAsia="Calibri" w:hAnsi="Calibri"/>
+                <w:color w:val="1A1A1A"/>
+                <w:sz w:val="20"/>
+              </w:rPr>
+              <w:t xml:space="preserve"> de reserva antes de la presentación final.</w:t>
+            </w:r>
+          </w:p>
+          <w:p>
+            <w:pPr>
+              <w:spacing w:after="80"/>
               <w:ind w:left="200" w:hanging="160"/>
             </w:pPr>
             <w:r>
               <w:rPr>
-                <w:rFonts w:ascii="Calibri" w:hAnsi="Calibri" w:eastAsia="Calibri"/>
+                <w:rFonts w:ascii="Calibri" w:eastAsia="Calibri" w:hAnsi="Calibri"/>
                 <w:color w:val="1A1A1A"/>
                 <w:sz w:val="20"/>
               </w:rPr>
@@ -1435,30 +1628,68 @@
             </w:r>
             <w:r>
               <w:rPr>
-                <w:rFonts w:ascii="Calibri" w:hAnsi="Calibri" w:eastAsia="Calibri"/>
-                <w:b/>
-                <w:color w:val="1A1A1A"/>
-                <w:sz w:val="20"/>
-              </w:rPr>
-              <w:t>Desarrollo asistido por inteligencia artificial (vibecoding).</w:t>
-            </w:r>
-            <w:r>
-              <w:rPr>
-                <w:rFonts w:ascii="Calibri" w:hAnsi="Calibri" w:eastAsia="Calibri"/>
-                <w:color w:val="1A1A1A"/>
-                <w:sz w:val="20"/>
-              </w:rPr>
-              <w:t xml:space="preserve"> Un asistente genera código, pruebas y documentación a partir de instrucciones del equipo, y el equipo revisa, corrige y decide. Eso permite agrupar en cinco sprints el alcance que estaba repartido en ocho. Se aplica con tres controles: la definición de terminado no tiene excepciones para el código generado, los casos de prueba de las reglas críticas los decide el equipo, y nunca se entregan datos reales ni secretos al asistente. El factor de aceleración supuesto (1,8) se mide en el sprint 1, y si queda bajo 1,4 se aplica el orden de sacrificio antes de planificar el sprint 2.</w:t>
-            </w:r>
-          </w:p>
-          <w:p>
-            <w:pPr>
-              <w:spacing w:after="80" w:before="0"/>
+                <w:rFonts w:ascii="Calibri" w:eastAsia="Calibri" w:hAnsi="Calibri"/>
+                <w:b/>
+                <w:color w:val="1A1A1A"/>
+                <w:sz w:val="20"/>
+              </w:rPr>
+              <w:t>Desarrollo asistido por inteligencia artificial (</w:t>
+            </w:r>
+            <w:proofErr w:type="spellStart"/>
+            <w:r>
+              <w:rPr>
+                <w:rFonts w:ascii="Calibri" w:eastAsia="Calibri" w:hAnsi="Calibri"/>
+                <w:b/>
+                <w:color w:val="1A1A1A"/>
+                <w:sz w:val="20"/>
+              </w:rPr>
+              <w:t>vibecoding</w:t>
+            </w:r>
+            <w:proofErr w:type="spellEnd"/>
+            <w:r>
+              <w:rPr>
+                <w:rFonts w:ascii="Calibri" w:eastAsia="Calibri" w:hAnsi="Calibri"/>
+                <w:b/>
+                <w:color w:val="1A1A1A"/>
+                <w:sz w:val="20"/>
+              </w:rPr>
+              <w:t>).</w:t>
+            </w:r>
+            <w:r>
+              <w:rPr>
+                <w:rFonts w:ascii="Calibri" w:eastAsia="Calibri" w:hAnsi="Calibri"/>
+                <w:color w:val="1A1A1A"/>
+                <w:sz w:val="20"/>
+              </w:rPr>
+              <w:t xml:space="preserve"> Un asistente genera código, pruebas y documentación a partir de instrucciones del equipo, y el equipo revisa, corrige y decide. Eso permite agrupar en cinco </w:t>
+            </w:r>
+            <w:proofErr w:type="spellStart"/>
+            <w:r>
+              <w:rPr>
+                <w:rFonts w:ascii="Calibri" w:eastAsia="Calibri" w:hAnsi="Calibri"/>
+                <w:color w:val="1A1A1A"/>
+                <w:sz w:val="20"/>
+              </w:rPr>
+              <w:t>sprints</w:t>
+            </w:r>
+            <w:proofErr w:type="spellEnd"/>
+            <w:r>
+              <w:rPr>
+                <w:rFonts w:ascii="Calibri" w:eastAsia="Calibri" w:hAnsi="Calibri"/>
+                <w:color w:val="1A1A1A"/>
+                <w:sz w:val="20"/>
+              </w:rPr>
+              <w:t xml:space="preserve"> el alcance que estaba repartido en ocho. Se aplica con tres controles: la definición de terminado no tiene excepciones para el código generado, los casos de prueba de las reglas críticas los decide el equipo, y nunca se entregan datos reales ni secretos al asistente. El factor de aceleración supuesto (1,8) se mide en el sprint 1, y si queda bajo 1,4 se aplica el orden de sacrificio antes de planificar el sprint 2.</w:t>
+            </w:r>
+          </w:p>
+          <w:p>
+            <w:pPr>
+              <w:spacing w:after="80"/>
               <w:ind w:left="200" w:hanging="160"/>
             </w:pPr>
             <w:r>
               <w:rPr>
-                <w:rFonts w:ascii="Calibri" w:hAnsi="Calibri" w:eastAsia="Calibri"/>
+                <w:rFonts w:ascii="Calibri" w:eastAsia="Calibri" w:hAnsi="Calibri"/>
                 <w:color w:val="1A1A1A"/>
                 <w:sz w:val="20"/>
               </w:rPr>
@@ -1466,7 +1697,7 @@
             </w:r>
             <w:r>
               <w:rPr>
-                <w:rFonts w:ascii="Calibri" w:hAnsi="Calibri" w:eastAsia="Calibri"/>
+                <w:rFonts w:ascii="Calibri" w:eastAsia="Calibri" w:hAnsi="Calibri"/>
                 <w:b/>
                 <w:color w:val="1A1A1A"/>
                 <w:sz w:val="20"/>
@@ -1475,7 +1706,7 @@
             </w:r>
             <w:r>
               <w:rPr>
-                <w:rFonts w:ascii="Calibri" w:hAnsi="Calibri" w:eastAsia="Calibri"/>
+                <w:rFonts w:ascii="Calibri" w:eastAsia="Calibri" w:hAnsi="Calibri"/>
                 <w:color w:val="1A1A1A"/>
                 <w:sz w:val="20"/>
               </w:rPr>
@@ -1484,12 +1715,12 @@
           </w:p>
           <w:p>
             <w:pPr>
-              <w:spacing w:after="80" w:before="0"/>
+              <w:spacing w:after="80"/>
               <w:ind w:left="200" w:hanging="160"/>
             </w:pPr>
             <w:r>
               <w:rPr>
-                <w:rFonts w:ascii="Calibri" w:hAnsi="Calibri" w:eastAsia="Calibri"/>
+                <w:rFonts w:ascii="Calibri" w:eastAsia="Calibri" w:hAnsi="Calibri"/>
                 <w:color w:val="1A1A1A"/>
                 <w:sz w:val="20"/>
               </w:rPr>
@@ -1497,30 +1728,59 @@
             </w:r>
             <w:r>
               <w:rPr>
-                <w:rFonts w:ascii="Calibri" w:hAnsi="Calibri" w:eastAsia="Calibri"/>
-                <w:b/>
-                <w:color w:val="1A1A1A"/>
-                <w:sz w:val="20"/>
-              </w:rPr>
-              <w:t>Trello reemplaza a GitHub Projects</w:t>
-            </w:r>
-            <w:r>
-              <w:rPr>
-                <w:rFonts w:ascii="Calibri" w:hAnsi="Calibri" w:eastAsia="Calibri"/>
-                <w:color w:val="1A1A1A"/>
-                <w:sz w:val="20"/>
-              </w:rPr>
-              <w:t xml:space="preserve"> como tablero. Cada historia tiene su definición de terminado como checklist.</w:t>
-            </w:r>
-          </w:p>
-          <w:p>
-            <w:pPr>
-              <w:spacing w:after="80" w:before="0"/>
+                <w:rFonts w:ascii="Calibri" w:eastAsia="Calibri" w:hAnsi="Calibri"/>
+                <w:b/>
+                <w:color w:val="1A1A1A"/>
+                <w:sz w:val="20"/>
+              </w:rPr>
+              <w:t xml:space="preserve">Trello reemplaza a GitHub </w:t>
+            </w:r>
+            <w:proofErr w:type="spellStart"/>
+            <w:r>
+              <w:rPr>
+                <w:rFonts w:ascii="Calibri" w:eastAsia="Calibri" w:hAnsi="Calibri"/>
+                <w:b/>
+                <w:color w:val="1A1A1A"/>
+                <w:sz w:val="20"/>
+              </w:rPr>
+              <w:t>Projects</w:t>
+            </w:r>
+            <w:proofErr w:type="spellEnd"/>
+            <w:r>
+              <w:rPr>
+                <w:rFonts w:ascii="Calibri" w:eastAsia="Calibri" w:hAnsi="Calibri"/>
+                <w:color w:val="1A1A1A"/>
+                <w:sz w:val="20"/>
+              </w:rPr>
+              <w:t xml:space="preserve"> como tablero. Cada historia tiene su definición de terminado como </w:t>
+            </w:r>
+            <w:proofErr w:type="spellStart"/>
+            <w:r>
+              <w:rPr>
+                <w:rFonts w:ascii="Calibri" w:eastAsia="Calibri" w:hAnsi="Calibri"/>
+                <w:color w:val="1A1A1A"/>
+                <w:sz w:val="20"/>
+              </w:rPr>
+              <w:t>checklist</w:t>
+            </w:r>
+            <w:proofErr w:type="spellEnd"/>
+            <w:r>
+              <w:rPr>
+                <w:rFonts w:ascii="Calibri" w:eastAsia="Calibri" w:hAnsi="Calibri"/>
+                <w:color w:val="1A1A1A"/>
+                <w:sz w:val="20"/>
+              </w:rPr>
+              <w:t>.</w:t>
+            </w:r>
+          </w:p>
+          <w:p>
+            <w:pPr>
+              <w:spacing w:after="80"/>
               <w:ind w:left="200" w:hanging="160"/>
             </w:pPr>
             <w:r>
               <w:rPr>
-                <w:rFonts w:ascii="Calibri" w:hAnsi="Calibri" w:eastAsia="Calibri"/>
+                <w:rFonts w:ascii="Calibri" w:eastAsia="Calibri" w:hAnsi="Calibri"/>
                 <w:color w:val="1A1A1A"/>
                 <w:sz w:val="20"/>
               </w:rPr>
@@ -1528,7 +1788,7 @@
             </w:r>
             <w:r>
               <w:rPr>
-                <w:rFonts w:ascii="Calibri" w:hAnsi="Calibri" w:eastAsia="Calibri"/>
+                <w:rFonts w:ascii="Calibri" w:eastAsia="Calibri" w:hAnsi="Calibri"/>
                 <w:b/>
                 <w:color w:val="1A1A1A"/>
                 <w:sz w:val="20"/>
@@ -1537,11 +1797,65 @@
             </w:r>
             <w:r>
               <w:rPr>
-                <w:rFonts w:ascii="Calibri" w:hAnsi="Calibri" w:eastAsia="Calibri"/>
-                <w:color w:val="1A1A1A"/>
-                <w:sz w:val="20"/>
-              </w:rPr>
-              <w:t xml:space="preserve"> Cada cambio pasa por estilo (ruff), tipos (mypy), búsqueda de secretos (detect-secrets), migraciones de subida y bajada, y pruebas contra PostgreSQL real.</w:t>
+                <w:rFonts w:ascii="Calibri" w:eastAsia="Calibri" w:hAnsi="Calibri"/>
+                <w:color w:val="1A1A1A"/>
+                <w:sz w:val="20"/>
+              </w:rPr>
+              <w:t xml:space="preserve"> Cada cambio pasa por estilo (</w:t>
+            </w:r>
+            <w:proofErr w:type="spellStart"/>
+            <w:r>
+              <w:rPr>
+                <w:rFonts w:ascii="Calibri" w:eastAsia="Calibri" w:hAnsi="Calibri"/>
+                <w:color w:val="1A1A1A"/>
+                <w:sz w:val="20"/>
+              </w:rPr>
+              <w:t>ruff</w:t>
+            </w:r>
+            <w:proofErr w:type="spellEnd"/>
+            <w:r>
+              <w:rPr>
+                <w:rFonts w:ascii="Calibri" w:eastAsia="Calibri" w:hAnsi="Calibri"/>
+                <w:color w:val="1A1A1A"/>
+                <w:sz w:val="20"/>
+              </w:rPr>
+              <w:t>), tipos (</w:t>
+            </w:r>
+            <w:proofErr w:type="spellStart"/>
+            <w:r>
+              <w:rPr>
+                <w:rFonts w:ascii="Calibri" w:eastAsia="Calibri" w:hAnsi="Calibri"/>
+                <w:color w:val="1A1A1A"/>
+                <w:sz w:val="20"/>
+              </w:rPr>
+              <w:t>mypy</w:t>
+            </w:r>
+            <w:proofErr w:type="spellEnd"/>
+            <w:r>
+              <w:rPr>
+                <w:rFonts w:ascii="Calibri" w:eastAsia="Calibri" w:hAnsi="Calibri"/>
+                <w:color w:val="1A1A1A"/>
+                <w:sz w:val="20"/>
+              </w:rPr>
+              <w:t>), búsqueda de secretos (</w:t>
+            </w:r>
+            <w:proofErr w:type="spellStart"/>
+            <w:r>
+              <w:rPr>
+                <w:rFonts w:ascii="Calibri" w:eastAsia="Calibri" w:hAnsi="Calibri"/>
+                <w:color w:val="1A1A1A"/>
+                <w:sz w:val="20"/>
+              </w:rPr>
+              <w:t>detect-secrets</w:t>
+            </w:r>
+            <w:proofErr w:type="spellEnd"/>
+            <w:r>
+              <w:rPr>
+                <w:rFonts w:ascii="Calibri" w:eastAsia="Calibri" w:hAnsi="Calibri"/>
+                <w:color w:val="1A1A1A"/>
+                <w:sz w:val="20"/>
+              </w:rPr>
+              <w:t>), migraciones de subida y bajada, y pruebas contra PostgreSQL real.</w:t>
             </w:r>
           </w:p>
         </w:tc>
@@ -1567,6 +1881,7 @@
                 <w:rFonts w:ascii="Calibri" w:hAnsi="Calibri"/>
                 <w:color w:val="1F3864" w:themeColor="accent1" w:themeShade="80"/>
               </w:rPr>
+              <w:lastRenderedPageBreak/>
               <w:t>Evidencias de avance</w:t>
             </w:r>
           </w:p>
@@ -1578,8 +1893,7 @@
           </w:tcPr>
           <w:p>
             <w:pPr>
-              <w:spacing w:after="80" w:before="80"/>
-              <w:ind w:left="0" w:firstLine="0"/>
+              <w:spacing w:before="80" w:after="80"/>
               <w:jc w:val="both"/>
               <w:rPr>
                 <w:rFonts w:ascii="Calibri" w:hAnsi="Calibri" w:cs="Arial"/>
@@ -1592,7 +1906,7 @@
             </w:pPr>
             <w:r>
               <w:rPr>
-                <w:rFonts w:ascii="Calibri" w:hAnsi="Calibri" w:eastAsia="Calibri"/>
+                <w:rFonts w:ascii="Calibri" w:eastAsia="Calibri" w:hAnsi="Calibri"/>
                 <w:b/>
                 <w:color w:val="1F3864"/>
                 <w:sz w:val="20"/>
@@ -1602,12 +1916,11 @@
           </w:p>
           <w:p>
             <w:pPr>
-              <w:spacing w:after="80" w:before="0"/>
-              <w:ind w:left="0" w:firstLine="0"/>
-            </w:pPr>
-            <w:r>
-              <w:rPr>
-                <w:rFonts w:ascii="Calibri" w:hAnsi="Calibri" w:eastAsia="Calibri"/>
+              <w:spacing w:after="80"/>
+            </w:pPr>
+            <w:r>
+              <w:rPr>
+                <w:rFonts w:ascii="Calibri" w:eastAsia="Calibri" w:hAnsi="Calibri"/>
                 <w:color w:val="1A1A1A"/>
                 <w:sz w:val="20"/>
               </w:rPr>
@@ -1615,7 +1928,7 @@
             </w:r>
             <w:r>
               <w:rPr>
-                <w:rFonts w:ascii="Calibri" w:hAnsi="Calibri" w:eastAsia="Calibri"/>
+                <w:rFonts w:ascii="Calibri" w:eastAsia="Calibri" w:hAnsi="Calibri"/>
                 <w:b/>
                 <w:color w:val="1A1A1A"/>
                 <w:sz w:val="20"/>
@@ -1624,7 +1937,7 @@
             </w:r>
             <w:r>
               <w:rPr>
-                <w:rFonts w:ascii="Calibri" w:hAnsi="Calibri" w:eastAsia="Calibri"/>
+                <w:rFonts w:ascii="Calibri" w:eastAsia="Calibri" w:hAnsi="Calibri"/>
                 <w:color w:val="1A1A1A"/>
                 <w:sz w:val="20"/>
               </w:rPr>
@@ -1633,12 +1946,11 @@
           </w:p>
           <w:p>
             <w:pPr>
-              <w:spacing w:after="80" w:before="0"/>
-              <w:ind w:left="0" w:firstLine="0"/>
-            </w:pPr>
-            <w:r>
-              <w:rPr>
-                <w:rFonts w:ascii="Calibri" w:hAnsi="Calibri" w:eastAsia="Calibri"/>
+              <w:spacing w:after="80"/>
+            </w:pPr>
+            <w:r>
+              <w:rPr>
+                <w:rFonts w:ascii="Calibri" w:eastAsia="Calibri" w:hAnsi="Calibri"/>
                 <w:color w:val="1A1A1A"/>
                 <w:sz w:val="20"/>
               </w:rPr>
@@ -1646,7 +1958,7 @@
             </w:r>
             <w:r>
               <w:rPr>
-                <w:rFonts w:ascii="Calibri" w:hAnsi="Calibri" w:eastAsia="Calibri"/>
+                <w:rFonts w:ascii="Calibri" w:eastAsia="Calibri" w:hAnsi="Calibri"/>
                 <w:b/>
                 <w:color w:val="1A1A1A"/>
                 <w:sz w:val="20"/>
@@ -1655,21 +1967,38 @@
             </w:r>
             <w:r>
               <w:rPr>
-                <w:rFonts w:ascii="Calibri" w:hAnsi="Calibri" w:eastAsia="Calibri"/>
-                <w:color w:val="1A1A1A"/>
-                <w:sz w:val="20"/>
-              </w:rPr>
-              <w:t xml:space="preserve"> (repositorio MATU, docs/modelo-datos.md y docs/diagramas). 49 tablas, 94 políticas RLS, 13 diagramas y 31 pruebas de aislamiento. Demuestra la competencia de modelos de datos con un diseño verificado, no supuesto.</w:t>
-            </w:r>
-          </w:p>
-          <w:p>
-            <w:pPr>
-              <w:spacing w:after="80" w:before="0"/>
-              <w:ind w:left="0" w:firstLine="0"/>
-            </w:pPr>
-            <w:r>
-              <w:rPr>
-                <w:rFonts w:ascii="Calibri" w:hAnsi="Calibri" w:eastAsia="Calibri"/>
+                <w:rFonts w:ascii="Calibri" w:eastAsia="Calibri" w:hAnsi="Calibri"/>
+                <w:color w:val="1A1A1A"/>
+                <w:sz w:val="20"/>
+              </w:rPr>
+              <w:t xml:space="preserve"> (repositorio MATU, docs/modelo-datos.md y </w:t>
+            </w:r>
+            <w:proofErr w:type="spellStart"/>
+            <w:r>
+              <w:rPr>
+                <w:rFonts w:ascii="Calibri" w:eastAsia="Calibri" w:hAnsi="Calibri"/>
+                <w:color w:val="1A1A1A"/>
+                <w:sz w:val="20"/>
+              </w:rPr>
+              <w:t>docs</w:t>
+            </w:r>
+            <w:proofErr w:type="spellEnd"/>
+            <w:r>
+              <w:rPr>
+                <w:rFonts w:ascii="Calibri" w:eastAsia="Calibri" w:hAnsi="Calibri"/>
+                <w:color w:val="1A1A1A"/>
+                <w:sz w:val="20"/>
+              </w:rPr>
+              <w:t>/diagramas). 49 tablas, 94 políticas RLS, 13 diagramas y 31 pruebas de aislamiento. Demuestra la competencia de modelos de datos con un diseño verificado, no supuesto.</w:t>
+            </w:r>
+          </w:p>
+          <w:p>
+            <w:pPr>
+              <w:spacing w:after="80"/>
+            </w:pPr>
+            <w:r>
+              <w:rPr>
+                <w:rFonts w:ascii="Calibri" w:eastAsia="Calibri" w:hAnsi="Calibri"/>
                 <w:color w:val="1A1A1A"/>
                 <w:sz w:val="20"/>
               </w:rPr>
@@ -1677,7 +2006,7 @@
             </w:r>
             <w:r>
               <w:rPr>
-                <w:rFonts w:ascii="Calibri" w:hAnsi="Calibri" w:eastAsia="Calibri"/>
+                <w:rFonts w:ascii="Calibri" w:eastAsia="Calibri" w:hAnsi="Calibri"/>
                 <w:b/>
                 <w:color w:val="1A1A1A"/>
                 <w:sz w:val="20"/>
@@ -1686,21 +2015,38 @@
             </w:r>
             <w:r>
               <w:rPr>
-                <w:rFonts w:ascii="Calibri" w:hAnsi="Calibri" w:eastAsia="Calibri"/>
-                <w:color w:val="1A1A1A"/>
-                <w:sz w:val="20"/>
-              </w:rPr>
-              <w:t xml:space="preserve"> (docs/estrategia-pruebas.md). Define qué se prueba, dónde está el riesgo y cuándo una historia está terminada.</w:t>
-            </w:r>
-          </w:p>
-          <w:p>
-            <w:pPr>
-              <w:spacing w:after="80" w:before="0"/>
-              <w:ind w:left="0" w:firstLine="0"/>
-            </w:pPr>
-            <w:r>
-              <w:rPr>
-                <w:rFonts w:ascii="Calibri" w:hAnsi="Calibri" w:eastAsia="Calibri"/>
+                <w:rFonts w:ascii="Calibri" w:eastAsia="Calibri" w:hAnsi="Calibri"/>
+                <w:color w:val="1A1A1A"/>
+                <w:sz w:val="20"/>
+              </w:rPr>
+              <w:t xml:space="preserve"> (</w:t>
+            </w:r>
+            <w:proofErr w:type="spellStart"/>
+            <w:r>
+              <w:rPr>
+                <w:rFonts w:ascii="Calibri" w:eastAsia="Calibri" w:hAnsi="Calibri"/>
+                <w:color w:val="1A1A1A"/>
+                <w:sz w:val="20"/>
+              </w:rPr>
+              <w:t>docs</w:t>
+            </w:r>
+            <w:proofErr w:type="spellEnd"/>
+            <w:r>
+              <w:rPr>
+                <w:rFonts w:ascii="Calibri" w:eastAsia="Calibri" w:hAnsi="Calibri"/>
+                <w:color w:val="1A1A1A"/>
+                <w:sz w:val="20"/>
+              </w:rPr>
+              <w:t>/estrategia-pruebas.md). Define qué se prueba, dónde está el riesgo y cuándo una historia está terminada.</w:t>
+            </w:r>
+          </w:p>
+          <w:p>
+            <w:pPr>
+              <w:spacing w:after="80"/>
+            </w:pPr>
+            <w:r>
+              <w:rPr>
+                <w:rFonts w:ascii="Calibri" w:eastAsia="Calibri" w:hAnsi="Calibri"/>
                 <w:color w:val="1A1A1A"/>
                 <w:sz w:val="20"/>
               </w:rPr>
@@ -1708,7 +2054,7 @@
             </w:r>
             <w:r>
               <w:rPr>
-                <w:rFonts w:ascii="Calibri" w:hAnsi="Calibri" w:eastAsia="Calibri"/>
+                <w:rFonts w:ascii="Calibri" w:eastAsia="Calibri" w:hAnsi="Calibri"/>
                 <w:b/>
                 <w:color w:val="1A1A1A"/>
                 <w:sz w:val="20"/>
@@ -1717,21 +2063,74 @@
             </w:r>
             <w:r>
               <w:rPr>
-                <w:rFonts w:ascii="Calibri" w:hAnsi="Calibri" w:eastAsia="Calibri"/>
-                <w:color w:val="1A1A1A"/>
-                <w:sz w:val="20"/>
-              </w:rPr>
-              <w:t xml:space="preserve"> (docs/backlog-sprints-1-3.md, docs/sprints/ y el tablero de Trello). Evidencian la planificación y el control del proyecto con capacidad declarada y orden de sacrificio.</w:t>
-            </w:r>
-          </w:p>
-          <w:p>
-            <w:pPr>
-              <w:spacing w:after="80" w:before="0"/>
-              <w:ind w:left="0" w:firstLine="0"/>
-            </w:pPr>
-            <w:r>
-              <w:rPr>
-                <w:rFonts w:ascii="Calibri" w:hAnsi="Calibri" w:eastAsia="Calibri"/>
+                <w:rFonts w:ascii="Calibri" w:eastAsia="Calibri" w:hAnsi="Calibri"/>
+                <w:color w:val="1A1A1A"/>
+                <w:sz w:val="20"/>
+              </w:rPr>
+              <w:t xml:space="preserve"> (</w:t>
+            </w:r>
+            <w:proofErr w:type="spellStart"/>
+            <w:r>
+              <w:rPr>
+                <w:rFonts w:ascii="Calibri" w:eastAsia="Calibri" w:hAnsi="Calibri"/>
+                <w:color w:val="1A1A1A"/>
+                <w:sz w:val="20"/>
+              </w:rPr>
+              <w:t>docs</w:t>
+            </w:r>
+            <w:proofErr w:type="spellEnd"/>
+            <w:r>
+              <w:rPr>
+                <w:rFonts w:ascii="Calibri" w:eastAsia="Calibri" w:hAnsi="Calibri"/>
+                <w:color w:val="1A1A1A"/>
+                <w:sz w:val="20"/>
+              </w:rPr>
+              <w:t xml:space="preserve">/backlog-sprints-1-3.md, </w:t>
+            </w:r>
+            <w:proofErr w:type="spellStart"/>
+            <w:r>
+              <w:rPr>
+                <w:rFonts w:ascii="Calibri" w:eastAsia="Calibri" w:hAnsi="Calibri"/>
+                <w:color w:val="1A1A1A"/>
+                <w:sz w:val="20"/>
+              </w:rPr>
+              <w:t>docs</w:t>
+            </w:r>
+            <w:proofErr w:type="spellEnd"/>
+            <w:r>
+              <w:rPr>
+                <w:rFonts w:ascii="Calibri" w:eastAsia="Calibri" w:hAnsi="Calibri"/>
+                <w:color w:val="1A1A1A"/>
+                <w:sz w:val="20"/>
+              </w:rPr>
+              <w:t>/</w:t>
+            </w:r>
+            <w:proofErr w:type="spellStart"/>
+            <w:r>
+              <w:rPr>
+                <w:rFonts w:ascii="Calibri" w:eastAsia="Calibri" w:hAnsi="Calibri"/>
+                <w:color w:val="1A1A1A"/>
+                <w:sz w:val="20"/>
+              </w:rPr>
+              <w:t>sprints</w:t>
+            </w:r>
+            <w:proofErr w:type="spellEnd"/>
+            <w:r>
+              <w:rPr>
+                <w:rFonts w:ascii="Calibri" w:eastAsia="Calibri" w:hAnsi="Calibri"/>
+                <w:color w:val="1A1A1A"/>
+                <w:sz w:val="20"/>
+              </w:rPr>
+              <w:t>/ y el tablero de Trello). Evidencian la planificación y el control del proyecto con capacidad declarada y orden de sacrificio.</w:t>
+            </w:r>
+          </w:p>
+          <w:p>
+            <w:pPr>
+              <w:spacing w:after="80"/>
+            </w:pPr>
+            <w:r>
+              <w:rPr>
+                <w:rFonts w:ascii="Calibri" w:eastAsia="Calibri" w:hAnsi="Calibri"/>
                 <w:color w:val="1A1A1A"/>
                 <w:sz w:val="20"/>
               </w:rPr>
@@ -1739,7 +2138,7 @@
             </w:r>
             <w:r>
               <w:rPr>
-                <w:rFonts w:ascii="Calibri" w:hAnsi="Calibri" w:eastAsia="Calibri"/>
+                <w:rFonts w:ascii="Calibri" w:eastAsia="Calibri" w:hAnsi="Calibri"/>
                 <w:b/>
                 <w:color w:val="1A1A1A"/>
                 <w:sz w:val="20"/>
@@ -1748,21 +2147,56 @@
             </w:r>
             <w:r>
               <w:rPr>
-                <w:rFonts w:ascii="Calibri" w:hAnsi="Calibri" w:eastAsia="Calibri"/>
-                <w:color w:val="1A1A1A"/>
-                <w:sz w:val="20"/>
-              </w:rPr>
-              <w:t xml:space="preserve"> (docs/adr/ADR-023-cierre.md). Muestra que la validación cambió el producto según un criterio fijado antes de entrevistar.</w:t>
-            </w:r>
-          </w:p>
-          <w:p>
-            <w:pPr>
-              <w:spacing w:after="80" w:before="0"/>
-              <w:ind w:left="0" w:firstLine="0"/>
-            </w:pPr>
-            <w:r>
-              <w:rPr>
-                <w:rFonts w:ascii="Calibri" w:hAnsi="Calibri" w:eastAsia="Calibri"/>
+                <w:rFonts w:ascii="Calibri" w:eastAsia="Calibri" w:hAnsi="Calibri"/>
+                <w:color w:val="1A1A1A"/>
+                <w:sz w:val="20"/>
+              </w:rPr>
+              <w:t xml:space="preserve"> (</w:t>
+            </w:r>
+            <w:proofErr w:type="spellStart"/>
+            <w:r>
+              <w:rPr>
+                <w:rFonts w:ascii="Calibri" w:eastAsia="Calibri" w:hAnsi="Calibri"/>
+                <w:color w:val="1A1A1A"/>
+                <w:sz w:val="20"/>
+              </w:rPr>
+              <w:t>docs</w:t>
+            </w:r>
+            <w:proofErr w:type="spellEnd"/>
+            <w:r>
+              <w:rPr>
+                <w:rFonts w:ascii="Calibri" w:eastAsia="Calibri" w:hAnsi="Calibri"/>
+                <w:color w:val="1A1A1A"/>
+                <w:sz w:val="20"/>
+              </w:rPr>
+              <w:t>/</w:t>
+            </w:r>
+            <w:proofErr w:type="spellStart"/>
+            <w:r>
+              <w:rPr>
+                <w:rFonts w:ascii="Calibri" w:eastAsia="Calibri" w:hAnsi="Calibri"/>
+                <w:color w:val="1A1A1A"/>
+                <w:sz w:val="20"/>
+              </w:rPr>
+              <w:t>adr</w:t>
+            </w:r>
+            <w:proofErr w:type="spellEnd"/>
+            <w:r>
+              <w:rPr>
+                <w:rFonts w:ascii="Calibri" w:eastAsia="Calibri" w:hAnsi="Calibri"/>
+                <w:color w:val="1A1A1A"/>
+                <w:sz w:val="20"/>
+              </w:rPr>
+              <w:t>/ADR-023-cierre.md). Muestra que la validación cambió el producto según un criterio fijado antes de entrevistar.</w:t>
+            </w:r>
+          </w:p>
+          <w:p>
+            <w:pPr>
+              <w:spacing w:after="80"/>
+            </w:pPr>
+            <w:r>
+              <w:rPr>
+                <w:rFonts w:ascii="Calibri" w:eastAsia="Calibri" w:hAnsi="Calibri"/>
                 <w:color w:val="1A1A1A"/>
                 <w:sz w:val="20"/>
               </w:rPr>
@@ -1770,7 +2204,7 @@
             </w:r>
             <w:r>
               <w:rPr>
-                <w:rFonts w:ascii="Calibri" w:hAnsi="Calibri" w:eastAsia="Calibri"/>
+                <w:rFonts w:ascii="Calibri" w:eastAsia="Calibri" w:hAnsi="Calibri"/>
                 <w:b/>
                 <w:color w:val="1A1A1A"/>
                 <w:sz w:val="20"/>
@@ -1779,21 +2213,38 @@
             </w:r>
             <w:r>
               <w:rPr>
-                <w:rFonts w:ascii="Calibri" w:hAnsi="Calibri" w:eastAsia="Calibri"/>
-                <w:color w:val="1A1A1A"/>
-                <w:sz w:val="20"/>
-              </w:rPr>
-              <w:t xml:space="preserve"> (docs/prototipo/). 36 pantallas que incorporan la ficha de tres campos y los hallazgos de las entrevistas.</w:t>
-            </w:r>
-          </w:p>
-          <w:p>
-            <w:pPr>
-              <w:spacing w:after="80" w:before="0"/>
-              <w:ind w:left="0" w:firstLine="0"/>
-            </w:pPr>
-            <w:r>
-              <w:rPr>
-                <w:rFonts w:ascii="Calibri" w:hAnsi="Calibri" w:eastAsia="Calibri"/>
+                <w:rFonts w:ascii="Calibri" w:eastAsia="Calibri" w:hAnsi="Calibri"/>
+                <w:color w:val="1A1A1A"/>
+                <w:sz w:val="20"/>
+              </w:rPr>
+              <w:t xml:space="preserve"> (</w:t>
+            </w:r>
+            <w:proofErr w:type="spellStart"/>
+            <w:r>
+              <w:rPr>
+                <w:rFonts w:ascii="Calibri" w:eastAsia="Calibri" w:hAnsi="Calibri"/>
+                <w:color w:val="1A1A1A"/>
+                <w:sz w:val="20"/>
+              </w:rPr>
+              <w:t>docs</w:t>
+            </w:r>
+            <w:proofErr w:type="spellEnd"/>
+            <w:r>
+              <w:rPr>
+                <w:rFonts w:ascii="Calibri" w:eastAsia="Calibri" w:hAnsi="Calibri"/>
+                <w:color w:val="1A1A1A"/>
+                <w:sz w:val="20"/>
+              </w:rPr>
+              <w:t>/prototipo/). 36 pantallas que incorporan la ficha de tres campos y los hallazgos de las entrevistas.</w:t>
+            </w:r>
+          </w:p>
+          <w:p>
+            <w:pPr>
+              <w:spacing w:after="80"/>
+            </w:pPr>
+            <w:r>
+              <w:rPr>
+                <w:rFonts w:ascii="Calibri" w:eastAsia="Calibri" w:hAnsi="Calibri"/>
                 <w:color w:val="1A1A1A"/>
                 <w:sz w:val="20"/>
               </w:rPr>
@@ -1801,7 +2252,7 @@
             </w:r>
             <w:r>
               <w:rPr>
-                <w:rFonts w:ascii="Calibri" w:hAnsi="Calibri" w:eastAsia="Calibri"/>
+                <w:rFonts w:ascii="Calibri" w:eastAsia="Calibri" w:hAnsi="Calibri"/>
                 <w:b/>
                 <w:color w:val="1A1A1A"/>
                 <w:sz w:val="20"/>
@@ -1810,21 +2261,38 @@
             </w:r>
             <w:r>
               <w:rPr>
-                <w:rFonts w:ascii="Calibri" w:hAnsi="Calibri" w:eastAsia="Calibri"/>
-                <w:color w:val="1A1A1A"/>
-                <w:sz w:val="20"/>
-              </w:rPr>
-              <w:t xml:space="preserve"> (docs/pruebas-concepto/transbank.md). Parcial, con el riesgo del débito ya resuelto y los casos pendientes documentados.</w:t>
-            </w:r>
-          </w:p>
-          <w:p>
-            <w:pPr>
-              <w:spacing w:after="80" w:before="80"/>
-              <w:ind w:left="0" w:firstLine="0"/>
-            </w:pPr>
-            <w:r>
-              <w:rPr>
-                <w:rFonts w:ascii="Calibri" w:hAnsi="Calibri" w:eastAsia="Calibri"/>
+                <w:rFonts w:ascii="Calibri" w:eastAsia="Calibri" w:hAnsi="Calibri"/>
+                <w:color w:val="1A1A1A"/>
+                <w:sz w:val="20"/>
+              </w:rPr>
+              <w:t xml:space="preserve"> (</w:t>
+            </w:r>
+            <w:proofErr w:type="spellStart"/>
+            <w:r>
+              <w:rPr>
+                <w:rFonts w:ascii="Calibri" w:eastAsia="Calibri" w:hAnsi="Calibri"/>
+                <w:color w:val="1A1A1A"/>
+                <w:sz w:val="20"/>
+              </w:rPr>
+              <w:t>docs</w:t>
+            </w:r>
+            <w:proofErr w:type="spellEnd"/>
+            <w:r>
+              <w:rPr>
+                <w:rFonts w:ascii="Calibri" w:eastAsia="Calibri" w:hAnsi="Calibri"/>
+                <w:color w:val="1A1A1A"/>
+                <w:sz w:val="20"/>
+              </w:rPr>
+              <w:t>/pruebas-concepto/transbank.md). Parcial, con el riesgo del débito ya resuelto y los casos pendientes documentados.</w:t>
+            </w:r>
+          </w:p>
+          <w:p>
+            <w:pPr>
+              <w:spacing w:before="80" w:after="80"/>
+            </w:pPr>
+            <w:r>
+              <w:rPr>
+                <w:rFonts w:ascii="Calibri" w:eastAsia="Calibri" w:hAnsi="Calibri"/>
                 <w:b/>
                 <w:color w:val="1F3864"/>
                 <w:sz w:val="20"/>
@@ -1834,12 +2302,12 @@
           </w:p>
           <w:p>
             <w:pPr>
-              <w:spacing w:after="80" w:before="0"/>
+              <w:spacing w:after="80"/>
               <w:ind w:left="200" w:hanging="160"/>
             </w:pPr>
             <w:r>
               <w:rPr>
-                <w:rFonts w:ascii="Calibri" w:hAnsi="Calibri" w:eastAsia="Calibri"/>
+                <w:rFonts w:ascii="Calibri" w:eastAsia="Calibri" w:hAnsi="Calibri"/>
                 <w:color w:val="1A1A1A"/>
                 <w:sz w:val="20"/>
               </w:rPr>
@@ -1847,7 +2315,7 @@
             </w:r>
             <w:r>
               <w:rPr>
-                <w:rFonts w:ascii="Calibri" w:hAnsi="Calibri" w:eastAsia="Calibri"/>
+                <w:rFonts w:ascii="Calibri" w:eastAsia="Calibri" w:hAnsi="Calibri"/>
                 <w:b/>
                 <w:color w:val="1A1A1A"/>
                 <w:sz w:val="20"/>
@@ -1856,7 +2324,7 @@
             </w:r>
             <w:r>
               <w:rPr>
-                <w:rFonts w:ascii="Calibri" w:hAnsi="Calibri" w:eastAsia="Calibri"/>
+                <w:rFonts w:ascii="Calibri" w:eastAsia="Calibri" w:hAnsi="Calibri"/>
                 <w:color w:val="1A1A1A"/>
                 <w:sz w:val="20"/>
               </w:rPr>
@@ -1865,20 +2333,21 @@
           </w:p>
           <w:p>
             <w:pPr>
-              <w:spacing w:after="80" w:before="0"/>
+              <w:spacing w:after="80"/>
               <w:ind w:left="200" w:hanging="160"/>
             </w:pPr>
             <w:r>
               <w:rPr>
-                <w:rFonts w:ascii="Calibri" w:hAnsi="Calibri" w:eastAsia="Calibri"/>
-                <w:color w:val="1A1A1A"/>
-                <w:sz w:val="20"/>
-              </w:rPr>
+                <w:rFonts w:ascii="Calibri" w:eastAsia="Calibri" w:hAnsi="Calibri"/>
+                <w:color w:val="1A1A1A"/>
+                <w:sz w:val="20"/>
+              </w:rPr>
+              <w:lastRenderedPageBreak/>
               <w:t xml:space="preserve">– </w:t>
             </w:r>
             <w:r>
               <w:rPr>
-                <w:rFonts w:ascii="Calibri" w:hAnsi="Calibri" w:eastAsia="Calibri"/>
+                <w:rFonts w:ascii="Calibri" w:eastAsia="Calibri" w:hAnsi="Calibri"/>
                 <w:b/>
                 <w:color w:val="1A1A1A"/>
                 <w:sz w:val="20"/>
@@ -1887,7 +2356,7 @@
             </w:r>
             <w:r>
               <w:rPr>
-                <w:rFonts w:ascii="Calibri" w:hAnsi="Calibri" w:eastAsia="Calibri"/>
+                <w:rFonts w:ascii="Calibri" w:eastAsia="Calibri" w:hAnsi="Calibri"/>
                 <w:color w:val="1A1A1A"/>
                 <w:sz w:val="20"/>
               </w:rPr>
@@ -1896,12 +2365,12 @@
           </w:p>
           <w:p>
             <w:pPr>
-              <w:spacing w:after="80" w:before="0"/>
+              <w:spacing w:after="80"/>
               <w:ind w:left="200" w:hanging="160"/>
             </w:pPr>
             <w:r>
               <w:rPr>
-                <w:rFonts w:ascii="Calibri" w:hAnsi="Calibri" w:eastAsia="Calibri"/>
+                <w:rFonts w:ascii="Calibri" w:eastAsia="Calibri" w:hAnsi="Calibri"/>
                 <w:color w:val="1A1A1A"/>
                 <w:sz w:val="20"/>
               </w:rPr>
@@ -1909,7 +2378,7 @@
             </w:r>
             <w:r>
               <w:rPr>
-                <w:rFonts w:ascii="Calibri" w:hAnsi="Calibri" w:eastAsia="Calibri"/>
+                <w:rFonts w:ascii="Calibri" w:eastAsia="Calibri" w:hAnsi="Calibri"/>
                 <w:b/>
                 <w:color w:val="1A1A1A"/>
                 <w:sz w:val="20"/>
@@ -1918,21 +2387,57 @@
             </w:r>
             <w:r>
               <w:rPr>
-                <w:rFonts w:ascii="Calibri" w:hAnsi="Calibri" w:eastAsia="Calibri"/>
-                <w:color w:val="1A1A1A"/>
-                <w:sz w:val="20"/>
-              </w:rPr>
-              <w:t xml:space="preserve"> Las contraseñas viven en un archivo .env local, y detect-secrets bloquea el cambio si aparece una.</w:t>
-            </w:r>
-          </w:p>
-          <w:p>
-            <w:pPr>
-              <w:spacing w:after="80" w:before="0"/>
+                <w:rFonts w:ascii="Calibri" w:eastAsia="Calibri" w:hAnsi="Calibri"/>
+                <w:color w:val="1A1A1A"/>
+                <w:sz w:val="20"/>
+              </w:rPr>
+              <w:t xml:space="preserve"> Las contraseñas viven en un archivo .</w:t>
+            </w:r>
+            <w:proofErr w:type="spellStart"/>
+            <w:r>
+              <w:rPr>
+                <w:rFonts w:ascii="Calibri" w:eastAsia="Calibri" w:hAnsi="Calibri"/>
+                <w:color w:val="1A1A1A"/>
+                <w:sz w:val="20"/>
+              </w:rPr>
+              <w:t>env</w:t>
+            </w:r>
+            <w:proofErr w:type="spellEnd"/>
+            <w:r>
+              <w:rPr>
+                <w:rFonts w:ascii="Calibri" w:eastAsia="Calibri" w:hAnsi="Calibri"/>
+                <w:color w:val="1A1A1A"/>
+                <w:sz w:val="20"/>
+              </w:rPr>
+              <w:t xml:space="preserve"> local, y </w:t>
+            </w:r>
+            <w:proofErr w:type="spellStart"/>
+            <w:r>
+              <w:rPr>
+                <w:rFonts w:ascii="Calibri" w:eastAsia="Calibri" w:hAnsi="Calibri"/>
+                <w:color w:val="1A1A1A"/>
+                <w:sz w:val="20"/>
+              </w:rPr>
+              <w:t>detect-secrets</w:t>
+            </w:r>
+            <w:proofErr w:type="spellEnd"/>
+            <w:r>
+              <w:rPr>
+                <w:rFonts w:ascii="Calibri" w:eastAsia="Calibri" w:hAnsi="Calibri"/>
+                <w:color w:val="1A1A1A"/>
+                <w:sz w:val="20"/>
+              </w:rPr>
+              <w:t xml:space="preserve"> bloquea el cambio si aparece una.</w:t>
+            </w:r>
+          </w:p>
+          <w:p>
+            <w:pPr>
+              <w:spacing w:after="80"/>
               <w:ind w:left="200" w:hanging="160"/>
             </w:pPr>
             <w:r>
               <w:rPr>
-                <w:rFonts w:ascii="Calibri" w:hAnsi="Calibri" w:eastAsia="Calibri"/>
+                <w:rFonts w:ascii="Calibri" w:eastAsia="Calibri" w:hAnsi="Calibri"/>
                 <w:color w:val="1A1A1A"/>
                 <w:sz w:val="20"/>
               </w:rPr>
@@ -1940,7 +2445,7 @@
             </w:r>
             <w:r>
               <w:rPr>
-                <w:rFonts w:ascii="Calibri" w:hAnsi="Calibri" w:eastAsia="Calibri"/>
+                <w:rFonts w:ascii="Calibri" w:eastAsia="Calibri" w:hAnsi="Calibri"/>
                 <w:b/>
                 <w:color w:val="1A1A1A"/>
                 <w:sz w:val="20"/>
@@ -1949,7 +2454,7 @@
             </w:r>
             <w:r>
               <w:rPr>
-                <w:rFonts w:ascii="Calibri" w:hAnsi="Calibri" w:eastAsia="Calibri"/>
+                <w:rFonts w:ascii="Calibri" w:eastAsia="Calibri" w:hAnsi="Calibri"/>
                 <w:color w:val="1A1A1A"/>
                 <w:sz w:val="20"/>
               </w:rPr>
@@ -1958,12 +2463,12 @@
           </w:p>
           <w:p>
             <w:pPr>
-              <w:spacing w:after="80" w:before="0"/>
+              <w:spacing w:after="80"/>
               <w:ind w:left="200" w:hanging="160"/>
             </w:pPr>
             <w:r>
               <w:rPr>
-                <w:rFonts w:ascii="Calibri" w:hAnsi="Calibri" w:eastAsia="Calibri"/>
+                <w:rFonts w:ascii="Calibri" w:eastAsia="Calibri" w:hAnsi="Calibri"/>
                 <w:color w:val="1A1A1A"/>
                 <w:sz w:val="20"/>
               </w:rPr>
@@ -1971,7 +2476,7 @@
             </w:r>
             <w:r>
               <w:rPr>
-                <w:rFonts w:ascii="Calibri" w:hAnsi="Calibri" w:eastAsia="Calibri"/>
+                <w:rFonts w:ascii="Calibri" w:eastAsia="Calibri" w:hAnsi="Calibri"/>
                 <w:b/>
                 <w:color w:val="1A1A1A"/>
                 <w:sz w:val="20"/>
@@ -1980,7 +2485,7 @@
             </w:r>
             <w:r>
               <w:rPr>
-                <w:rFonts w:ascii="Calibri" w:hAnsi="Calibri" w:eastAsia="Calibri"/>
+                <w:rFonts w:ascii="Calibri" w:eastAsia="Calibri" w:hAnsi="Calibri"/>
                 <w:color w:val="1A1A1A"/>
                 <w:sz w:val="20"/>
               </w:rPr>
@@ -1989,24 +2494,6 @@
           </w:p>
         </w:tc>
       </w:tr>
-    </w:tbl>
-    <w:tbl>
-      <w:tblPr>
-        <w:tblStyle w:val="Tablaconcuadrcula"/>
-        <w:tblW w:w="9640" w:type="dxa"/>
-        <w:tblBorders>
-          <w:top w:val="single" w:sz="4" w:space="0" w:color="BFBFBF" w:themeColor="background1" w:themeShade="BF"/>
-          <w:left w:val="single" w:sz="4" w:space="0" w:color="BFBFBF" w:themeColor="background1" w:themeShade="BF"/>
-          <w:bottom w:val="single" w:sz="4" w:space="0" w:color="BFBFBF" w:themeColor="background1" w:themeShade="BF"/>
-          <w:right w:val="single" w:sz="4" w:space="0" w:color="BFBFBF" w:themeColor="background1" w:themeShade="BF"/>
-          <w:insideH w:val="single" w:sz="4" w:space="0" w:color="BFBFBF" w:themeColor="background1" w:themeShade="BF"/>
-          <w:insideV w:val="single" w:sz="4" w:space="0" w:color="BFBFBF" w:themeColor="background1" w:themeShade="BF"/>
-        </w:tblBorders>
-        <w:tblLook w:val="04A0" w:firstRow="1" w:lastRow="0" w:firstColumn="1" w:lastColumn="0" w:noHBand="0" w:noVBand="1"/>
-      </w:tblPr>
-      <w:tblGrid>
-        <w:gridCol w:w="9640"/>
-      </w:tblGrid>
       <w:tr>
         <w:trPr>
           <w:trHeight w:val="440"/>
@@ -2014,6 +2501,7 @@
         <w:tc>
           <w:tcPr>
             <w:tcW w:w="9640" w:type="dxa"/>
+            <w:gridSpan w:val="2"/>
             <w:vAlign w:val="center"/>
           </w:tcPr>
           <w:p>
@@ -2063,6 +2551,7 @@
         <w:tc>
           <w:tcPr>
             <w:tcW w:w="9640" w:type="dxa"/>
+            <w:gridSpan w:val="2"/>
             <w:shd w:val="clear" w:color="auto" w:fill="D9E2F3" w:themeFill="accent1" w:themeFillTint="33"/>
             <w:vAlign w:val="center"/>
           </w:tcPr>
@@ -2115,6 +2604,7 @@
       <w:tblPr>
         <w:tblStyle w:val="Tablaconcuadrcula"/>
         <w:tblW w:w="9776" w:type="dxa"/>
+        <w:jc w:val="center"/>
         <w:tblBorders>
           <w:top w:val="single" w:sz="4" w:space="0" w:color="BFBFBF" w:themeColor="background1" w:themeShade="BF"/>
           <w:left w:val="single" w:sz="4" w:space="0" w:color="BFBFBF" w:themeColor="background1" w:themeShade="BF"/>
@@ -2139,6 +2629,7 @@
       <w:tr>
         <w:trPr>
           <w:trHeight w:val="415"/>
+          <w:jc w:val="center"/>
         </w:trPr>
         <w:tc>
           <w:tcPr>
@@ -2169,6 +2660,7 @@
       <w:tr>
         <w:trPr>
           <w:trHeight w:val="711"/>
+          <w:jc w:val="center"/>
         </w:trPr>
         <w:tc>
           <w:tcPr>
@@ -2399,6 +2891,7 @@
       <w:tr>
         <w:trPr>
           <w:trHeight w:val="2410"/>
+          <w:jc w:val="center"/>
         </w:trPr>
         <w:tc>
           <w:tcPr>
@@ -2406,9 +2899,7 @@
           </w:tcPr>
           <w:p>
             <w:pPr>
-              <w:spacing w:after="0" w:before="0"/>
-              <w:ind w:left="0" w:firstLine="0"/>
-              <w:jc w:val="left"/>
+              <w:spacing w:after="0"/>
               <w:rPr>
                 <w:b/>
                 <w:sz w:val="18"/>
@@ -2417,7 +2908,7 @@
             </w:pPr>
             <w:r>
               <w:rPr>
-                <w:rFonts w:ascii="Calibri" w:hAnsi="Calibri" w:eastAsia="Calibri"/>
+                <w:rFonts w:ascii="Calibri" w:eastAsia="Calibri" w:hAnsi="Calibri"/>
                 <w:color w:val="1A1A1A"/>
                 <w:sz w:val="16"/>
               </w:rPr>
@@ -2431,21 +2922,19 @@
           </w:tcPr>
           <w:p>
             <w:pPr>
-              <w:spacing w:after="0" w:before="0"/>
-              <w:ind w:left="0" w:firstLine="0"/>
-              <w:jc w:val="left"/>
-              <w:rPr>
-                <w:rFonts w:ascii="Calibri" w:hAnsi="Calibri" w:cs="Arial"/>
-                <w:i/>
-                <w:color w:val="548DD4"/>
-                <w:sz w:val="18"/>
-                <w:szCs w:val="20"/>
-                <w:lang w:eastAsia="es-CL"/>
-              </w:rPr>
-            </w:pPr>
-            <w:r>
-              <w:rPr>
-                <w:rFonts w:ascii="Calibri" w:hAnsi="Calibri" w:eastAsia="Calibri"/>
+              <w:spacing w:after="0"/>
+              <w:rPr>
+                <w:rFonts w:ascii="Calibri" w:hAnsi="Calibri" w:cs="Arial"/>
+                <w:i/>
+                <w:color w:val="548DD4"/>
+                <w:sz w:val="18"/>
+                <w:szCs w:val="20"/>
+                <w:lang w:eastAsia="es-CL"/>
+              </w:rPr>
+            </w:pPr>
+            <w:r>
+              <w:rPr>
+                <w:rFonts w:ascii="Calibri" w:eastAsia="Calibri" w:hAnsi="Calibri"/>
                 <w:color w:val="1A1A1A"/>
                 <w:sz w:val="16"/>
               </w:rPr>
@@ -2459,9 +2948,7 @@
           </w:tcPr>
           <w:p>
             <w:pPr>
-              <w:spacing w:after="0" w:before="0"/>
-              <w:ind w:left="0" w:firstLine="0"/>
-              <w:jc w:val="left"/>
+              <w:spacing w:after="0"/>
               <w:rPr>
                 <w:b/>
                 <w:sz w:val="18"/>
@@ -2470,7 +2957,7 @@
             </w:pPr>
             <w:r>
               <w:rPr>
-                <w:rFonts w:ascii="Calibri" w:hAnsi="Calibri" w:eastAsia="Calibri"/>
+                <w:rFonts w:ascii="Calibri" w:eastAsia="Calibri" w:hAnsi="Calibri"/>
                 <w:color w:val="1A1A1A"/>
                 <w:sz w:val="16"/>
               </w:rPr>
@@ -2484,9 +2971,7 @@
           </w:tcPr>
           <w:p>
             <w:pPr>
-              <w:spacing w:after="0" w:before="0"/>
-              <w:ind w:left="0" w:firstLine="0"/>
-              <w:jc w:val="left"/>
+              <w:spacing w:after="0"/>
               <w:rPr>
                 <w:b/>
                 <w:sz w:val="18"/>
@@ -2495,7 +2980,7 @@
             </w:pPr>
             <w:r>
               <w:rPr>
-                <w:rFonts w:ascii="Calibri" w:hAnsi="Calibri" w:eastAsia="Calibri"/>
+                <w:rFonts w:ascii="Calibri" w:eastAsia="Calibri" w:hAnsi="Calibri"/>
                 <w:color w:val="1A1A1A"/>
                 <w:sz w:val="16"/>
               </w:rPr>
@@ -2509,21 +2994,19 @@
           </w:tcPr>
           <w:p>
             <w:pPr>
-              <w:spacing w:after="0" w:before="0"/>
-              <w:ind w:left="0" w:firstLine="0"/>
-              <w:jc w:val="left"/>
-              <w:rPr>
-                <w:rFonts w:ascii="Calibri" w:hAnsi="Calibri" w:cs="Arial"/>
-                <w:i/>
-                <w:color w:val="548DD4"/>
-                <w:sz w:val="18"/>
-                <w:szCs w:val="20"/>
-                <w:lang w:eastAsia="es-CL"/>
-              </w:rPr>
-            </w:pPr>
-            <w:r>
-              <w:rPr>
-                <w:rFonts w:ascii="Calibri" w:hAnsi="Calibri" w:eastAsia="Calibri"/>
+              <w:spacing w:after="0"/>
+              <w:rPr>
+                <w:rFonts w:ascii="Calibri" w:hAnsi="Calibri" w:cs="Arial"/>
+                <w:i/>
+                <w:color w:val="548DD4"/>
+                <w:sz w:val="18"/>
+                <w:szCs w:val="20"/>
+                <w:lang w:eastAsia="es-CL"/>
+              </w:rPr>
+            </w:pPr>
+            <w:r>
+              <w:rPr>
+                <w:rFonts w:ascii="Calibri" w:eastAsia="Calibri" w:hAnsi="Calibri"/>
                 <w:color w:val="1A1A1A"/>
                 <w:sz w:val="16"/>
               </w:rPr>
@@ -2537,21 +3020,19 @@
           </w:tcPr>
           <w:p>
             <w:pPr>
-              <w:spacing w:after="0" w:before="0"/>
-              <w:ind w:left="0" w:firstLine="0"/>
-              <w:jc w:val="left"/>
-              <w:rPr>
-                <w:rFonts w:ascii="Calibri" w:hAnsi="Calibri" w:cs="Arial"/>
-                <w:i/>
-                <w:color w:val="548DD4"/>
-                <w:sz w:val="18"/>
-                <w:szCs w:val="20"/>
-                <w:lang w:eastAsia="es-CL"/>
-              </w:rPr>
-            </w:pPr>
-            <w:r>
-              <w:rPr>
-                <w:rFonts w:ascii="Calibri" w:hAnsi="Calibri" w:eastAsia="Calibri"/>
+              <w:spacing w:after="0"/>
+              <w:rPr>
+                <w:rFonts w:ascii="Calibri" w:hAnsi="Calibri" w:cs="Arial"/>
+                <w:i/>
+                <w:color w:val="548DD4"/>
+                <w:sz w:val="18"/>
+                <w:szCs w:val="20"/>
+                <w:lang w:eastAsia="es-CL"/>
+              </w:rPr>
+            </w:pPr>
+            <w:r>
+              <w:rPr>
+                <w:rFonts w:ascii="Calibri" w:eastAsia="Calibri" w:hAnsi="Calibri"/>
                 <w:color w:val="1A1A1A"/>
                 <w:sz w:val="16"/>
               </w:rPr>
@@ -2565,21 +3046,19 @@
           </w:tcPr>
           <w:p>
             <w:pPr>
-              <w:spacing w:after="0" w:before="0"/>
-              <w:ind w:left="0" w:firstLine="0"/>
-              <w:jc w:val="left"/>
-              <w:rPr>
-                <w:rFonts w:ascii="Calibri" w:hAnsi="Calibri" w:cs="Arial"/>
-                <w:i/>
-                <w:color w:val="548DD4"/>
-                <w:sz w:val="18"/>
-                <w:szCs w:val="20"/>
-                <w:lang w:eastAsia="es-CL"/>
-              </w:rPr>
-            </w:pPr>
-            <w:r>
-              <w:rPr>
-                <w:rFonts w:ascii="Calibri" w:hAnsi="Calibri" w:eastAsia="Calibri"/>
+              <w:spacing w:after="0"/>
+              <w:rPr>
+                <w:rFonts w:ascii="Calibri" w:hAnsi="Calibri" w:cs="Arial"/>
+                <w:i/>
+                <w:color w:val="548DD4"/>
+                <w:sz w:val="18"/>
+                <w:szCs w:val="20"/>
+                <w:lang w:eastAsia="es-CL"/>
+              </w:rPr>
+            </w:pPr>
+            <w:r>
+              <w:rPr>
+                <w:rFonts w:ascii="Calibri" w:eastAsia="Calibri" w:hAnsi="Calibri"/>
                 <w:color w:val="1A1A1A"/>
                 <w:sz w:val="16"/>
               </w:rPr>
@@ -2593,21 +3072,19 @@
           </w:tcPr>
           <w:p>
             <w:pPr>
-              <w:spacing w:after="0" w:before="0"/>
-              <w:ind w:left="0" w:firstLine="0"/>
-              <w:jc w:val="left"/>
-              <w:rPr>
-                <w:rFonts w:ascii="Calibri" w:hAnsi="Calibri" w:cs="Arial"/>
-                <w:i/>
-                <w:color w:val="548DD4"/>
-                <w:sz w:val="18"/>
-                <w:szCs w:val="20"/>
-                <w:lang w:eastAsia="es-CL"/>
-              </w:rPr>
-            </w:pPr>
-            <w:r>
-              <w:rPr>
-                <w:rFonts w:ascii="Calibri" w:hAnsi="Calibri" w:eastAsia="Calibri"/>
+              <w:spacing w:after="0"/>
+              <w:rPr>
+                <w:rFonts w:ascii="Calibri" w:hAnsi="Calibri" w:cs="Arial"/>
+                <w:i/>
+                <w:color w:val="548DD4"/>
+                <w:sz w:val="18"/>
+                <w:szCs w:val="20"/>
+                <w:lang w:eastAsia="es-CL"/>
+              </w:rPr>
+            </w:pPr>
+            <w:r>
+              <w:rPr>
+                <w:rFonts w:ascii="Calibri" w:eastAsia="Calibri" w:hAnsi="Calibri"/>
                 <w:color w:val="1A1A1A"/>
                 <w:sz w:val="16"/>
               </w:rPr>
@@ -2619,6 +3096,7 @@
       <w:tr>
         <w:trPr>
           <w:trHeight w:val="2410"/>
+          <w:jc w:val="center"/>
         </w:trPr>
         <w:tc>
           <w:tcPr>
@@ -2626,9 +3104,7 @@
           </w:tcPr>
           <w:p>
             <w:pPr>
-              <w:spacing w:after="0" w:before="0"/>
-              <w:ind w:left="0" w:firstLine="0"/>
-              <w:jc w:val="left"/>
+              <w:spacing w:after="0"/>
               <w:rPr>
                 <w:b/>
                 <w:sz w:val="18"/>
@@ -2637,7 +3113,7 @@
             </w:pPr>
             <w:r>
               <w:rPr>
-                <w:rFonts w:ascii="Calibri" w:hAnsi="Calibri" w:eastAsia="Calibri"/>
+                <w:rFonts w:ascii="Calibri" w:eastAsia="Calibri" w:hAnsi="Calibri"/>
                 <w:color w:val="1A1A1A"/>
                 <w:sz w:val="16"/>
               </w:rPr>
@@ -2651,21 +3127,19 @@
           </w:tcPr>
           <w:p>
             <w:pPr>
-              <w:spacing w:after="0" w:before="0"/>
-              <w:ind w:left="0" w:firstLine="0"/>
-              <w:jc w:val="left"/>
-              <w:rPr>
-                <w:rFonts w:ascii="Calibri" w:hAnsi="Calibri" w:cs="Arial"/>
-                <w:i/>
-                <w:color w:val="548DD4"/>
-                <w:sz w:val="18"/>
-                <w:szCs w:val="20"/>
-                <w:lang w:eastAsia="es-CL"/>
-              </w:rPr>
-            </w:pPr>
-            <w:r>
-              <w:rPr>
-                <w:rFonts w:ascii="Calibri" w:hAnsi="Calibri" w:eastAsia="Calibri"/>
+              <w:spacing w:after="0"/>
+              <w:rPr>
+                <w:rFonts w:ascii="Calibri" w:hAnsi="Calibri" w:cs="Arial"/>
+                <w:i/>
+                <w:color w:val="548DD4"/>
+                <w:sz w:val="18"/>
+                <w:szCs w:val="20"/>
+                <w:lang w:eastAsia="es-CL"/>
+              </w:rPr>
+            </w:pPr>
+            <w:r>
+              <w:rPr>
+                <w:rFonts w:ascii="Calibri" w:eastAsia="Calibri" w:hAnsi="Calibri"/>
                 <w:color w:val="1A1A1A"/>
                 <w:sz w:val="16"/>
               </w:rPr>
@@ -2679,9 +3153,7 @@
           </w:tcPr>
           <w:p>
             <w:pPr>
-              <w:spacing w:after="0" w:before="0"/>
-              <w:ind w:left="0" w:firstLine="0"/>
-              <w:jc w:val="left"/>
+              <w:spacing w:after="0"/>
               <w:rPr>
                 <w:b/>
                 <w:sz w:val="18"/>
@@ -2690,7 +3162,7 @@
             </w:pPr>
             <w:r>
               <w:rPr>
-                <w:rFonts w:ascii="Calibri" w:hAnsi="Calibri" w:eastAsia="Calibri"/>
+                <w:rFonts w:ascii="Calibri" w:eastAsia="Calibri" w:hAnsi="Calibri"/>
                 <w:color w:val="1A1A1A"/>
                 <w:sz w:val="16"/>
               </w:rPr>
@@ -2704,9 +3176,7 @@
           </w:tcPr>
           <w:p>
             <w:pPr>
-              <w:spacing w:after="0" w:before="0"/>
-              <w:ind w:left="0" w:firstLine="0"/>
-              <w:jc w:val="left"/>
+              <w:spacing w:after="0"/>
               <w:rPr>
                 <w:b/>
                 <w:sz w:val="18"/>
@@ -2715,7 +3185,7 @@
             </w:pPr>
             <w:r>
               <w:rPr>
-                <w:rFonts w:ascii="Calibri" w:hAnsi="Calibri" w:eastAsia="Calibri"/>
+                <w:rFonts w:ascii="Calibri" w:eastAsia="Calibri" w:hAnsi="Calibri"/>
                 <w:color w:val="1A1A1A"/>
                 <w:sz w:val="16"/>
               </w:rPr>
@@ -2729,21 +3199,19 @@
           </w:tcPr>
           <w:p>
             <w:pPr>
-              <w:spacing w:after="0" w:before="0"/>
-              <w:ind w:left="0" w:firstLine="0"/>
-              <w:jc w:val="left"/>
-              <w:rPr>
-                <w:rFonts w:ascii="Calibri" w:hAnsi="Calibri" w:cs="Arial"/>
-                <w:i/>
-                <w:color w:val="548DD4"/>
-                <w:sz w:val="18"/>
-                <w:szCs w:val="20"/>
-                <w:lang w:eastAsia="es-CL"/>
-              </w:rPr>
-            </w:pPr>
-            <w:r>
-              <w:rPr>
-                <w:rFonts w:ascii="Calibri" w:hAnsi="Calibri" w:eastAsia="Calibri"/>
+              <w:spacing w:after="0"/>
+              <w:rPr>
+                <w:rFonts w:ascii="Calibri" w:hAnsi="Calibri" w:cs="Arial"/>
+                <w:i/>
+                <w:color w:val="548DD4"/>
+                <w:sz w:val="18"/>
+                <w:szCs w:val="20"/>
+                <w:lang w:eastAsia="es-CL"/>
+              </w:rPr>
+            </w:pPr>
+            <w:r>
+              <w:rPr>
+                <w:rFonts w:ascii="Calibri" w:eastAsia="Calibri" w:hAnsi="Calibri"/>
                 <w:color w:val="1A1A1A"/>
                 <w:sz w:val="16"/>
               </w:rPr>
@@ -2757,21 +3225,19 @@
           </w:tcPr>
           <w:p>
             <w:pPr>
-              <w:spacing w:after="0" w:before="0"/>
-              <w:ind w:left="0" w:firstLine="0"/>
-              <w:jc w:val="left"/>
-              <w:rPr>
-                <w:rFonts w:ascii="Calibri" w:hAnsi="Calibri" w:cs="Arial"/>
-                <w:i/>
-                <w:color w:val="548DD4"/>
-                <w:sz w:val="18"/>
-                <w:szCs w:val="20"/>
-                <w:lang w:eastAsia="es-CL"/>
-              </w:rPr>
-            </w:pPr>
-            <w:r>
-              <w:rPr>
-                <w:rFonts w:ascii="Calibri" w:hAnsi="Calibri" w:eastAsia="Calibri"/>
+              <w:spacing w:after="0"/>
+              <w:rPr>
+                <w:rFonts w:ascii="Calibri" w:hAnsi="Calibri" w:cs="Arial"/>
+                <w:i/>
+                <w:color w:val="548DD4"/>
+                <w:sz w:val="18"/>
+                <w:szCs w:val="20"/>
+                <w:lang w:eastAsia="es-CL"/>
+              </w:rPr>
+            </w:pPr>
+            <w:r>
+              <w:rPr>
+                <w:rFonts w:ascii="Calibri" w:eastAsia="Calibri" w:hAnsi="Calibri"/>
                 <w:color w:val="1A1A1A"/>
                 <w:sz w:val="16"/>
               </w:rPr>
@@ -2785,21 +3251,19 @@
           </w:tcPr>
           <w:p>
             <w:pPr>
-              <w:spacing w:after="0" w:before="0"/>
-              <w:ind w:left="0" w:firstLine="0"/>
-              <w:jc w:val="left"/>
-              <w:rPr>
-                <w:rFonts w:ascii="Calibri" w:hAnsi="Calibri" w:cs="Arial"/>
-                <w:i/>
-                <w:color w:val="548DD4"/>
-                <w:sz w:val="18"/>
-                <w:szCs w:val="20"/>
-                <w:lang w:eastAsia="es-CL"/>
-              </w:rPr>
-            </w:pPr>
-            <w:r>
-              <w:rPr>
-                <w:rFonts w:ascii="Calibri" w:hAnsi="Calibri" w:eastAsia="Calibri"/>
+              <w:spacing w:after="0"/>
+              <w:rPr>
+                <w:rFonts w:ascii="Calibri" w:hAnsi="Calibri" w:cs="Arial"/>
+                <w:i/>
+                <w:color w:val="548DD4"/>
+                <w:sz w:val="18"/>
+                <w:szCs w:val="20"/>
+                <w:lang w:eastAsia="es-CL"/>
+              </w:rPr>
+            </w:pPr>
+            <w:r>
+              <w:rPr>
+                <w:rFonts w:ascii="Calibri" w:eastAsia="Calibri" w:hAnsi="Calibri"/>
                 <w:color w:val="1A1A1A"/>
                 <w:sz w:val="16"/>
               </w:rPr>
@@ -2813,21 +3277,19 @@
           </w:tcPr>
           <w:p>
             <w:pPr>
-              <w:spacing w:after="0" w:before="0"/>
-              <w:ind w:left="0" w:firstLine="0"/>
-              <w:jc w:val="left"/>
-              <w:rPr>
-                <w:rFonts w:ascii="Calibri" w:hAnsi="Calibri" w:cs="Arial"/>
-                <w:i/>
-                <w:color w:val="548DD4"/>
-                <w:sz w:val="18"/>
-                <w:szCs w:val="20"/>
-                <w:lang w:eastAsia="es-CL"/>
-              </w:rPr>
-            </w:pPr>
-            <w:r>
-              <w:rPr>
-                <w:rFonts w:ascii="Calibri" w:hAnsi="Calibri" w:eastAsia="Calibri"/>
+              <w:spacing w:after="0"/>
+              <w:rPr>
+                <w:rFonts w:ascii="Calibri" w:hAnsi="Calibri" w:cs="Arial"/>
+                <w:i/>
+                <w:color w:val="548DD4"/>
+                <w:sz w:val="18"/>
+                <w:szCs w:val="20"/>
+                <w:lang w:eastAsia="es-CL"/>
+              </w:rPr>
+            </w:pPr>
+            <w:r>
+              <w:rPr>
+                <w:rFonts w:ascii="Calibri" w:eastAsia="Calibri" w:hAnsi="Calibri"/>
                 <w:color w:val="1A1A1A"/>
                 <w:sz w:val="16"/>
               </w:rPr>
@@ -2839,6 +3301,7 @@
       <w:tr>
         <w:trPr>
           <w:trHeight w:val="2410"/>
+          <w:jc w:val="center"/>
         </w:trPr>
         <w:tc>
           <w:tcPr>
@@ -2846,9 +3309,7 @@
           </w:tcPr>
           <w:p>
             <w:pPr>
-              <w:spacing w:after="0" w:before="0"/>
-              <w:ind w:left="0" w:firstLine="0"/>
-              <w:jc w:val="left"/>
+              <w:spacing w:after="0"/>
               <w:rPr>
                 <w:b/>
                 <w:sz w:val="18"/>
@@ -2857,10 +3318,11 @@
             </w:pPr>
             <w:r>
               <w:rPr>
-                <w:rFonts w:ascii="Calibri" w:hAnsi="Calibri" w:eastAsia="Calibri"/>
-                <w:color w:val="1A1A1A"/>
-                <w:sz w:val="16"/>
-              </w:rPr>
+                <w:rFonts w:ascii="Calibri" w:eastAsia="Calibri" w:hAnsi="Calibri"/>
+                <w:color w:val="1A1A1A"/>
+                <w:sz w:val="16"/>
+              </w:rPr>
+              <w:lastRenderedPageBreak/>
               <w:t>Evaluación y gestión de proyectos</w:t>
             </w:r>
           </w:p>
@@ -2871,21 +3333,19 @@
           </w:tcPr>
           <w:p>
             <w:pPr>
-              <w:spacing w:after="0" w:before="0"/>
-              <w:ind w:left="0" w:firstLine="0"/>
-              <w:jc w:val="left"/>
-              <w:rPr>
-                <w:rFonts w:ascii="Calibri" w:hAnsi="Calibri" w:cs="Arial"/>
-                <w:i/>
-                <w:color w:val="548DD4"/>
-                <w:sz w:val="18"/>
-                <w:szCs w:val="20"/>
-                <w:lang w:eastAsia="es-CL"/>
-              </w:rPr>
-            </w:pPr>
-            <w:r>
-              <w:rPr>
-                <w:rFonts w:ascii="Calibri" w:hAnsi="Calibri" w:eastAsia="Calibri"/>
+              <w:spacing w:after="0"/>
+              <w:rPr>
+                <w:rFonts w:ascii="Calibri" w:hAnsi="Calibri" w:cs="Arial"/>
+                <w:i/>
+                <w:color w:val="548DD4"/>
+                <w:sz w:val="18"/>
+                <w:szCs w:val="20"/>
+                <w:lang w:eastAsia="es-CL"/>
+              </w:rPr>
+            </w:pPr>
+            <w:r>
+              <w:rPr>
+                <w:rFonts w:ascii="Calibri" w:eastAsia="Calibri" w:hAnsi="Calibri"/>
                 <w:color w:val="1A1A1A"/>
                 <w:sz w:val="16"/>
               </w:rPr>
@@ -2899,9 +3359,7 @@
           </w:tcPr>
           <w:p>
             <w:pPr>
-              <w:spacing w:after="0" w:before="0"/>
-              <w:ind w:left="0" w:firstLine="0"/>
-              <w:jc w:val="left"/>
+              <w:spacing w:after="0"/>
               <w:rPr>
                 <w:b/>
                 <w:sz w:val="18"/>
@@ -2910,7 +3368,7 @@
             </w:pPr>
             <w:r>
               <w:rPr>
-                <w:rFonts w:ascii="Calibri" w:hAnsi="Calibri" w:eastAsia="Calibri"/>
+                <w:rFonts w:ascii="Calibri" w:eastAsia="Calibri" w:hAnsi="Calibri"/>
                 <w:color w:val="1A1A1A"/>
                 <w:sz w:val="16"/>
               </w:rPr>
@@ -2924,9 +3382,7 @@
           </w:tcPr>
           <w:p>
             <w:pPr>
-              <w:spacing w:after="0" w:before="0"/>
-              <w:ind w:left="0" w:firstLine="0"/>
-              <w:jc w:val="left"/>
+              <w:spacing w:after="0"/>
               <w:rPr>
                 <w:b/>
                 <w:sz w:val="18"/>
@@ -2935,7 +3391,7 @@
             </w:pPr>
             <w:r>
               <w:rPr>
-                <w:rFonts w:ascii="Calibri" w:hAnsi="Calibri" w:eastAsia="Calibri"/>
+                <w:rFonts w:ascii="Calibri" w:eastAsia="Calibri" w:hAnsi="Calibri"/>
                 <w:color w:val="1A1A1A"/>
                 <w:sz w:val="16"/>
               </w:rPr>
@@ -2949,21 +3405,19 @@
           </w:tcPr>
           <w:p>
             <w:pPr>
-              <w:spacing w:after="0" w:before="0"/>
-              <w:ind w:left="0" w:firstLine="0"/>
-              <w:jc w:val="left"/>
-              <w:rPr>
-                <w:rFonts w:ascii="Calibri" w:hAnsi="Calibri" w:cs="Arial"/>
-                <w:i/>
-                <w:color w:val="548DD4"/>
-                <w:sz w:val="18"/>
-                <w:szCs w:val="20"/>
-                <w:lang w:eastAsia="es-CL"/>
-              </w:rPr>
-            </w:pPr>
-            <w:r>
-              <w:rPr>
-                <w:rFonts w:ascii="Calibri" w:hAnsi="Calibri" w:eastAsia="Calibri"/>
+              <w:spacing w:after="0"/>
+              <w:rPr>
+                <w:rFonts w:ascii="Calibri" w:hAnsi="Calibri" w:cs="Arial"/>
+                <w:i/>
+                <w:color w:val="548DD4"/>
+                <w:sz w:val="18"/>
+                <w:szCs w:val="20"/>
+                <w:lang w:eastAsia="es-CL"/>
+              </w:rPr>
+            </w:pPr>
+            <w:r>
+              <w:rPr>
+                <w:rFonts w:ascii="Calibri" w:eastAsia="Calibri" w:hAnsi="Calibri"/>
                 <w:color w:val="1A1A1A"/>
                 <w:sz w:val="16"/>
               </w:rPr>
@@ -2977,21 +3431,19 @@
           </w:tcPr>
           <w:p>
             <w:pPr>
-              <w:spacing w:after="0" w:before="0"/>
-              <w:ind w:left="0" w:firstLine="0"/>
-              <w:jc w:val="left"/>
-              <w:rPr>
-                <w:rFonts w:ascii="Calibri" w:hAnsi="Calibri" w:cs="Arial"/>
-                <w:i/>
-                <w:color w:val="548DD4"/>
-                <w:sz w:val="18"/>
-                <w:szCs w:val="20"/>
-                <w:lang w:eastAsia="es-CL"/>
-              </w:rPr>
-            </w:pPr>
-            <w:r>
-              <w:rPr>
-                <w:rFonts w:ascii="Calibri" w:hAnsi="Calibri" w:eastAsia="Calibri"/>
+              <w:spacing w:after="0"/>
+              <w:rPr>
+                <w:rFonts w:ascii="Calibri" w:hAnsi="Calibri" w:cs="Arial"/>
+                <w:i/>
+                <w:color w:val="548DD4"/>
+                <w:sz w:val="18"/>
+                <w:szCs w:val="20"/>
+                <w:lang w:eastAsia="es-CL"/>
+              </w:rPr>
+            </w:pPr>
+            <w:r>
+              <w:rPr>
+                <w:rFonts w:ascii="Calibri" w:eastAsia="Calibri" w:hAnsi="Calibri"/>
                 <w:color w:val="1A1A1A"/>
                 <w:sz w:val="16"/>
               </w:rPr>
@@ -3005,21 +3457,19 @@
           </w:tcPr>
           <w:p>
             <w:pPr>
-              <w:spacing w:after="0" w:before="0"/>
-              <w:ind w:left="0" w:firstLine="0"/>
-              <w:jc w:val="left"/>
-              <w:rPr>
-                <w:rFonts w:ascii="Calibri" w:hAnsi="Calibri" w:cs="Arial"/>
-                <w:i/>
-                <w:color w:val="548DD4"/>
-                <w:sz w:val="18"/>
-                <w:szCs w:val="20"/>
-                <w:lang w:eastAsia="es-CL"/>
-              </w:rPr>
-            </w:pPr>
-            <w:r>
-              <w:rPr>
-                <w:rFonts w:ascii="Calibri" w:hAnsi="Calibri" w:eastAsia="Calibri"/>
+              <w:spacing w:after="0"/>
+              <w:rPr>
+                <w:rFonts w:ascii="Calibri" w:hAnsi="Calibri" w:cs="Arial"/>
+                <w:i/>
+                <w:color w:val="548DD4"/>
+                <w:sz w:val="18"/>
+                <w:szCs w:val="20"/>
+                <w:lang w:eastAsia="es-CL"/>
+              </w:rPr>
+            </w:pPr>
+            <w:r>
+              <w:rPr>
+                <w:rFonts w:ascii="Calibri" w:eastAsia="Calibri" w:hAnsi="Calibri"/>
                 <w:color w:val="1A1A1A"/>
                 <w:sz w:val="16"/>
               </w:rPr>
@@ -3033,21 +3483,19 @@
           </w:tcPr>
           <w:p>
             <w:pPr>
-              <w:spacing w:after="0" w:before="0"/>
-              <w:ind w:left="0" w:firstLine="0"/>
-              <w:jc w:val="left"/>
-              <w:rPr>
-                <w:rFonts w:ascii="Calibri" w:hAnsi="Calibri" w:cs="Arial"/>
-                <w:i/>
-                <w:color w:val="548DD4"/>
-                <w:sz w:val="18"/>
-                <w:szCs w:val="20"/>
-                <w:lang w:eastAsia="es-CL"/>
-              </w:rPr>
-            </w:pPr>
-            <w:r>
-              <w:rPr>
-                <w:rFonts w:ascii="Calibri" w:hAnsi="Calibri" w:eastAsia="Calibri"/>
+              <w:spacing w:after="0"/>
+              <w:rPr>
+                <w:rFonts w:ascii="Calibri" w:hAnsi="Calibri" w:cs="Arial"/>
+                <w:i/>
+                <w:color w:val="548DD4"/>
+                <w:sz w:val="18"/>
+                <w:szCs w:val="20"/>
+                <w:lang w:eastAsia="es-CL"/>
+              </w:rPr>
+            </w:pPr>
+            <w:r>
+              <w:rPr>
+                <w:rFonts w:ascii="Calibri" w:eastAsia="Calibri" w:hAnsi="Calibri"/>
                 <w:color w:val="1A1A1A"/>
                 <w:sz w:val="16"/>
               </w:rPr>
@@ -3059,6 +3507,7 @@
       <w:tr>
         <w:trPr>
           <w:trHeight w:val="2410"/>
+          <w:jc w:val="center"/>
         </w:trPr>
         <w:tc>
           <w:tcPr>
@@ -3066,9 +3515,7 @@
           </w:tcPr>
           <w:p>
             <w:pPr>
-              <w:spacing w:after="0" w:before="0"/>
-              <w:ind w:left="0" w:firstLine="0"/>
-              <w:jc w:val="left"/>
+              <w:spacing w:after="0"/>
               <w:rPr>
                 <w:b/>
                 <w:sz w:val="18"/>
@@ -3077,7 +3524,7 @@
             </w:pPr>
             <w:r>
               <w:rPr>
-                <w:rFonts w:ascii="Calibri" w:hAnsi="Calibri" w:eastAsia="Calibri"/>
+                <w:rFonts w:ascii="Calibri" w:eastAsia="Calibri" w:hAnsi="Calibri"/>
                 <w:color w:val="1A1A1A"/>
                 <w:sz w:val="16"/>
               </w:rPr>
@@ -3091,21 +3538,19 @@
           </w:tcPr>
           <w:p>
             <w:pPr>
-              <w:spacing w:after="0" w:before="0"/>
-              <w:ind w:left="0" w:firstLine="0"/>
-              <w:jc w:val="left"/>
-              <w:rPr>
-                <w:rFonts w:ascii="Calibri" w:hAnsi="Calibri" w:cs="Arial"/>
-                <w:i/>
-                <w:color w:val="548DD4"/>
-                <w:sz w:val="18"/>
-                <w:szCs w:val="20"/>
-                <w:lang w:eastAsia="es-CL"/>
-              </w:rPr>
-            </w:pPr>
-            <w:r>
-              <w:rPr>
-                <w:rFonts w:ascii="Calibri" w:hAnsi="Calibri" w:eastAsia="Calibri"/>
+              <w:spacing w:after="0"/>
+              <w:rPr>
+                <w:rFonts w:ascii="Calibri" w:hAnsi="Calibri" w:cs="Arial"/>
+                <w:i/>
+                <w:color w:val="548DD4"/>
+                <w:sz w:val="18"/>
+                <w:szCs w:val="20"/>
+                <w:lang w:eastAsia="es-CL"/>
+              </w:rPr>
+            </w:pPr>
+            <w:r>
+              <w:rPr>
+                <w:rFonts w:ascii="Calibri" w:eastAsia="Calibri" w:hAnsi="Calibri"/>
                 <w:color w:val="1A1A1A"/>
                 <w:sz w:val="16"/>
               </w:rPr>
@@ -3119,9 +3564,7 @@
           </w:tcPr>
           <w:p>
             <w:pPr>
-              <w:spacing w:after="0" w:before="0"/>
-              <w:ind w:left="0" w:firstLine="0"/>
-              <w:jc w:val="left"/>
+              <w:spacing w:after="0"/>
               <w:rPr>
                 <w:b/>
                 <w:sz w:val="18"/>
@@ -3130,11 +3573,47 @@
             </w:pPr>
             <w:r>
               <w:rPr>
-                <w:rFonts w:ascii="Calibri" w:hAnsi="Calibri" w:eastAsia="Calibri"/>
-                <w:color w:val="1A1A1A"/>
-                <w:sz w:val="16"/>
-              </w:rPr>
-              <w:t>GitHub Actions, Docker, Alembic, ambiente de integración de Transbank</w:t>
+                <w:rFonts w:ascii="Calibri" w:eastAsia="Calibri" w:hAnsi="Calibri"/>
+                <w:color w:val="1A1A1A"/>
+                <w:sz w:val="16"/>
+              </w:rPr>
+              <w:t xml:space="preserve">GitHub </w:t>
+            </w:r>
+            <w:proofErr w:type="spellStart"/>
+            <w:r>
+              <w:rPr>
+                <w:rFonts w:ascii="Calibri" w:eastAsia="Calibri" w:hAnsi="Calibri"/>
+                <w:color w:val="1A1A1A"/>
+                <w:sz w:val="16"/>
+              </w:rPr>
+              <w:t>Actions</w:t>
+            </w:r>
+            <w:proofErr w:type="spellEnd"/>
+            <w:r>
+              <w:rPr>
+                <w:rFonts w:ascii="Calibri" w:eastAsia="Calibri" w:hAnsi="Calibri"/>
+                <w:color w:val="1A1A1A"/>
+                <w:sz w:val="16"/>
+              </w:rPr>
+              <w:t xml:space="preserve">, Docker, </w:t>
+            </w:r>
+            <w:proofErr w:type="spellStart"/>
+            <w:r>
+              <w:rPr>
+                <w:rFonts w:ascii="Calibri" w:eastAsia="Calibri" w:hAnsi="Calibri"/>
+                <w:color w:val="1A1A1A"/>
+                <w:sz w:val="16"/>
+              </w:rPr>
+              <w:t>Alembic</w:t>
+            </w:r>
+            <w:proofErr w:type="spellEnd"/>
+            <w:r>
+              <w:rPr>
+                <w:rFonts w:ascii="Calibri" w:eastAsia="Calibri" w:hAnsi="Calibri"/>
+                <w:color w:val="1A1A1A"/>
+                <w:sz w:val="16"/>
+              </w:rPr>
+              <w:t>, ambiente de integración de Transbank</w:t>
             </w:r>
           </w:p>
         </w:tc>
@@ -3144,9 +3623,7 @@
           </w:tcPr>
           <w:p>
             <w:pPr>
-              <w:spacing w:after="0" w:before="0"/>
-              <w:ind w:left="0" w:firstLine="0"/>
-              <w:jc w:val="left"/>
+              <w:spacing w:after="0"/>
               <w:rPr>
                 <w:b/>
                 <w:sz w:val="18"/>
@@ -3155,7 +3632,7 @@
             </w:pPr>
             <w:r>
               <w:rPr>
-                <w:rFonts w:ascii="Calibri" w:hAnsi="Calibri" w:eastAsia="Calibri"/>
+                <w:rFonts w:ascii="Calibri" w:eastAsia="Calibri" w:hAnsi="Calibri"/>
                 <w:color w:val="1A1A1A"/>
                 <w:sz w:val="16"/>
               </w:rPr>
@@ -3169,21 +3646,19 @@
           </w:tcPr>
           <w:p>
             <w:pPr>
-              <w:spacing w:after="0" w:before="0"/>
-              <w:ind w:left="0" w:firstLine="0"/>
-              <w:jc w:val="left"/>
-              <w:rPr>
-                <w:rFonts w:ascii="Calibri" w:hAnsi="Calibri" w:cs="Arial"/>
-                <w:i/>
-                <w:color w:val="548DD4"/>
-                <w:sz w:val="18"/>
-                <w:szCs w:val="20"/>
-                <w:lang w:eastAsia="es-CL"/>
-              </w:rPr>
-            </w:pPr>
-            <w:r>
-              <w:rPr>
-                <w:rFonts w:ascii="Calibri" w:hAnsi="Calibri" w:eastAsia="Calibri"/>
+              <w:spacing w:after="0"/>
+              <w:rPr>
+                <w:rFonts w:ascii="Calibri" w:hAnsi="Calibri" w:cs="Arial"/>
+                <w:i/>
+                <w:color w:val="548DD4"/>
+                <w:sz w:val="18"/>
+                <w:szCs w:val="20"/>
+                <w:lang w:eastAsia="es-CL"/>
+              </w:rPr>
+            </w:pPr>
+            <w:r>
+              <w:rPr>
+                <w:rFonts w:ascii="Calibri" w:eastAsia="Calibri" w:hAnsi="Calibri"/>
                 <w:color w:val="1A1A1A"/>
                 <w:sz w:val="16"/>
               </w:rPr>
@@ -3197,21 +3672,19 @@
           </w:tcPr>
           <w:p>
             <w:pPr>
-              <w:spacing w:after="0" w:before="0"/>
-              <w:ind w:left="0" w:firstLine="0"/>
-              <w:jc w:val="left"/>
-              <w:rPr>
-                <w:rFonts w:ascii="Calibri" w:hAnsi="Calibri" w:cs="Arial"/>
-                <w:i/>
-                <w:color w:val="548DD4"/>
-                <w:sz w:val="18"/>
-                <w:szCs w:val="20"/>
-                <w:lang w:eastAsia="es-CL"/>
-              </w:rPr>
-            </w:pPr>
-            <w:r>
-              <w:rPr>
-                <w:rFonts w:ascii="Calibri" w:hAnsi="Calibri" w:eastAsia="Calibri"/>
+              <w:spacing w:after="0"/>
+              <w:rPr>
+                <w:rFonts w:ascii="Calibri" w:hAnsi="Calibri" w:cs="Arial"/>
+                <w:i/>
+                <w:color w:val="548DD4"/>
+                <w:sz w:val="18"/>
+                <w:szCs w:val="20"/>
+                <w:lang w:eastAsia="es-CL"/>
+              </w:rPr>
+            </w:pPr>
+            <w:r>
+              <w:rPr>
+                <w:rFonts w:ascii="Calibri" w:eastAsia="Calibri" w:hAnsi="Calibri"/>
                 <w:color w:val="1A1A1A"/>
                 <w:sz w:val="16"/>
               </w:rPr>
@@ -3225,21 +3698,19 @@
           </w:tcPr>
           <w:p>
             <w:pPr>
-              <w:spacing w:after="0" w:before="0"/>
-              <w:ind w:left="0" w:firstLine="0"/>
-              <w:jc w:val="left"/>
-              <w:rPr>
-                <w:rFonts w:ascii="Calibri" w:hAnsi="Calibri" w:cs="Arial"/>
-                <w:i/>
-                <w:color w:val="548DD4"/>
-                <w:sz w:val="18"/>
-                <w:szCs w:val="20"/>
-                <w:lang w:eastAsia="es-CL"/>
-              </w:rPr>
-            </w:pPr>
-            <w:r>
-              <w:rPr>
-                <w:rFonts w:ascii="Calibri" w:hAnsi="Calibri" w:eastAsia="Calibri"/>
+              <w:spacing w:after="0"/>
+              <w:rPr>
+                <w:rFonts w:ascii="Calibri" w:hAnsi="Calibri" w:cs="Arial"/>
+                <w:i/>
+                <w:color w:val="548DD4"/>
+                <w:sz w:val="18"/>
+                <w:szCs w:val="20"/>
+                <w:lang w:eastAsia="es-CL"/>
+              </w:rPr>
+            </w:pPr>
+            <w:r>
+              <w:rPr>
+                <w:rFonts w:ascii="Calibri" w:eastAsia="Calibri" w:hAnsi="Calibri"/>
                 <w:color w:val="1A1A1A"/>
                 <w:sz w:val="16"/>
               </w:rPr>
@@ -3253,21 +3724,19 @@
           </w:tcPr>
           <w:p>
             <w:pPr>
-              <w:spacing w:after="0" w:before="0"/>
-              <w:ind w:left="0" w:firstLine="0"/>
-              <w:jc w:val="left"/>
-              <w:rPr>
-                <w:rFonts w:ascii="Calibri" w:hAnsi="Calibri" w:cs="Arial"/>
-                <w:i/>
-                <w:color w:val="548DD4"/>
-                <w:sz w:val="18"/>
-                <w:szCs w:val="20"/>
-                <w:lang w:eastAsia="es-CL"/>
-              </w:rPr>
-            </w:pPr>
-            <w:r>
-              <w:rPr>
-                <w:rFonts w:ascii="Calibri" w:hAnsi="Calibri" w:eastAsia="Calibri"/>
+              <w:spacing w:after="0"/>
+              <w:rPr>
+                <w:rFonts w:ascii="Calibri" w:hAnsi="Calibri" w:cs="Arial"/>
+                <w:i/>
+                <w:color w:val="548DD4"/>
+                <w:sz w:val="18"/>
+                <w:szCs w:val="20"/>
+                <w:lang w:eastAsia="es-CL"/>
+              </w:rPr>
+            </w:pPr>
+            <w:r>
+              <w:rPr>
+                <w:rFonts w:ascii="Calibri" w:eastAsia="Calibri" w:hAnsi="Calibri"/>
                 <w:color w:val="1A1A1A"/>
                 <w:sz w:val="16"/>
               </w:rPr>
@@ -3279,6 +3748,7 @@
       <w:tr>
         <w:trPr>
           <w:trHeight w:val="2410"/>
+          <w:jc w:val="center"/>
         </w:trPr>
         <w:tc>
           <w:tcPr>
@@ -3286,9 +3756,7 @@
           </w:tcPr>
           <w:p>
             <w:pPr>
-              <w:spacing w:after="0" w:before="0"/>
-              <w:ind w:left="0" w:firstLine="0"/>
-              <w:jc w:val="left"/>
+              <w:spacing w:after="0"/>
               <w:rPr>
                 <w:b/>
                 <w:sz w:val="18"/>
@@ -3297,7 +3765,7 @@
             </w:pPr>
             <w:r>
               <w:rPr>
-                <w:rFonts w:ascii="Calibri" w:hAnsi="Calibri" w:eastAsia="Calibri"/>
+                <w:rFonts w:ascii="Calibri" w:eastAsia="Calibri" w:hAnsi="Calibri"/>
                 <w:color w:val="1A1A1A"/>
                 <w:sz w:val="16"/>
               </w:rPr>
@@ -3311,26 +3779,34 @@
           </w:tcPr>
           <w:p>
             <w:pPr>
-              <w:spacing w:after="0" w:before="0"/>
-              <w:ind w:left="0" w:firstLine="0"/>
-              <w:jc w:val="left"/>
-              <w:rPr>
-                <w:rFonts w:ascii="Calibri" w:hAnsi="Calibri" w:cs="Arial"/>
-                <w:i/>
-                <w:color w:val="548DD4"/>
-                <w:sz w:val="18"/>
-                <w:szCs w:val="20"/>
-                <w:lang w:eastAsia="es-CL"/>
-              </w:rPr>
-            </w:pPr>
-            <w:r>
-              <w:rPr>
-                <w:rFonts w:ascii="Calibri" w:hAnsi="Calibri" w:eastAsia="Calibri"/>
-                <w:color w:val="1A1A1A"/>
-                <w:sz w:val="16"/>
-              </w:rPr>
-              <w:t>Modelo de datos y aislamiento multi-tenant</w:t>
-            </w:r>
+              <w:spacing w:after="0"/>
+              <w:rPr>
+                <w:rFonts w:ascii="Calibri" w:hAnsi="Calibri" w:cs="Arial"/>
+                <w:i/>
+                <w:color w:val="548DD4"/>
+                <w:sz w:val="18"/>
+                <w:szCs w:val="20"/>
+                <w:lang w:eastAsia="es-CL"/>
+              </w:rPr>
+            </w:pPr>
+            <w:r>
+              <w:rPr>
+                <w:rFonts w:ascii="Calibri" w:eastAsia="Calibri" w:hAnsi="Calibri"/>
+                <w:color w:val="1A1A1A"/>
+                <w:sz w:val="16"/>
+              </w:rPr>
+              <w:t xml:space="preserve">Modelo de datos y aislamiento </w:t>
+            </w:r>
+            <w:proofErr w:type="spellStart"/>
+            <w:r>
+              <w:rPr>
+                <w:rFonts w:ascii="Calibri" w:eastAsia="Calibri" w:hAnsi="Calibri"/>
+                <w:color w:val="1A1A1A"/>
+                <w:sz w:val="16"/>
+              </w:rPr>
+              <w:t>multi-tenant</w:t>
+            </w:r>
+            <w:proofErr w:type="spellEnd"/>
           </w:p>
         </w:tc>
         <w:tc>
@@ -3339,9 +3815,7 @@
           </w:tcPr>
           <w:p>
             <w:pPr>
-              <w:spacing w:after="0" w:before="0"/>
-              <w:ind w:left="0" w:firstLine="0"/>
-              <w:jc w:val="left"/>
+              <w:spacing w:after="0"/>
               <w:rPr>
                 <w:b/>
                 <w:sz w:val="18"/>
@@ -3350,12 +3824,40 @@
             </w:pPr>
             <w:r>
               <w:rPr>
-                <w:rFonts w:ascii="Calibri" w:hAnsi="Calibri" w:eastAsia="Calibri"/>
-                <w:color w:val="1A1A1A"/>
-                <w:sz w:val="16"/>
-              </w:rPr>
-              <w:t>PostgreSQL 16, Alembic, pytest</w:t>
-            </w:r>
+                <w:rFonts w:ascii="Calibri" w:eastAsia="Calibri" w:hAnsi="Calibri"/>
+                <w:color w:val="1A1A1A"/>
+                <w:sz w:val="16"/>
+              </w:rPr>
+              <w:t xml:space="preserve">PostgreSQL 16, </w:t>
+            </w:r>
+            <w:proofErr w:type="spellStart"/>
+            <w:r>
+              <w:rPr>
+                <w:rFonts w:ascii="Calibri" w:eastAsia="Calibri" w:hAnsi="Calibri"/>
+                <w:color w:val="1A1A1A"/>
+                <w:sz w:val="16"/>
+              </w:rPr>
+              <w:t>Alembic</w:t>
+            </w:r>
+            <w:proofErr w:type="spellEnd"/>
+            <w:r>
+              <w:rPr>
+                <w:rFonts w:ascii="Calibri" w:eastAsia="Calibri" w:hAnsi="Calibri"/>
+                <w:color w:val="1A1A1A"/>
+                <w:sz w:val="16"/>
+              </w:rPr>
+              <w:t xml:space="preserve">, </w:t>
+            </w:r>
+            <w:proofErr w:type="spellStart"/>
+            <w:r>
+              <w:rPr>
+                <w:rFonts w:ascii="Calibri" w:eastAsia="Calibri" w:hAnsi="Calibri"/>
+                <w:color w:val="1A1A1A"/>
+                <w:sz w:val="16"/>
+              </w:rPr>
+              <w:t>pytest</w:t>
+            </w:r>
+            <w:proofErr w:type="spellEnd"/>
           </w:p>
         </w:tc>
         <w:tc>
@@ -3364,9 +3866,7 @@
           </w:tcPr>
           <w:p>
             <w:pPr>
-              <w:spacing w:after="0" w:before="0"/>
-              <w:ind w:left="0" w:firstLine="0"/>
-              <w:jc w:val="left"/>
+              <w:spacing w:after="0"/>
               <w:rPr>
                 <w:b/>
                 <w:sz w:val="18"/>
@@ -3375,7 +3875,7 @@
             </w:pPr>
             <w:r>
               <w:rPr>
-                <w:rFonts w:ascii="Calibri" w:hAnsi="Calibri" w:eastAsia="Calibri"/>
+                <w:rFonts w:ascii="Calibri" w:eastAsia="Calibri" w:hAnsi="Calibri"/>
                 <w:color w:val="1A1A1A"/>
                 <w:sz w:val="16"/>
               </w:rPr>
@@ -3389,21 +3889,19 @@
           </w:tcPr>
           <w:p>
             <w:pPr>
-              <w:spacing w:after="0" w:before="0"/>
-              <w:ind w:left="0" w:firstLine="0"/>
-              <w:jc w:val="left"/>
-              <w:rPr>
-                <w:rFonts w:ascii="Calibri" w:hAnsi="Calibri" w:cs="Arial"/>
-                <w:i/>
-                <w:color w:val="548DD4"/>
-                <w:sz w:val="18"/>
-                <w:szCs w:val="20"/>
-                <w:lang w:eastAsia="es-CL"/>
-              </w:rPr>
-            </w:pPr>
-            <w:r>
-              <w:rPr>
-                <w:rFonts w:ascii="Calibri" w:hAnsi="Calibri" w:eastAsia="Calibri"/>
+              <w:spacing w:after="0"/>
+              <w:rPr>
+                <w:rFonts w:ascii="Calibri" w:hAnsi="Calibri" w:cs="Arial"/>
+                <w:i/>
+                <w:color w:val="548DD4"/>
+                <w:sz w:val="18"/>
+                <w:szCs w:val="20"/>
+                <w:lang w:eastAsia="es-CL"/>
+              </w:rPr>
+            </w:pPr>
+            <w:r>
+              <w:rPr>
+                <w:rFonts w:ascii="Calibri" w:eastAsia="Calibri" w:hAnsi="Calibri"/>
                 <w:color w:val="1A1A1A"/>
                 <w:sz w:val="16"/>
               </w:rPr>
@@ -3417,21 +3915,19 @@
           </w:tcPr>
           <w:p>
             <w:pPr>
-              <w:spacing w:after="0" w:before="0"/>
-              <w:ind w:left="0" w:firstLine="0"/>
-              <w:jc w:val="left"/>
-              <w:rPr>
-                <w:rFonts w:ascii="Calibri" w:hAnsi="Calibri" w:cs="Arial"/>
-                <w:i/>
-                <w:color w:val="548DD4"/>
-                <w:sz w:val="18"/>
-                <w:szCs w:val="20"/>
-                <w:lang w:eastAsia="es-CL"/>
-              </w:rPr>
-            </w:pPr>
-            <w:r>
-              <w:rPr>
-                <w:rFonts w:ascii="Calibri" w:hAnsi="Calibri" w:eastAsia="Calibri"/>
+              <w:spacing w:after="0"/>
+              <w:rPr>
+                <w:rFonts w:ascii="Calibri" w:hAnsi="Calibri" w:cs="Arial"/>
+                <w:i/>
+                <w:color w:val="548DD4"/>
+                <w:sz w:val="18"/>
+                <w:szCs w:val="20"/>
+                <w:lang w:eastAsia="es-CL"/>
+              </w:rPr>
+            </w:pPr>
+            <w:r>
+              <w:rPr>
+                <w:rFonts w:ascii="Calibri" w:eastAsia="Calibri" w:hAnsi="Calibri"/>
                 <w:color w:val="1A1A1A"/>
                 <w:sz w:val="16"/>
               </w:rPr>
@@ -3445,21 +3941,19 @@
           </w:tcPr>
           <w:p>
             <w:pPr>
-              <w:spacing w:after="0" w:before="0"/>
-              <w:ind w:left="0" w:firstLine="0"/>
-              <w:jc w:val="left"/>
-              <w:rPr>
-                <w:rFonts w:ascii="Calibri" w:hAnsi="Calibri" w:cs="Arial"/>
-                <w:i/>
-                <w:color w:val="548DD4"/>
-                <w:sz w:val="18"/>
-                <w:szCs w:val="20"/>
-                <w:lang w:eastAsia="es-CL"/>
-              </w:rPr>
-            </w:pPr>
-            <w:r>
-              <w:rPr>
-                <w:rFonts w:ascii="Calibri" w:hAnsi="Calibri" w:eastAsia="Calibri"/>
+              <w:spacing w:after="0"/>
+              <w:rPr>
+                <w:rFonts w:ascii="Calibri" w:hAnsi="Calibri" w:cs="Arial"/>
+                <w:i/>
+                <w:color w:val="548DD4"/>
+                <w:sz w:val="18"/>
+                <w:szCs w:val="20"/>
+                <w:lang w:eastAsia="es-CL"/>
+              </w:rPr>
+            </w:pPr>
+            <w:r>
+              <w:rPr>
+                <w:rFonts w:ascii="Calibri" w:eastAsia="Calibri" w:hAnsi="Calibri"/>
                 <w:color w:val="1A1A1A"/>
                 <w:sz w:val="16"/>
               </w:rPr>
@@ -3473,21 +3967,19 @@
           </w:tcPr>
           <w:p>
             <w:pPr>
-              <w:spacing w:after="0" w:before="0"/>
-              <w:ind w:left="0" w:firstLine="0"/>
-              <w:jc w:val="left"/>
-              <w:rPr>
-                <w:rFonts w:ascii="Calibri" w:hAnsi="Calibri" w:cs="Arial"/>
-                <w:i/>
-                <w:color w:val="548DD4"/>
-                <w:sz w:val="18"/>
-                <w:szCs w:val="20"/>
-                <w:lang w:eastAsia="es-CL"/>
-              </w:rPr>
-            </w:pPr>
-            <w:r>
-              <w:rPr>
-                <w:rFonts w:ascii="Calibri" w:hAnsi="Calibri" w:eastAsia="Calibri"/>
+              <w:spacing w:after="0"/>
+              <w:rPr>
+                <w:rFonts w:ascii="Calibri" w:hAnsi="Calibri" w:cs="Arial"/>
+                <w:i/>
+                <w:color w:val="548DD4"/>
+                <w:sz w:val="18"/>
+                <w:szCs w:val="20"/>
+                <w:lang w:eastAsia="es-CL"/>
+              </w:rPr>
+            </w:pPr>
+            <w:r>
+              <w:rPr>
+                <w:rFonts w:ascii="Calibri" w:eastAsia="Calibri" w:hAnsi="Calibri"/>
                 <w:color w:val="1A1A1A"/>
                 <w:sz w:val="16"/>
               </w:rPr>
@@ -3499,6 +3991,7 @@
       <w:tr>
         <w:trPr>
           <w:trHeight w:val="2410"/>
+          <w:jc w:val="center"/>
         </w:trPr>
         <w:tc>
           <w:tcPr>
@@ -3506,9 +3999,7 @@
           </w:tcPr>
           <w:p>
             <w:pPr>
-              <w:spacing w:after="0" w:before="0"/>
-              <w:ind w:left="0" w:firstLine="0"/>
-              <w:jc w:val="left"/>
+              <w:spacing w:after="0"/>
               <w:rPr>
                 <w:b/>
                 <w:sz w:val="18"/>
@@ -3517,7 +4008,7 @@
             </w:pPr>
             <w:r>
               <w:rPr>
-                <w:rFonts w:ascii="Calibri" w:hAnsi="Calibri" w:eastAsia="Calibri"/>
+                <w:rFonts w:ascii="Calibri" w:eastAsia="Calibri" w:hAnsi="Calibri"/>
                 <w:color w:val="1A1A1A"/>
                 <w:sz w:val="16"/>
               </w:rPr>
@@ -3531,21 +4022,19 @@
           </w:tcPr>
           <w:p>
             <w:pPr>
-              <w:spacing w:after="0" w:before="0"/>
-              <w:ind w:left="0" w:firstLine="0"/>
-              <w:jc w:val="left"/>
-              <w:rPr>
-                <w:rFonts w:ascii="Calibri" w:hAnsi="Calibri" w:cs="Arial"/>
-                <w:i/>
-                <w:color w:val="548DD4"/>
-                <w:sz w:val="18"/>
-                <w:szCs w:val="20"/>
-                <w:lang w:eastAsia="es-CL"/>
-              </w:rPr>
-            </w:pPr>
-            <w:r>
-              <w:rPr>
-                <w:rFonts w:ascii="Calibri" w:hAnsi="Calibri" w:eastAsia="Calibri"/>
+              <w:spacing w:after="0"/>
+              <w:rPr>
+                <w:rFonts w:ascii="Calibri" w:hAnsi="Calibri" w:cs="Arial"/>
+                <w:i/>
+                <w:color w:val="548DD4"/>
+                <w:sz w:val="18"/>
+                <w:szCs w:val="20"/>
+                <w:lang w:eastAsia="es-CL"/>
+              </w:rPr>
+            </w:pPr>
+            <w:r>
+              <w:rPr>
+                <w:rFonts w:ascii="Calibri" w:eastAsia="Calibri" w:hAnsi="Calibri"/>
                 <w:color w:val="1A1A1A"/>
                 <w:sz w:val="16"/>
               </w:rPr>
@@ -3559,9 +4048,7 @@
           </w:tcPr>
           <w:p>
             <w:pPr>
-              <w:spacing w:after="0" w:before="0"/>
-              <w:ind w:left="0" w:firstLine="0"/>
-              <w:jc w:val="left"/>
+              <w:spacing w:after="0"/>
               <w:rPr>
                 <w:b/>
                 <w:sz w:val="18"/>
@@ -3570,11 +4057,29 @@
             </w:pPr>
             <w:r>
               <w:rPr>
-                <w:rFonts w:ascii="Calibri" w:hAnsi="Calibri" w:eastAsia="Calibri"/>
-                <w:color w:val="1A1A1A"/>
-                <w:sz w:val="16"/>
-              </w:rPr>
-              <w:t>Python, FastAPI, PostgreSQL, biblioteca de criptografía</w:t>
+                <w:rFonts w:ascii="Calibri" w:eastAsia="Calibri" w:hAnsi="Calibri"/>
+                <w:color w:val="1A1A1A"/>
+                <w:sz w:val="16"/>
+              </w:rPr>
+              <w:t xml:space="preserve">Python, </w:t>
+            </w:r>
+            <w:proofErr w:type="spellStart"/>
+            <w:r>
+              <w:rPr>
+                <w:rFonts w:ascii="Calibri" w:eastAsia="Calibri" w:hAnsi="Calibri"/>
+                <w:color w:val="1A1A1A"/>
+                <w:sz w:val="16"/>
+              </w:rPr>
+              <w:t>FastAPI</w:t>
+            </w:r>
+            <w:proofErr w:type="spellEnd"/>
+            <w:r>
+              <w:rPr>
+                <w:rFonts w:ascii="Calibri" w:eastAsia="Calibri" w:hAnsi="Calibri"/>
+                <w:color w:val="1A1A1A"/>
+                <w:sz w:val="16"/>
+              </w:rPr>
+              <w:t>, PostgreSQL, biblioteca de criptografía</w:t>
             </w:r>
           </w:p>
         </w:tc>
@@ -3584,9 +4089,7 @@
           </w:tcPr>
           <w:p>
             <w:pPr>
-              <w:spacing w:after="0" w:before="0"/>
-              <w:ind w:left="0" w:firstLine="0"/>
-              <w:jc w:val="left"/>
+              <w:spacing w:after="0"/>
               <w:rPr>
                 <w:b/>
                 <w:sz w:val="18"/>
@@ -3595,11 +4098,29 @@
             </w:pPr>
             <w:r>
               <w:rPr>
-                <w:rFonts w:ascii="Calibri" w:hAnsi="Calibri" w:eastAsia="Calibri"/>
-                <w:color w:val="1A1A1A"/>
-                <w:sz w:val="16"/>
-              </w:rPr>
-              <w:t>Planificado: 2 semanas (sprints 2 y 3). Ajustado: 1 semana (sprint 2, 23 a 29 de octubre)</w:t>
+                <w:rFonts w:ascii="Calibri" w:eastAsia="Calibri" w:hAnsi="Calibri"/>
+                <w:color w:val="1A1A1A"/>
+                <w:sz w:val="16"/>
+              </w:rPr>
+              <w:t>Planificado: 2 semanas (</w:t>
+            </w:r>
+            <w:proofErr w:type="spellStart"/>
+            <w:r>
+              <w:rPr>
+                <w:rFonts w:ascii="Calibri" w:eastAsia="Calibri" w:hAnsi="Calibri"/>
+                <w:color w:val="1A1A1A"/>
+                <w:sz w:val="16"/>
+              </w:rPr>
+              <w:t>sprints</w:t>
+            </w:r>
+            <w:proofErr w:type="spellEnd"/>
+            <w:r>
+              <w:rPr>
+                <w:rFonts w:ascii="Calibri" w:eastAsia="Calibri" w:hAnsi="Calibri"/>
+                <w:color w:val="1A1A1A"/>
+                <w:sz w:val="16"/>
+              </w:rPr>
+              <w:t xml:space="preserve"> 2 y 3). Ajustado: 1 semana (sprint 2, 23 a 29 de octubre)</w:t>
             </w:r>
           </w:p>
         </w:tc>
@@ -3609,21 +4130,19 @@
           </w:tcPr>
           <w:p>
             <w:pPr>
-              <w:spacing w:after="0" w:before="0"/>
-              <w:ind w:left="0" w:firstLine="0"/>
-              <w:jc w:val="left"/>
-              <w:rPr>
-                <w:rFonts w:ascii="Calibri" w:hAnsi="Calibri" w:cs="Arial"/>
-                <w:i/>
-                <w:color w:val="548DD4"/>
-                <w:sz w:val="18"/>
-                <w:szCs w:val="20"/>
-                <w:lang w:eastAsia="es-CL"/>
-              </w:rPr>
-            </w:pPr>
-            <w:r>
-              <w:rPr>
-                <w:rFonts w:ascii="Calibri" w:hAnsi="Calibri" w:eastAsia="Calibri"/>
+              <w:spacing w:after="0"/>
+              <w:rPr>
+                <w:rFonts w:ascii="Calibri" w:hAnsi="Calibri" w:cs="Arial"/>
+                <w:i/>
+                <w:color w:val="548DD4"/>
+                <w:sz w:val="18"/>
+                <w:szCs w:val="20"/>
+                <w:lang w:eastAsia="es-CL"/>
+              </w:rPr>
+            </w:pPr>
+            <w:r>
+              <w:rPr>
+                <w:rFonts w:ascii="Calibri" w:eastAsia="Calibri" w:hAnsi="Calibri"/>
                 <w:color w:val="1A1A1A"/>
                 <w:sz w:val="16"/>
               </w:rPr>
@@ -3637,21 +4156,19 @@
           </w:tcPr>
           <w:p>
             <w:pPr>
-              <w:spacing w:after="0" w:before="0"/>
-              <w:ind w:left="0" w:firstLine="0"/>
-              <w:jc w:val="left"/>
-              <w:rPr>
-                <w:rFonts w:ascii="Calibri" w:hAnsi="Calibri" w:cs="Arial"/>
-                <w:i/>
-                <w:color w:val="548DD4"/>
-                <w:sz w:val="18"/>
-                <w:szCs w:val="20"/>
-                <w:lang w:eastAsia="es-CL"/>
-              </w:rPr>
-            </w:pPr>
-            <w:r>
-              <w:rPr>
-                <w:rFonts w:ascii="Calibri" w:hAnsi="Calibri" w:eastAsia="Calibri"/>
+              <w:spacing w:after="0"/>
+              <w:rPr>
+                <w:rFonts w:ascii="Calibri" w:hAnsi="Calibri" w:cs="Arial"/>
+                <w:i/>
+                <w:color w:val="548DD4"/>
+                <w:sz w:val="18"/>
+                <w:szCs w:val="20"/>
+                <w:lang w:eastAsia="es-CL"/>
+              </w:rPr>
+            </w:pPr>
+            <w:r>
+              <w:rPr>
+                <w:rFonts w:ascii="Calibri" w:eastAsia="Calibri" w:hAnsi="Calibri"/>
                 <w:color w:val="1A1A1A"/>
                 <w:sz w:val="16"/>
               </w:rPr>
@@ -3665,21 +4182,19 @@
           </w:tcPr>
           <w:p>
             <w:pPr>
-              <w:spacing w:after="0" w:before="0"/>
-              <w:ind w:left="0" w:firstLine="0"/>
-              <w:jc w:val="left"/>
-              <w:rPr>
-                <w:rFonts w:ascii="Calibri" w:hAnsi="Calibri" w:cs="Arial"/>
-                <w:i/>
-                <w:color w:val="548DD4"/>
-                <w:sz w:val="18"/>
-                <w:szCs w:val="20"/>
-                <w:lang w:eastAsia="es-CL"/>
-              </w:rPr>
-            </w:pPr>
-            <w:r>
-              <w:rPr>
-                <w:rFonts w:ascii="Calibri" w:hAnsi="Calibri" w:eastAsia="Calibri"/>
+              <w:spacing w:after="0"/>
+              <w:rPr>
+                <w:rFonts w:ascii="Calibri" w:hAnsi="Calibri" w:cs="Arial"/>
+                <w:i/>
+                <w:color w:val="548DD4"/>
+                <w:sz w:val="18"/>
+                <w:szCs w:val="20"/>
+                <w:lang w:eastAsia="es-CL"/>
+              </w:rPr>
+            </w:pPr>
+            <w:r>
+              <w:rPr>
+                <w:rFonts w:ascii="Calibri" w:eastAsia="Calibri" w:hAnsi="Calibri"/>
                 <w:color w:val="1A1A1A"/>
                 <w:sz w:val="16"/>
               </w:rPr>
@@ -3693,25 +4208,41 @@
           </w:tcPr>
           <w:p>
             <w:pPr>
-              <w:spacing w:after="0" w:before="0"/>
-              <w:ind w:left="0" w:firstLine="0"/>
-              <w:jc w:val="left"/>
-              <w:rPr>
-                <w:rFonts w:ascii="Calibri" w:hAnsi="Calibri" w:cs="Arial"/>
-                <w:i/>
-                <w:color w:val="548DD4"/>
-                <w:sz w:val="18"/>
-                <w:szCs w:val="20"/>
-                <w:lang w:eastAsia="es-CL"/>
-              </w:rPr>
-            </w:pPr>
-            <w:r>
-              <w:rPr>
-                <w:rFonts w:ascii="Calibri" w:hAnsi="Calibri" w:eastAsia="Calibri"/>
-                <w:color w:val="1A1A1A"/>
-                <w:sz w:val="16"/>
-              </w:rPr>
-              <w:t>Se fusionan los sprints 2 y 3 del plan, con desarrollo asistido por IA. Primer producto de punta a punta el 29 de octubre.</w:t>
+              <w:spacing w:after="0"/>
+              <w:rPr>
+                <w:rFonts w:ascii="Calibri" w:hAnsi="Calibri" w:cs="Arial"/>
+                <w:i/>
+                <w:color w:val="548DD4"/>
+                <w:sz w:val="18"/>
+                <w:szCs w:val="20"/>
+                <w:lang w:eastAsia="es-CL"/>
+              </w:rPr>
+            </w:pPr>
+            <w:r>
+              <w:rPr>
+                <w:rFonts w:ascii="Calibri" w:eastAsia="Calibri" w:hAnsi="Calibri"/>
+                <w:color w:val="1A1A1A"/>
+                <w:sz w:val="16"/>
+              </w:rPr>
+              <w:t xml:space="preserve">Se fusionan los </w:t>
+            </w:r>
+            <w:proofErr w:type="spellStart"/>
+            <w:r>
+              <w:rPr>
+                <w:rFonts w:ascii="Calibri" w:eastAsia="Calibri" w:hAnsi="Calibri"/>
+                <w:color w:val="1A1A1A"/>
+                <w:sz w:val="16"/>
+              </w:rPr>
+              <w:t>sprints</w:t>
+            </w:r>
+            <w:proofErr w:type="spellEnd"/>
+            <w:r>
+              <w:rPr>
+                <w:rFonts w:ascii="Calibri" w:eastAsia="Calibri" w:hAnsi="Calibri"/>
+                <w:color w:val="1A1A1A"/>
+                <w:sz w:val="16"/>
+              </w:rPr>
+              <w:t xml:space="preserve"> 2 y 3 del plan, con desarrollo asistido por IA. Primer producto de punta a punta el 29 de octubre.</w:t>
             </w:r>
           </w:p>
         </w:tc>
@@ -3719,6 +4250,7 @@
       <w:tr>
         <w:trPr>
           <w:trHeight w:val="2410"/>
+          <w:jc w:val="center"/>
         </w:trPr>
         <w:tc>
           <w:tcPr>
@@ -3726,9 +4258,7 @@
           </w:tcPr>
           <w:p>
             <w:pPr>
-              <w:spacing w:after="0" w:before="0"/>
-              <w:ind w:left="0" w:firstLine="0"/>
-              <w:jc w:val="left"/>
+              <w:spacing w:after="0"/>
               <w:rPr>
                 <w:b/>
                 <w:sz w:val="18"/>
@@ -3737,10 +4267,11 @@
             </w:pPr>
             <w:r>
               <w:rPr>
-                <w:rFonts w:ascii="Calibri" w:hAnsi="Calibri" w:eastAsia="Calibri"/>
-                <w:color w:val="1A1A1A"/>
-                <w:sz w:val="16"/>
-              </w:rPr>
+                <w:rFonts w:ascii="Calibri" w:eastAsia="Calibri" w:hAnsi="Calibri"/>
+                <w:color w:val="1A1A1A"/>
+                <w:sz w:val="16"/>
+              </w:rPr>
+              <w:lastRenderedPageBreak/>
               <w:t>Ingeniería de requisitos</w:t>
             </w:r>
           </w:p>
@@ -3751,21 +4282,19 @@
           </w:tcPr>
           <w:p>
             <w:pPr>
-              <w:spacing w:after="0" w:before="0"/>
-              <w:ind w:left="0" w:firstLine="0"/>
-              <w:jc w:val="left"/>
-              <w:rPr>
-                <w:rFonts w:ascii="Calibri" w:hAnsi="Calibri" w:cs="Arial"/>
-                <w:i/>
-                <w:color w:val="548DD4"/>
-                <w:sz w:val="18"/>
-                <w:szCs w:val="20"/>
-                <w:lang w:eastAsia="es-CL"/>
-              </w:rPr>
-            </w:pPr>
-            <w:r>
-              <w:rPr>
-                <w:rFonts w:ascii="Calibri" w:hAnsi="Calibri" w:eastAsia="Calibri"/>
+              <w:spacing w:after="0"/>
+              <w:rPr>
+                <w:rFonts w:ascii="Calibri" w:hAnsi="Calibri" w:cs="Arial"/>
+                <w:i/>
+                <w:color w:val="548DD4"/>
+                <w:sz w:val="18"/>
+                <w:szCs w:val="20"/>
+                <w:lang w:eastAsia="es-CL"/>
+              </w:rPr>
+            </w:pPr>
+            <w:r>
+              <w:rPr>
+                <w:rFonts w:ascii="Calibri" w:eastAsia="Calibri" w:hAnsi="Calibri"/>
                 <w:color w:val="1A1A1A"/>
                 <w:sz w:val="16"/>
               </w:rPr>
@@ -3779,9 +4308,7 @@
           </w:tcPr>
           <w:p>
             <w:pPr>
-              <w:spacing w:after="0" w:before="0"/>
-              <w:ind w:left="0" w:firstLine="0"/>
-              <w:jc w:val="left"/>
+              <w:spacing w:after="0"/>
               <w:rPr>
                 <w:b/>
                 <w:sz w:val="18"/>
@@ -3790,7 +4317,7 @@
             </w:pPr>
             <w:r>
               <w:rPr>
-                <w:rFonts w:ascii="Calibri" w:hAnsi="Calibri" w:eastAsia="Calibri"/>
+                <w:rFonts w:ascii="Calibri" w:eastAsia="Calibri" w:hAnsi="Calibri"/>
                 <w:color w:val="1A1A1A"/>
                 <w:sz w:val="16"/>
               </w:rPr>
@@ -3804,9 +4331,7 @@
           </w:tcPr>
           <w:p>
             <w:pPr>
-              <w:spacing w:after="0" w:before="0"/>
-              <w:ind w:left="0" w:firstLine="0"/>
-              <w:jc w:val="left"/>
+              <w:spacing w:after="0"/>
               <w:rPr>
                 <w:b/>
                 <w:sz w:val="18"/>
@@ -3815,7 +4340,7 @@
             </w:pPr>
             <w:r>
               <w:rPr>
-                <w:rFonts w:ascii="Calibri" w:hAnsi="Calibri" w:eastAsia="Calibri"/>
+                <w:rFonts w:ascii="Calibri" w:eastAsia="Calibri" w:hAnsi="Calibri"/>
                 <w:color w:val="1A1A1A"/>
                 <w:sz w:val="16"/>
               </w:rPr>
@@ -3829,21 +4354,19 @@
           </w:tcPr>
           <w:p>
             <w:pPr>
-              <w:spacing w:after="0" w:before="0"/>
-              <w:ind w:left="0" w:firstLine="0"/>
-              <w:jc w:val="left"/>
-              <w:rPr>
-                <w:rFonts w:ascii="Calibri" w:hAnsi="Calibri" w:cs="Arial"/>
-                <w:i/>
-                <w:color w:val="548DD4"/>
-                <w:sz w:val="18"/>
-                <w:szCs w:val="20"/>
-                <w:lang w:eastAsia="es-CL"/>
-              </w:rPr>
-            </w:pPr>
-            <w:r>
-              <w:rPr>
-                <w:rFonts w:ascii="Calibri" w:hAnsi="Calibri" w:eastAsia="Calibri"/>
+              <w:spacing w:after="0"/>
+              <w:rPr>
+                <w:rFonts w:ascii="Calibri" w:hAnsi="Calibri" w:cs="Arial"/>
+                <w:i/>
+                <w:color w:val="548DD4"/>
+                <w:sz w:val="18"/>
+                <w:szCs w:val="20"/>
+                <w:lang w:eastAsia="es-CL"/>
+              </w:rPr>
+            </w:pPr>
+            <w:r>
+              <w:rPr>
+                <w:rFonts w:ascii="Calibri" w:eastAsia="Calibri" w:hAnsi="Calibri"/>
                 <w:color w:val="1A1A1A"/>
                 <w:sz w:val="16"/>
               </w:rPr>
@@ -3857,21 +4380,19 @@
           </w:tcPr>
           <w:p>
             <w:pPr>
-              <w:spacing w:after="0" w:before="0"/>
-              <w:ind w:left="0" w:firstLine="0"/>
-              <w:jc w:val="left"/>
-              <w:rPr>
-                <w:rFonts w:ascii="Calibri" w:hAnsi="Calibri" w:cs="Arial"/>
-                <w:i/>
-                <w:color w:val="548DD4"/>
-                <w:sz w:val="18"/>
-                <w:szCs w:val="20"/>
-                <w:lang w:eastAsia="es-CL"/>
-              </w:rPr>
-            </w:pPr>
-            <w:r>
-              <w:rPr>
-                <w:rFonts w:ascii="Calibri" w:hAnsi="Calibri" w:eastAsia="Calibri"/>
+              <w:spacing w:after="0"/>
+              <w:rPr>
+                <w:rFonts w:ascii="Calibri" w:hAnsi="Calibri" w:cs="Arial"/>
+                <w:i/>
+                <w:color w:val="548DD4"/>
+                <w:sz w:val="18"/>
+                <w:szCs w:val="20"/>
+                <w:lang w:eastAsia="es-CL"/>
+              </w:rPr>
+            </w:pPr>
+            <w:r>
+              <w:rPr>
+                <w:rFonts w:ascii="Calibri" w:eastAsia="Calibri" w:hAnsi="Calibri"/>
                 <w:color w:val="1A1A1A"/>
                 <w:sz w:val="16"/>
               </w:rPr>
@@ -3885,21 +4406,19 @@
           </w:tcPr>
           <w:p>
             <w:pPr>
-              <w:spacing w:after="0" w:before="0"/>
-              <w:ind w:left="0" w:firstLine="0"/>
-              <w:jc w:val="left"/>
-              <w:rPr>
-                <w:rFonts w:ascii="Calibri" w:hAnsi="Calibri" w:cs="Arial"/>
-                <w:i/>
-                <w:color w:val="548DD4"/>
-                <w:sz w:val="18"/>
-                <w:szCs w:val="20"/>
-                <w:lang w:eastAsia="es-CL"/>
-              </w:rPr>
-            </w:pPr>
-            <w:r>
-              <w:rPr>
-                <w:rFonts w:ascii="Calibri" w:hAnsi="Calibri" w:eastAsia="Calibri"/>
+              <w:spacing w:after="0"/>
+              <w:rPr>
+                <w:rFonts w:ascii="Calibri" w:hAnsi="Calibri" w:cs="Arial"/>
+                <w:i/>
+                <w:color w:val="548DD4"/>
+                <w:sz w:val="18"/>
+                <w:szCs w:val="20"/>
+                <w:lang w:eastAsia="es-CL"/>
+              </w:rPr>
+            </w:pPr>
+            <w:r>
+              <w:rPr>
+                <w:rFonts w:ascii="Calibri" w:eastAsia="Calibri" w:hAnsi="Calibri"/>
                 <w:color w:val="1A1A1A"/>
                 <w:sz w:val="16"/>
               </w:rPr>
@@ -3913,21 +4432,19 @@
           </w:tcPr>
           <w:p>
             <w:pPr>
-              <w:spacing w:after="0" w:before="0"/>
-              <w:ind w:left="0" w:firstLine="0"/>
-              <w:jc w:val="left"/>
-              <w:rPr>
-                <w:rFonts w:ascii="Calibri" w:hAnsi="Calibri" w:cs="Arial"/>
-                <w:i/>
-                <w:color w:val="548DD4"/>
-                <w:sz w:val="18"/>
-                <w:szCs w:val="20"/>
-                <w:lang w:eastAsia="es-CL"/>
-              </w:rPr>
-            </w:pPr>
-            <w:r>
-              <w:rPr>
-                <w:rFonts w:ascii="Calibri" w:hAnsi="Calibri" w:eastAsia="Calibri"/>
+              <w:spacing w:after="0"/>
+              <w:rPr>
+                <w:rFonts w:ascii="Calibri" w:hAnsi="Calibri" w:cs="Arial"/>
+                <w:i/>
+                <w:color w:val="548DD4"/>
+                <w:sz w:val="18"/>
+                <w:szCs w:val="20"/>
+                <w:lang w:eastAsia="es-CL"/>
+              </w:rPr>
+            </w:pPr>
+            <w:r>
+              <w:rPr>
+                <w:rFonts w:ascii="Calibri" w:eastAsia="Calibri" w:hAnsi="Calibri"/>
                 <w:color w:val="1A1A1A"/>
                 <w:sz w:val="16"/>
               </w:rPr>
@@ -3939,6 +4456,7 @@
       <w:tr>
         <w:trPr>
           <w:trHeight w:val="2410"/>
+          <w:jc w:val="center"/>
         </w:trPr>
         <w:tc>
           <w:tcPr>
@@ -3946,9 +4464,7 @@
           </w:tcPr>
           <w:p>
             <w:pPr>
-              <w:spacing w:after="0" w:before="0"/>
-              <w:ind w:left="0" w:firstLine="0"/>
-              <w:jc w:val="left"/>
+              <w:spacing w:after="0"/>
               <w:rPr>
                 <w:b/>
                 <w:sz w:val="18"/>
@@ -3957,7 +4473,7 @@
             </w:pPr>
             <w:r>
               <w:rPr>
-                <w:rFonts w:ascii="Calibri" w:hAnsi="Calibri" w:eastAsia="Calibri"/>
+                <w:rFonts w:ascii="Calibri" w:eastAsia="Calibri" w:hAnsi="Calibri"/>
                 <w:color w:val="1A1A1A"/>
                 <w:sz w:val="16"/>
               </w:rPr>
@@ -3971,21 +4487,19 @@
           </w:tcPr>
           <w:p>
             <w:pPr>
-              <w:spacing w:after="0" w:before="0"/>
-              <w:ind w:left="0" w:firstLine="0"/>
-              <w:jc w:val="left"/>
-              <w:rPr>
-                <w:rFonts w:ascii="Calibri" w:hAnsi="Calibri" w:cs="Arial"/>
-                <w:i/>
-                <w:color w:val="548DD4"/>
-                <w:sz w:val="18"/>
-                <w:szCs w:val="20"/>
-                <w:lang w:eastAsia="es-CL"/>
-              </w:rPr>
-            </w:pPr>
-            <w:r>
-              <w:rPr>
-                <w:rFonts w:ascii="Calibri" w:hAnsi="Calibri" w:eastAsia="Calibri"/>
+              <w:spacing w:after="0"/>
+              <w:rPr>
+                <w:rFonts w:ascii="Calibri" w:hAnsi="Calibri" w:cs="Arial"/>
+                <w:i/>
+                <w:color w:val="548DD4"/>
+                <w:sz w:val="18"/>
+                <w:szCs w:val="20"/>
+                <w:lang w:eastAsia="es-CL"/>
+              </w:rPr>
+            </w:pPr>
+            <w:r>
+              <w:rPr>
+                <w:rFonts w:ascii="Calibri" w:eastAsia="Calibri" w:hAnsi="Calibri"/>
                 <w:color w:val="1A1A1A"/>
                 <w:sz w:val="16"/>
               </w:rPr>
@@ -3999,22 +4513,30 @@
           </w:tcPr>
           <w:p>
             <w:pPr>
-              <w:spacing w:after="0" w:before="0"/>
-              <w:ind w:left="0" w:firstLine="0"/>
-              <w:jc w:val="left"/>
+              <w:spacing w:after="0"/>
               <w:rPr>
                 <w:b/>
                 <w:sz w:val="18"/>
                 <w:szCs w:val="24"/>
               </w:rPr>
             </w:pPr>
-            <w:r>
-              <w:rPr>
-                <w:rFonts w:ascii="Calibri" w:hAnsi="Calibri" w:eastAsia="Calibri"/>
-                <w:color w:val="1A1A1A"/>
-                <w:sz w:val="16"/>
-              </w:rPr>
-              <w:t>Flutter, dispositivos de prueba</w:t>
+            <w:proofErr w:type="spellStart"/>
+            <w:r>
+              <w:rPr>
+                <w:rFonts w:ascii="Calibri" w:eastAsia="Calibri" w:hAnsi="Calibri"/>
+                <w:color w:val="1A1A1A"/>
+                <w:sz w:val="16"/>
+              </w:rPr>
+              <w:t>Flutter</w:t>
+            </w:r>
+            <w:proofErr w:type="spellEnd"/>
+            <w:r>
+              <w:rPr>
+                <w:rFonts w:ascii="Calibri" w:eastAsia="Calibri" w:hAnsi="Calibri"/>
+                <w:color w:val="1A1A1A"/>
+                <w:sz w:val="16"/>
+              </w:rPr>
+              <w:t>, dispositivos de prueba</w:t>
             </w:r>
           </w:p>
         </w:tc>
@@ -4024,9 +4546,7 @@
           </w:tcPr>
           <w:p>
             <w:pPr>
-              <w:spacing w:after="0" w:before="0"/>
-              <w:ind w:left="0" w:firstLine="0"/>
-              <w:jc w:val="left"/>
+              <w:spacing w:after="0"/>
               <w:rPr>
                 <w:b/>
                 <w:sz w:val="18"/>
@@ -4035,7 +4555,7 @@
             </w:pPr>
             <w:r>
               <w:rPr>
-                <w:rFonts w:ascii="Calibri" w:hAnsi="Calibri" w:eastAsia="Calibri"/>
+                <w:rFonts w:ascii="Calibri" w:eastAsia="Calibri" w:hAnsi="Calibri"/>
                 <w:color w:val="1A1A1A"/>
                 <w:sz w:val="16"/>
               </w:rPr>
@@ -4049,21 +4569,19 @@
           </w:tcPr>
           <w:p>
             <w:pPr>
-              <w:spacing w:after="0" w:before="0"/>
-              <w:ind w:left="0" w:firstLine="0"/>
-              <w:jc w:val="left"/>
-              <w:rPr>
-                <w:rFonts w:ascii="Calibri" w:hAnsi="Calibri" w:cs="Arial"/>
-                <w:i/>
-                <w:color w:val="548DD4"/>
-                <w:sz w:val="18"/>
-                <w:szCs w:val="20"/>
-                <w:lang w:eastAsia="es-CL"/>
-              </w:rPr>
-            </w:pPr>
-            <w:r>
-              <w:rPr>
-                <w:rFonts w:ascii="Calibri" w:hAnsi="Calibri" w:eastAsia="Calibri"/>
+              <w:spacing w:after="0"/>
+              <w:rPr>
+                <w:rFonts w:ascii="Calibri" w:hAnsi="Calibri" w:cs="Arial"/>
+                <w:i/>
+                <w:color w:val="548DD4"/>
+                <w:sz w:val="18"/>
+                <w:szCs w:val="20"/>
+                <w:lang w:eastAsia="es-CL"/>
+              </w:rPr>
+            </w:pPr>
+            <w:r>
+              <w:rPr>
+                <w:rFonts w:ascii="Calibri" w:eastAsia="Calibri" w:hAnsi="Calibri"/>
                 <w:color w:val="1A1A1A"/>
                 <w:sz w:val="16"/>
               </w:rPr>
@@ -4077,25 +4595,41 @@
           </w:tcPr>
           <w:p>
             <w:pPr>
-              <w:spacing w:after="0" w:before="0"/>
-              <w:ind w:left="0" w:firstLine="0"/>
-              <w:jc w:val="left"/>
-              <w:rPr>
-                <w:rFonts w:ascii="Calibri" w:hAnsi="Calibri" w:cs="Arial"/>
-                <w:i/>
-                <w:color w:val="548DD4"/>
-                <w:sz w:val="18"/>
-                <w:szCs w:val="20"/>
-                <w:lang w:eastAsia="es-CL"/>
-              </w:rPr>
-            </w:pPr>
-            <w:r>
-              <w:rPr>
-                <w:rFonts w:ascii="Calibri" w:hAnsi="Calibri" w:eastAsia="Calibri"/>
-                <w:color w:val="1A1A1A"/>
-                <w:sz w:val="16"/>
-              </w:rPr>
-              <w:t>Dificultad: aprendizaje de Flutter. Facilitador: asistencia de IA en el código.</w:t>
+              <w:spacing w:after="0"/>
+              <w:rPr>
+                <w:rFonts w:ascii="Calibri" w:hAnsi="Calibri" w:cs="Arial"/>
+                <w:i/>
+                <w:color w:val="548DD4"/>
+                <w:sz w:val="18"/>
+                <w:szCs w:val="20"/>
+                <w:lang w:eastAsia="es-CL"/>
+              </w:rPr>
+            </w:pPr>
+            <w:r>
+              <w:rPr>
+                <w:rFonts w:ascii="Calibri" w:eastAsia="Calibri" w:hAnsi="Calibri"/>
+                <w:color w:val="1A1A1A"/>
+                <w:sz w:val="16"/>
+              </w:rPr>
+              <w:t xml:space="preserve">Dificultad: aprendizaje de </w:t>
+            </w:r>
+            <w:proofErr w:type="spellStart"/>
+            <w:r>
+              <w:rPr>
+                <w:rFonts w:ascii="Calibri" w:eastAsia="Calibri" w:hAnsi="Calibri"/>
+                <w:color w:val="1A1A1A"/>
+                <w:sz w:val="16"/>
+              </w:rPr>
+              <w:t>Flutter</w:t>
+            </w:r>
+            <w:proofErr w:type="spellEnd"/>
+            <w:r>
+              <w:rPr>
+                <w:rFonts w:ascii="Calibri" w:eastAsia="Calibri" w:hAnsi="Calibri"/>
+                <w:color w:val="1A1A1A"/>
+                <w:sz w:val="16"/>
+              </w:rPr>
+              <w:t>. Facilitador: asistencia de IA en el código.</w:t>
             </w:r>
           </w:p>
         </w:tc>
@@ -4105,21 +4639,19 @@
           </w:tcPr>
           <w:p>
             <w:pPr>
-              <w:spacing w:after="0" w:before="0"/>
-              <w:ind w:left="0" w:firstLine="0"/>
-              <w:jc w:val="left"/>
-              <w:rPr>
-                <w:rFonts w:ascii="Calibri" w:hAnsi="Calibri" w:cs="Arial"/>
-                <w:i/>
-                <w:color w:val="548DD4"/>
-                <w:sz w:val="18"/>
-                <w:szCs w:val="20"/>
-                <w:lang w:eastAsia="es-CL"/>
-              </w:rPr>
-            </w:pPr>
-            <w:r>
-              <w:rPr>
-                <w:rFonts w:ascii="Calibri" w:hAnsi="Calibri" w:eastAsia="Calibri"/>
+              <w:spacing w:after="0"/>
+              <w:rPr>
+                <w:rFonts w:ascii="Calibri" w:hAnsi="Calibri" w:cs="Arial"/>
+                <w:i/>
+                <w:color w:val="548DD4"/>
+                <w:sz w:val="18"/>
+                <w:szCs w:val="20"/>
+                <w:lang w:eastAsia="es-CL"/>
+              </w:rPr>
+            </w:pPr>
+            <w:r>
+              <w:rPr>
+                <w:rFonts w:ascii="Calibri" w:eastAsia="Calibri" w:hAnsi="Calibri"/>
                 <w:color w:val="1A1A1A"/>
                 <w:sz w:val="16"/>
               </w:rPr>
@@ -4133,21 +4665,19 @@
           </w:tcPr>
           <w:p>
             <w:pPr>
-              <w:spacing w:after="0" w:before="0"/>
-              <w:ind w:left="0" w:firstLine="0"/>
-              <w:jc w:val="left"/>
-              <w:rPr>
-                <w:rFonts w:ascii="Calibri" w:hAnsi="Calibri" w:cs="Arial"/>
-                <w:i/>
-                <w:color w:val="548DD4"/>
-                <w:sz w:val="18"/>
-                <w:szCs w:val="20"/>
-                <w:lang w:eastAsia="es-CL"/>
-              </w:rPr>
-            </w:pPr>
-            <w:r>
-              <w:rPr>
-                <w:rFonts w:ascii="Calibri" w:hAnsi="Calibri" w:eastAsia="Calibri"/>
+              <w:spacing w:after="0"/>
+              <w:rPr>
+                <w:rFonts w:ascii="Calibri" w:hAnsi="Calibri" w:cs="Arial"/>
+                <w:i/>
+                <w:color w:val="548DD4"/>
+                <w:sz w:val="18"/>
+                <w:szCs w:val="20"/>
+                <w:lang w:eastAsia="es-CL"/>
+              </w:rPr>
+            </w:pPr>
+            <w:r>
+              <w:rPr>
+                <w:rFonts w:ascii="Calibri" w:eastAsia="Calibri" w:hAnsi="Calibri"/>
                 <w:color w:val="1A1A1A"/>
                 <w:sz w:val="16"/>
               </w:rPr>
@@ -4159,6 +4689,7 @@
       <w:tr>
         <w:trPr>
           <w:trHeight w:val="2410"/>
+          <w:jc w:val="center"/>
         </w:trPr>
         <w:tc>
           <w:tcPr>
@@ -4166,9 +4697,7 @@
           </w:tcPr>
           <w:p>
             <w:pPr>
-              <w:spacing w:after="0" w:before="0"/>
-              <w:ind w:left="0" w:firstLine="0"/>
-              <w:jc w:val="left"/>
+              <w:spacing w:after="0"/>
               <w:rPr>
                 <w:b/>
                 <w:sz w:val="18"/>
@@ -4177,7 +4706,7 @@
             </w:pPr>
             <w:r>
               <w:rPr>
-                <w:rFonts w:ascii="Calibri" w:hAnsi="Calibri" w:eastAsia="Calibri"/>
+                <w:rFonts w:ascii="Calibri" w:eastAsia="Calibri" w:hAnsi="Calibri"/>
                 <w:color w:val="1A1A1A"/>
                 <w:sz w:val="16"/>
               </w:rPr>
@@ -4191,21 +4720,19 @@
           </w:tcPr>
           <w:p>
             <w:pPr>
-              <w:spacing w:after="0" w:before="0"/>
-              <w:ind w:left="0" w:firstLine="0"/>
-              <w:jc w:val="left"/>
-              <w:rPr>
-                <w:rFonts w:ascii="Calibri" w:hAnsi="Calibri" w:cs="Arial"/>
-                <w:i/>
-                <w:color w:val="548DD4"/>
-                <w:sz w:val="18"/>
-                <w:szCs w:val="20"/>
-                <w:lang w:eastAsia="es-CL"/>
-              </w:rPr>
-            </w:pPr>
-            <w:r>
-              <w:rPr>
-                <w:rFonts w:ascii="Calibri" w:hAnsi="Calibri" w:eastAsia="Calibri"/>
+              <w:spacing w:after="0"/>
+              <w:rPr>
+                <w:rFonts w:ascii="Calibri" w:hAnsi="Calibri" w:cs="Arial"/>
+                <w:i/>
+                <w:color w:val="548DD4"/>
+                <w:sz w:val="18"/>
+                <w:szCs w:val="20"/>
+                <w:lang w:eastAsia="es-CL"/>
+              </w:rPr>
+            </w:pPr>
+            <w:r>
+              <w:rPr>
+                <w:rFonts w:ascii="Calibri" w:eastAsia="Calibri" w:hAnsi="Calibri"/>
                 <w:color w:val="1A1A1A"/>
                 <w:sz w:val="16"/>
               </w:rPr>
@@ -4219,9 +4746,7 @@
           </w:tcPr>
           <w:p>
             <w:pPr>
-              <w:spacing w:after="0" w:before="0"/>
-              <w:ind w:left="0" w:firstLine="0"/>
-              <w:jc w:val="left"/>
+              <w:spacing w:after="0"/>
               <w:rPr>
                 <w:b/>
                 <w:sz w:val="18"/>
@@ -4230,7 +4755,7 @@
             </w:pPr>
             <w:r>
               <w:rPr>
-                <w:rFonts w:ascii="Calibri" w:hAnsi="Calibri" w:eastAsia="Calibri"/>
+                <w:rFonts w:ascii="Calibri" w:eastAsia="Calibri" w:hAnsi="Calibri"/>
                 <w:color w:val="1A1A1A"/>
                 <w:sz w:val="16"/>
               </w:rPr>
@@ -4244,9 +4769,7 @@
           </w:tcPr>
           <w:p>
             <w:pPr>
-              <w:spacing w:after="0" w:before="0"/>
-              <w:ind w:left="0" w:firstLine="0"/>
-              <w:jc w:val="left"/>
+              <w:spacing w:after="0"/>
               <w:rPr>
                 <w:b/>
                 <w:sz w:val="18"/>
@@ -4255,7 +4778,7 @@
             </w:pPr>
             <w:r>
               <w:rPr>
-                <w:rFonts w:ascii="Calibri" w:hAnsi="Calibri" w:eastAsia="Calibri"/>
+                <w:rFonts w:ascii="Calibri" w:eastAsia="Calibri" w:hAnsi="Calibri"/>
                 <w:color w:val="1A1A1A"/>
                 <w:sz w:val="16"/>
               </w:rPr>
@@ -4269,21 +4792,19 @@
           </w:tcPr>
           <w:p>
             <w:pPr>
-              <w:spacing w:after="0" w:before="0"/>
-              <w:ind w:left="0" w:firstLine="0"/>
-              <w:jc w:val="left"/>
-              <w:rPr>
-                <w:rFonts w:ascii="Calibri" w:hAnsi="Calibri" w:cs="Arial"/>
-                <w:i/>
-                <w:color w:val="548DD4"/>
-                <w:sz w:val="18"/>
-                <w:szCs w:val="20"/>
-                <w:lang w:eastAsia="es-CL"/>
-              </w:rPr>
-            </w:pPr>
-            <w:r>
-              <w:rPr>
-                <w:rFonts w:ascii="Calibri" w:hAnsi="Calibri" w:eastAsia="Calibri"/>
+              <w:spacing w:after="0"/>
+              <w:rPr>
+                <w:rFonts w:ascii="Calibri" w:hAnsi="Calibri" w:cs="Arial"/>
+                <w:i/>
+                <w:color w:val="548DD4"/>
+                <w:sz w:val="18"/>
+                <w:szCs w:val="20"/>
+                <w:lang w:eastAsia="es-CL"/>
+              </w:rPr>
+            </w:pPr>
+            <w:r>
+              <w:rPr>
+                <w:rFonts w:ascii="Calibri" w:eastAsia="Calibri" w:hAnsi="Calibri"/>
                 <w:color w:val="1A1A1A"/>
                 <w:sz w:val="16"/>
               </w:rPr>
@@ -4297,21 +4818,19 @@
           </w:tcPr>
           <w:p>
             <w:pPr>
-              <w:spacing w:after="0" w:before="0"/>
-              <w:ind w:left="0" w:firstLine="0"/>
-              <w:jc w:val="left"/>
-              <w:rPr>
-                <w:rFonts w:ascii="Calibri" w:hAnsi="Calibri" w:cs="Arial"/>
-                <w:i/>
-                <w:color w:val="548DD4"/>
-                <w:sz w:val="18"/>
-                <w:szCs w:val="20"/>
-                <w:lang w:eastAsia="es-CL"/>
-              </w:rPr>
-            </w:pPr>
-            <w:r>
-              <w:rPr>
-                <w:rFonts w:ascii="Calibri" w:hAnsi="Calibri" w:eastAsia="Calibri"/>
+              <w:spacing w:after="0"/>
+              <w:rPr>
+                <w:rFonts w:ascii="Calibri" w:hAnsi="Calibri" w:cs="Arial"/>
+                <w:i/>
+                <w:color w:val="548DD4"/>
+                <w:sz w:val="18"/>
+                <w:szCs w:val="20"/>
+                <w:lang w:eastAsia="es-CL"/>
+              </w:rPr>
+            </w:pPr>
+            <w:r>
+              <w:rPr>
+                <w:rFonts w:ascii="Calibri" w:eastAsia="Calibri" w:hAnsi="Calibri"/>
                 <w:color w:val="1A1A1A"/>
                 <w:sz w:val="16"/>
               </w:rPr>
@@ -4325,21 +4844,19 @@
           </w:tcPr>
           <w:p>
             <w:pPr>
-              <w:spacing w:after="0" w:before="0"/>
-              <w:ind w:left="0" w:firstLine="0"/>
-              <w:jc w:val="left"/>
-              <w:rPr>
-                <w:rFonts w:ascii="Calibri" w:hAnsi="Calibri" w:cs="Arial"/>
-                <w:i/>
-                <w:color w:val="548DD4"/>
-                <w:sz w:val="18"/>
-                <w:szCs w:val="20"/>
-                <w:lang w:eastAsia="es-CL"/>
-              </w:rPr>
-            </w:pPr>
-            <w:r>
-              <w:rPr>
-                <w:rFonts w:ascii="Calibri" w:hAnsi="Calibri" w:eastAsia="Calibri"/>
+              <w:spacing w:after="0"/>
+              <w:rPr>
+                <w:rFonts w:ascii="Calibri" w:hAnsi="Calibri" w:cs="Arial"/>
+                <w:i/>
+                <w:color w:val="548DD4"/>
+                <w:sz w:val="18"/>
+                <w:szCs w:val="20"/>
+                <w:lang w:eastAsia="es-CL"/>
+              </w:rPr>
+            </w:pPr>
+            <w:r>
+              <w:rPr>
+                <w:rFonts w:ascii="Calibri" w:eastAsia="Calibri" w:hAnsi="Calibri"/>
                 <w:color w:val="1A1A1A"/>
                 <w:sz w:val="16"/>
               </w:rPr>
@@ -4353,21 +4870,19 @@
           </w:tcPr>
           <w:p>
             <w:pPr>
-              <w:spacing w:after="0" w:before="0"/>
-              <w:ind w:left="0" w:firstLine="0"/>
-              <w:jc w:val="left"/>
-              <w:rPr>
-                <w:rFonts w:ascii="Calibri" w:hAnsi="Calibri" w:cs="Arial"/>
-                <w:i/>
-                <w:color w:val="548DD4"/>
-                <w:sz w:val="18"/>
-                <w:szCs w:val="20"/>
-                <w:lang w:eastAsia="es-CL"/>
-              </w:rPr>
-            </w:pPr>
-            <w:r>
-              <w:rPr>
-                <w:rFonts w:ascii="Calibri" w:hAnsi="Calibri" w:eastAsia="Calibri"/>
+              <w:spacing w:after="0"/>
+              <w:rPr>
+                <w:rFonts w:ascii="Calibri" w:hAnsi="Calibri" w:cs="Arial"/>
+                <w:i/>
+                <w:color w:val="548DD4"/>
+                <w:sz w:val="18"/>
+                <w:szCs w:val="20"/>
+                <w:lang w:eastAsia="es-CL"/>
+              </w:rPr>
+            </w:pPr>
+            <w:r>
+              <w:rPr>
+                <w:rFonts w:ascii="Calibri" w:eastAsia="Calibri" w:hAnsi="Calibri"/>
                 <w:color w:val="1A1A1A"/>
                 <w:sz w:val="16"/>
               </w:rPr>
@@ -4379,6 +4894,7 @@
       <w:tr>
         <w:trPr>
           <w:trHeight w:val="2410"/>
+          <w:jc w:val="center"/>
         </w:trPr>
         <w:tc>
           <w:tcPr>
@@ -4386,9 +4902,7 @@
           </w:tcPr>
           <w:p>
             <w:pPr>
-              <w:spacing w:after="0" w:before="0"/>
-              <w:ind w:left="0" w:firstLine="0"/>
-              <w:jc w:val="left"/>
+              <w:spacing w:after="0"/>
               <w:rPr>
                 <w:b/>
                 <w:sz w:val="18"/>
@@ -4397,7 +4911,7 @@
             </w:pPr>
             <w:r>
               <w:rPr>
-                <w:rFonts w:ascii="Calibri" w:hAnsi="Calibri" w:eastAsia="Calibri"/>
+                <w:rFonts w:ascii="Calibri" w:eastAsia="Calibri" w:hAnsi="Calibri"/>
                 <w:color w:val="1A1A1A"/>
                 <w:sz w:val="16"/>
               </w:rPr>
@@ -4411,21 +4925,19 @@
           </w:tcPr>
           <w:p>
             <w:pPr>
-              <w:spacing w:after="0" w:before="0"/>
-              <w:ind w:left="0" w:firstLine="0"/>
-              <w:jc w:val="left"/>
-              <w:rPr>
-                <w:rFonts w:ascii="Calibri" w:hAnsi="Calibri" w:cs="Arial"/>
-                <w:i/>
-                <w:color w:val="548DD4"/>
-                <w:sz w:val="18"/>
-                <w:szCs w:val="20"/>
-                <w:lang w:eastAsia="es-CL"/>
-              </w:rPr>
-            </w:pPr>
-            <w:r>
-              <w:rPr>
-                <w:rFonts w:ascii="Calibri" w:hAnsi="Calibri" w:eastAsia="Calibri"/>
+              <w:spacing w:after="0"/>
+              <w:rPr>
+                <w:rFonts w:ascii="Calibri" w:hAnsi="Calibri" w:cs="Arial"/>
+                <w:i/>
+                <w:color w:val="548DD4"/>
+                <w:sz w:val="18"/>
+                <w:szCs w:val="20"/>
+                <w:lang w:eastAsia="es-CL"/>
+              </w:rPr>
+            </w:pPr>
+            <w:r>
+              <w:rPr>
+                <w:rFonts w:ascii="Calibri" w:eastAsia="Calibri" w:hAnsi="Calibri"/>
                 <w:color w:val="1A1A1A"/>
                 <w:sz w:val="16"/>
               </w:rPr>
@@ -4439,9 +4951,7 @@
           </w:tcPr>
           <w:p>
             <w:pPr>
-              <w:spacing w:after="0" w:before="0"/>
-              <w:ind w:left="0" w:firstLine="0"/>
-              <w:jc w:val="left"/>
+              <w:spacing w:after="0"/>
               <w:rPr>
                 <w:b/>
                 <w:sz w:val="18"/>
@@ -4450,11 +4960,29 @@
             </w:pPr>
             <w:r>
               <w:rPr>
-                <w:rFonts w:ascii="Calibri" w:hAnsi="Calibri" w:eastAsia="Calibri"/>
-                <w:color w:val="1A1A1A"/>
-                <w:sz w:val="16"/>
-              </w:rPr>
-              <w:t>Python, FastAPI, plataforma gestionada</w:t>
+                <w:rFonts w:ascii="Calibri" w:eastAsia="Calibri" w:hAnsi="Calibri"/>
+                <w:color w:val="1A1A1A"/>
+                <w:sz w:val="16"/>
+              </w:rPr>
+              <w:t xml:space="preserve">Python, </w:t>
+            </w:r>
+            <w:proofErr w:type="spellStart"/>
+            <w:r>
+              <w:rPr>
+                <w:rFonts w:ascii="Calibri" w:eastAsia="Calibri" w:hAnsi="Calibri"/>
+                <w:color w:val="1A1A1A"/>
+                <w:sz w:val="16"/>
+              </w:rPr>
+              <w:t>FastAPI</w:t>
+            </w:r>
+            <w:proofErr w:type="spellEnd"/>
+            <w:r>
+              <w:rPr>
+                <w:rFonts w:ascii="Calibri" w:eastAsia="Calibri" w:hAnsi="Calibri"/>
+                <w:color w:val="1A1A1A"/>
+                <w:sz w:val="16"/>
+              </w:rPr>
+              <w:t>, plataforma gestionada</w:t>
             </w:r>
           </w:p>
         </w:tc>
@@ -4464,9 +4992,7 @@
           </w:tcPr>
           <w:p>
             <w:pPr>
-              <w:spacing w:after="0" w:before="0"/>
-              <w:ind w:left="0" w:firstLine="0"/>
-              <w:jc w:val="left"/>
+              <w:spacing w:after="0"/>
               <w:rPr>
                 <w:b/>
                 <w:sz w:val="18"/>
@@ -4475,7 +5001,7 @@
             </w:pPr>
             <w:r>
               <w:rPr>
-                <w:rFonts w:ascii="Calibri" w:hAnsi="Calibri" w:eastAsia="Calibri"/>
+                <w:rFonts w:ascii="Calibri" w:eastAsia="Calibri" w:hAnsi="Calibri"/>
                 <w:color w:val="1A1A1A"/>
                 <w:sz w:val="16"/>
               </w:rPr>
@@ -4489,21 +5015,19 @@
           </w:tcPr>
           <w:p>
             <w:pPr>
-              <w:spacing w:after="0" w:before="0"/>
-              <w:ind w:left="0" w:firstLine="0"/>
-              <w:jc w:val="left"/>
-              <w:rPr>
-                <w:rFonts w:ascii="Calibri" w:hAnsi="Calibri" w:cs="Arial"/>
-                <w:i/>
-                <w:color w:val="548DD4"/>
-                <w:sz w:val="18"/>
-                <w:szCs w:val="20"/>
-                <w:lang w:eastAsia="es-CL"/>
-              </w:rPr>
-            </w:pPr>
-            <w:r>
-              <w:rPr>
-                <w:rFonts w:ascii="Calibri" w:hAnsi="Calibri" w:eastAsia="Calibri"/>
+              <w:spacing w:after="0"/>
+              <w:rPr>
+                <w:rFonts w:ascii="Calibri" w:hAnsi="Calibri" w:cs="Arial"/>
+                <w:i/>
+                <w:color w:val="548DD4"/>
+                <w:sz w:val="18"/>
+                <w:szCs w:val="20"/>
+                <w:lang w:eastAsia="es-CL"/>
+              </w:rPr>
+            </w:pPr>
+            <w:r>
+              <w:rPr>
+                <w:rFonts w:ascii="Calibri" w:eastAsia="Calibri" w:hAnsi="Calibri"/>
                 <w:color w:val="1A1A1A"/>
                 <w:sz w:val="16"/>
               </w:rPr>
@@ -4517,21 +5041,19 @@
           </w:tcPr>
           <w:p>
             <w:pPr>
-              <w:spacing w:after="0" w:before="0"/>
-              <w:ind w:left="0" w:firstLine="0"/>
-              <w:jc w:val="left"/>
-              <w:rPr>
-                <w:rFonts w:ascii="Calibri" w:hAnsi="Calibri" w:cs="Arial"/>
-                <w:i/>
-                <w:color w:val="548DD4"/>
-                <w:sz w:val="18"/>
-                <w:szCs w:val="20"/>
-                <w:lang w:eastAsia="es-CL"/>
-              </w:rPr>
-            </w:pPr>
-            <w:r>
-              <w:rPr>
-                <w:rFonts w:ascii="Calibri" w:hAnsi="Calibri" w:eastAsia="Calibri"/>
+              <w:spacing w:after="0"/>
+              <w:rPr>
+                <w:rFonts w:ascii="Calibri" w:hAnsi="Calibri" w:cs="Arial"/>
+                <w:i/>
+                <w:color w:val="548DD4"/>
+                <w:sz w:val="18"/>
+                <w:szCs w:val="20"/>
+                <w:lang w:eastAsia="es-CL"/>
+              </w:rPr>
+            </w:pPr>
+            <w:r>
+              <w:rPr>
+                <w:rFonts w:ascii="Calibri" w:eastAsia="Calibri" w:hAnsi="Calibri"/>
                 <w:color w:val="1A1A1A"/>
                 <w:sz w:val="16"/>
               </w:rPr>
@@ -4545,21 +5067,19 @@
           </w:tcPr>
           <w:p>
             <w:pPr>
-              <w:spacing w:after="0" w:before="0"/>
-              <w:ind w:left="0" w:firstLine="0"/>
-              <w:jc w:val="left"/>
-              <w:rPr>
-                <w:rFonts w:ascii="Calibri" w:hAnsi="Calibri" w:cs="Arial"/>
-                <w:i/>
-                <w:color w:val="548DD4"/>
-                <w:sz w:val="18"/>
-                <w:szCs w:val="20"/>
-                <w:lang w:eastAsia="es-CL"/>
-              </w:rPr>
-            </w:pPr>
-            <w:r>
-              <w:rPr>
-                <w:rFonts w:ascii="Calibri" w:hAnsi="Calibri" w:eastAsia="Calibri"/>
+              <w:spacing w:after="0"/>
+              <w:rPr>
+                <w:rFonts w:ascii="Calibri" w:hAnsi="Calibri" w:cs="Arial"/>
+                <w:i/>
+                <w:color w:val="548DD4"/>
+                <w:sz w:val="18"/>
+                <w:szCs w:val="20"/>
+                <w:lang w:eastAsia="es-CL"/>
+              </w:rPr>
+            </w:pPr>
+            <w:r>
+              <w:rPr>
+                <w:rFonts w:ascii="Calibri" w:eastAsia="Calibri" w:hAnsi="Calibri"/>
                 <w:color w:val="1A1A1A"/>
                 <w:sz w:val="16"/>
               </w:rPr>
@@ -4573,25 +5093,41 @@
           </w:tcPr>
           <w:p>
             <w:pPr>
-              <w:spacing w:after="0" w:before="0"/>
-              <w:ind w:left="0" w:firstLine="0"/>
-              <w:jc w:val="left"/>
-              <w:rPr>
-                <w:rFonts w:ascii="Calibri" w:hAnsi="Calibri" w:cs="Arial"/>
-                <w:i/>
-                <w:color w:val="548DD4"/>
-                <w:sz w:val="18"/>
-                <w:szCs w:val="20"/>
-                <w:lang w:eastAsia="es-CL"/>
-              </w:rPr>
-            </w:pPr>
-            <w:r>
-              <w:rPr>
-                <w:rFonts w:ascii="Calibri" w:hAnsi="Calibri" w:eastAsia="Calibri"/>
-                <w:color w:val="1A1A1A"/>
-                <w:sz w:val="16"/>
-              </w:rPr>
-              <w:t>Se adelanta al sprint 4. El entorno de staging se monta antes, en el sprint 3.</w:t>
+              <w:spacing w:after="0"/>
+              <w:rPr>
+                <w:rFonts w:ascii="Calibri" w:hAnsi="Calibri" w:cs="Arial"/>
+                <w:i/>
+                <w:color w:val="548DD4"/>
+                <w:sz w:val="18"/>
+                <w:szCs w:val="20"/>
+                <w:lang w:eastAsia="es-CL"/>
+              </w:rPr>
+            </w:pPr>
+            <w:r>
+              <w:rPr>
+                <w:rFonts w:ascii="Calibri" w:eastAsia="Calibri" w:hAnsi="Calibri"/>
+                <w:color w:val="1A1A1A"/>
+                <w:sz w:val="16"/>
+              </w:rPr>
+              <w:t xml:space="preserve">Se adelanta al sprint 4. El entorno de </w:t>
+            </w:r>
+            <w:proofErr w:type="spellStart"/>
+            <w:r>
+              <w:rPr>
+                <w:rFonts w:ascii="Calibri" w:eastAsia="Calibri" w:hAnsi="Calibri"/>
+                <w:color w:val="1A1A1A"/>
+                <w:sz w:val="16"/>
+              </w:rPr>
+              <w:t>staging</w:t>
+            </w:r>
+            <w:proofErr w:type="spellEnd"/>
+            <w:r>
+              <w:rPr>
+                <w:rFonts w:ascii="Calibri" w:eastAsia="Calibri" w:hAnsi="Calibri"/>
+                <w:color w:val="1A1A1A"/>
+                <w:sz w:val="16"/>
+              </w:rPr>
+              <w:t xml:space="preserve"> se monta antes, en el sprint 3.</w:t>
             </w:r>
           </w:p>
         </w:tc>
@@ -4599,6 +5135,7 @@
       <w:tr>
         <w:trPr>
           <w:trHeight w:val="2410"/>
+          <w:jc w:val="center"/>
         </w:trPr>
         <w:tc>
           <w:tcPr>
@@ -4606,9 +5143,7 @@
           </w:tcPr>
           <w:p>
             <w:pPr>
-              <w:spacing w:after="0" w:before="0"/>
-              <w:ind w:left="0" w:firstLine="0"/>
-              <w:jc w:val="left"/>
+              <w:spacing w:after="0"/>
               <w:rPr>
                 <w:b/>
                 <w:sz w:val="18"/>
@@ -4617,7 +5152,7 @@
             </w:pPr>
             <w:r>
               <w:rPr>
-                <w:rFonts w:ascii="Calibri" w:hAnsi="Calibri" w:eastAsia="Calibri"/>
+                <w:rFonts w:ascii="Calibri" w:eastAsia="Calibri" w:hAnsi="Calibri"/>
                 <w:color w:val="1A1A1A"/>
                 <w:sz w:val="16"/>
               </w:rPr>
@@ -4631,21 +5166,19 @@
           </w:tcPr>
           <w:p>
             <w:pPr>
-              <w:spacing w:after="0" w:before="0"/>
-              <w:ind w:left="0" w:firstLine="0"/>
-              <w:jc w:val="left"/>
-              <w:rPr>
-                <w:rFonts w:ascii="Calibri" w:hAnsi="Calibri" w:cs="Arial"/>
-                <w:i/>
-                <w:color w:val="548DD4"/>
-                <w:sz w:val="18"/>
-                <w:szCs w:val="20"/>
-                <w:lang w:eastAsia="es-CL"/>
-              </w:rPr>
-            </w:pPr>
-            <w:r>
-              <w:rPr>
-                <w:rFonts w:ascii="Calibri" w:hAnsi="Calibri" w:eastAsia="Calibri"/>
+              <w:spacing w:after="0"/>
+              <w:rPr>
+                <w:rFonts w:ascii="Calibri" w:hAnsi="Calibri" w:cs="Arial"/>
+                <w:i/>
+                <w:color w:val="548DD4"/>
+                <w:sz w:val="18"/>
+                <w:szCs w:val="20"/>
+                <w:lang w:eastAsia="es-CL"/>
+              </w:rPr>
+            </w:pPr>
+            <w:r>
+              <w:rPr>
+                <w:rFonts w:ascii="Calibri" w:eastAsia="Calibri" w:hAnsi="Calibri"/>
                 <w:color w:val="1A1A1A"/>
                 <w:sz w:val="16"/>
               </w:rPr>
@@ -4659,9 +5192,7 @@
           </w:tcPr>
           <w:p>
             <w:pPr>
-              <w:spacing w:after="0" w:before="0"/>
-              <w:ind w:left="0" w:firstLine="0"/>
-              <w:jc w:val="left"/>
+              <w:spacing w:after="0"/>
               <w:rPr>
                 <w:b/>
                 <w:sz w:val="18"/>
@@ -4670,7 +5201,7 @@
             </w:pPr>
             <w:r>
               <w:rPr>
-                <w:rFonts w:ascii="Calibri" w:hAnsi="Calibri" w:eastAsia="Calibri"/>
+                <w:rFonts w:ascii="Calibri" w:eastAsia="Calibri" w:hAnsi="Calibri"/>
                 <w:color w:val="1A1A1A"/>
                 <w:sz w:val="16"/>
               </w:rPr>
@@ -4684,9 +5215,7 @@
           </w:tcPr>
           <w:p>
             <w:pPr>
-              <w:spacing w:after="0" w:before="0"/>
-              <w:ind w:left="0" w:firstLine="0"/>
-              <w:jc w:val="left"/>
+              <w:spacing w:after="0"/>
               <w:rPr>
                 <w:b/>
                 <w:sz w:val="18"/>
@@ -4695,7 +5224,7 @@
             </w:pPr>
             <w:r>
               <w:rPr>
-                <w:rFonts w:ascii="Calibri" w:hAnsi="Calibri" w:eastAsia="Calibri"/>
+                <w:rFonts w:ascii="Calibri" w:eastAsia="Calibri" w:hAnsi="Calibri"/>
                 <w:color w:val="1A1A1A"/>
                 <w:sz w:val="16"/>
               </w:rPr>
@@ -4709,21 +5238,19 @@
           </w:tcPr>
           <w:p>
             <w:pPr>
-              <w:spacing w:after="0" w:before="0"/>
-              <w:ind w:left="0" w:firstLine="0"/>
-              <w:jc w:val="left"/>
-              <w:rPr>
-                <w:rFonts w:ascii="Calibri" w:hAnsi="Calibri" w:cs="Arial"/>
-                <w:i/>
-                <w:color w:val="548DD4"/>
-                <w:sz w:val="18"/>
-                <w:szCs w:val="20"/>
-                <w:lang w:eastAsia="es-CL"/>
-              </w:rPr>
-            </w:pPr>
-            <w:r>
-              <w:rPr>
-                <w:rFonts w:ascii="Calibri" w:hAnsi="Calibri" w:eastAsia="Calibri"/>
+              <w:spacing w:after="0"/>
+              <w:rPr>
+                <w:rFonts w:ascii="Calibri" w:hAnsi="Calibri" w:cs="Arial"/>
+                <w:i/>
+                <w:color w:val="548DD4"/>
+                <w:sz w:val="18"/>
+                <w:szCs w:val="20"/>
+                <w:lang w:eastAsia="es-CL"/>
+              </w:rPr>
+            </w:pPr>
+            <w:r>
+              <w:rPr>
+                <w:rFonts w:ascii="Calibri" w:eastAsia="Calibri" w:hAnsi="Calibri"/>
                 <w:color w:val="1A1A1A"/>
                 <w:sz w:val="16"/>
               </w:rPr>
@@ -4737,21 +5264,19 @@
           </w:tcPr>
           <w:p>
             <w:pPr>
-              <w:spacing w:after="0" w:before="0"/>
-              <w:ind w:left="0" w:firstLine="0"/>
-              <w:jc w:val="left"/>
-              <w:rPr>
-                <w:rFonts w:ascii="Calibri" w:hAnsi="Calibri" w:cs="Arial"/>
-                <w:i/>
-                <w:color w:val="548DD4"/>
-                <w:sz w:val="18"/>
-                <w:szCs w:val="20"/>
-                <w:lang w:eastAsia="es-CL"/>
-              </w:rPr>
-            </w:pPr>
-            <w:r>
-              <w:rPr>
-                <w:rFonts w:ascii="Calibri" w:hAnsi="Calibri" w:eastAsia="Calibri"/>
+              <w:spacing w:after="0"/>
+              <w:rPr>
+                <w:rFonts w:ascii="Calibri" w:hAnsi="Calibri" w:cs="Arial"/>
+                <w:i/>
+                <w:color w:val="548DD4"/>
+                <w:sz w:val="18"/>
+                <w:szCs w:val="20"/>
+                <w:lang w:eastAsia="es-CL"/>
+              </w:rPr>
+            </w:pPr>
+            <w:r>
+              <w:rPr>
+                <w:rFonts w:ascii="Calibri" w:eastAsia="Calibri" w:hAnsi="Calibri"/>
                 <w:color w:val="1A1A1A"/>
                 <w:sz w:val="16"/>
               </w:rPr>
@@ -4765,21 +5290,19 @@
           </w:tcPr>
           <w:p>
             <w:pPr>
-              <w:spacing w:after="0" w:before="0"/>
-              <w:ind w:left="0" w:firstLine="0"/>
-              <w:jc w:val="left"/>
-              <w:rPr>
-                <w:rFonts w:ascii="Calibri" w:hAnsi="Calibri" w:cs="Arial"/>
-                <w:i/>
-                <w:color w:val="548DD4"/>
-                <w:sz w:val="18"/>
-                <w:szCs w:val="20"/>
-                <w:lang w:eastAsia="es-CL"/>
-              </w:rPr>
-            </w:pPr>
-            <w:r>
-              <w:rPr>
-                <w:rFonts w:ascii="Calibri" w:hAnsi="Calibri" w:eastAsia="Calibri"/>
+              <w:spacing w:after="0"/>
+              <w:rPr>
+                <w:rFonts w:ascii="Calibri" w:hAnsi="Calibri" w:cs="Arial"/>
+                <w:i/>
+                <w:color w:val="548DD4"/>
+                <w:sz w:val="18"/>
+                <w:szCs w:val="20"/>
+                <w:lang w:eastAsia="es-CL"/>
+              </w:rPr>
+            </w:pPr>
+            <w:r>
+              <w:rPr>
+                <w:rFonts w:ascii="Calibri" w:eastAsia="Calibri" w:hAnsi="Calibri"/>
                 <w:color w:val="1A1A1A"/>
                 <w:sz w:val="16"/>
               </w:rPr>
@@ -4793,25 +5316,32 @@
           </w:tcPr>
           <w:p>
             <w:pPr>
-              <w:spacing w:after="0" w:before="0"/>
-              <w:ind w:left="0" w:firstLine="0"/>
-              <w:jc w:val="left"/>
-              <w:rPr>
-                <w:rFonts w:ascii="Calibri" w:hAnsi="Calibri" w:cs="Arial"/>
-                <w:i/>
-                <w:color w:val="548DD4"/>
-                <w:sz w:val="18"/>
-                <w:szCs w:val="20"/>
-                <w:lang w:eastAsia="es-CL"/>
-              </w:rPr>
-            </w:pPr>
-            <w:r>
-              <w:rPr>
-                <w:rFonts w:ascii="Calibri" w:hAnsi="Calibri" w:eastAsia="Calibri"/>
-                <w:color w:val="1A1A1A"/>
-                <w:sz w:val="16"/>
-              </w:rPr>
-              <w:t>Se agrega una ronda temprana con el prototipo antes del sprint 3, y la segunda con la aplicación en el sprint 4.</w:t>
+              <w:spacing w:after="0"/>
+              <w:rPr>
+                <w:rFonts w:ascii="Calibri" w:hAnsi="Calibri" w:cs="Arial"/>
+                <w:i/>
+                <w:color w:val="548DD4"/>
+                <w:sz w:val="18"/>
+                <w:szCs w:val="20"/>
+                <w:lang w:eastAsia="es-CL"/>
+              </w:rPr>
+            </w:pPr>
+            <w:r>
+              <w:rPr>
+                <w:rFonts w:ascii="Calibri" w:eastAsia="Calibri" w:hAnsi="Calibri"/>
+                <w:color w:val="1A1A1A"/>
+                <w:sz w:val="16"/>
+              </w:rPr>
+              <w:t xml:space="preserve">Se agrega una ronda temprana con el prototipo antes del sprint 3, y la segunda con la </w:t>
+            </w:r>
+            <w:r>
+              <w:rPr>
+                <w:rFonts w:ascii="Calibri" w:eastAsia="Calibri" w:hAnsi="Calibri"/>
+                <w:color w:val="1A1A1A"/>
+                <w:sz w:val="16"/>
+              </w:rPr>
+              <w:lastRenderedPageBreak/>
+              <w:t>aplicación en el sprint 4.</w:t>
             </w:r>
           </w:p>
         </w:tc>
@@ -4819,6 +5349,7 @@
       <w:tr>
         <w:trPr>
           <w:trHeight w:val="2410"/>
+          <w:jc w:val="center"/>
         </w:trPr>
         <w:tc>
           <w:tcPr>
@@ -4826,9 +5357,7 @@
           </w:tcPr>
           <w:p>
             <w:pPr>
-              <w:spacing w:after="0" w:before="0"/>
-              <w:ind w:left="0" w:firstLine="0"/>
-              <w:jc w:val="left"/>
+              <w:spacing w:after="0"/>
               <w:rPr>
                 <w:b/>
                 <w:sz w:val="18"/>
@@ -4837,10 +5366,11 @@
             </w:pPr>
             <w:r>
               <w:rPr>
-                <w:rFonts w:ascii="Calibri" w:hAnsi="Calibri" w:eastAsia="Calibri"/>
-                <w:color w:val="1A1A1A"/>
-                <w:sz w:val="16"/>
-              </w:rPr>
+                <w:rFonts w:ascii="Calibri" w:eastAsia="Calibri" w:hAnsi="Calibri"/>
+                <w:color w:val="1A1A1A"/>
+                <w:sz w:val="16"/>
+              </w:rPr>
+              <w:lastRenderedPageBreak/>
               <w:t>Soluciones de software · Estándares, seguridad y sostenibilidad</w:t>
             </w:r>
           </w:p>
@@ -4851,21 +5381,19 @@
           </w:tcPr>
           <w:p>
             <w:pPr>
-              <w:spacing w:after="0" w:before="0"/>
-              <w:ind w:left="0" w:firstLine="0"/>
-              <w:jc w:val="left"/>
-              <w:rPr>
-                <w:rFonts w:ascii="Calibri" w:hAnsi="Calibri" w:cs="Arial"/>
-                <w:i/>
-                <w:color w:val="548DD4"/>
-                <w:sz w:val="18"/>
-                <w:szCs w:val="20"/>
-                <w:lang w:eastAsia="es-CL"/>
-              </w:rPr>
-            </w:pPr>
-            <w:r>
-              <w:rPr>
-                <w:rFonts w:ascii="Calibri" w:hAnsi="Calibri" w:eastAsia="Calibri"/>
+              <w:spacing w:after="0"/>
+              <w:rPr>
+                <w:rFonts w:ascii="Calibri" w:hAnsi="Calibri" w:cs="Arial"/>
+                <w:i/>
+                <w:color w:val="548DD4"/>
+                <w:sz w:val="18"/>
+                <w:szCs w:val="20"/>
+                <w:lang w:eastAsia="es-CL"/>
+              </w:rPr>
+            </w:pPr>
+            <w:r>
+              <w:rPr>
+                <w:rFonts w:ascii="Calibri" w:eastAsia="Calibri" w:hAnsi="Calibri"/>
                 <w:color w:val="1A1A1A"/>
                 <w:sz w:val="16"/>
               </w:rPr>
@@ -4879,20 +5407,20 @@
           </w:tcPr>
           <w:p>
             <w:pPr>
-              <w:spacing w:after="0" w:before="0"/>
-              <w:ind w:left="0" w:firstLine="0"/>
-              <w:jc w:val="left"/>
+              <w:spacing w:after="0"/>
               <w:rPr>
                 <w:b/>
                 <w:sz w:val="18"/>
                 <w:szCs w:val="24"/>
-              </w:rPr>
-            </w:pPr>
-            <w:r>
-              <w:rPr>
-                <w:rFonts w:ascii="Calibri" w:hAnsi="Calibri" w:eastAsia="Calibri"/>
-                <w:color w:val="1A1A1A"/>
-                <w:sz w:val="16"/>
+                <w:lang w:val="en-US"/>
+              </w:rPr>
+            </w:pPr>
+            <w:r>
+              <w:rPr>
+                <w:rFonts w:ascii="Calibri" w:eastAsia="Calibri" w:hAnsi="Calibri"/>
+                <w:color w:val="1A1A1A"/>
+                <w:sz w:val="16"/>
+                <w:lang w:val="en-US"/>
               </w:rPr>
               <w:t>Transbank Webpay Plus, React con TypeScript</w:t>
             </w:r>
@@ -4904,9 +5432,7 @@
           </w:tcPr>
           <w:p>
             <w:pPr>
-              <w:spacing w:after="0" w:before="0"/>
-              <w:ind w:left="0" w:firstLine="0"/>
-              <w:jc w:val="left"/>
+              <w:spacing w:after="0"/>
               <w:rPr>
                 <w:b/>
                 <w:sz w:val="18"/>
@@ -4915,7 +5441,7 @@
             </w:pPr>
             <w:r>
               <w:rPr>
-                <w:rFonts w:ascii="Calibri" w:hAnsi="Calibri" w:eastAsia="Calibri"/>
+                <w:rFonts w:ascii="Calibri" w:eastAsia="Calibri" w:hAnsi="Calibri"/>
                 <w:color w:val="1A1A1A"/>
                 <w:sz w:val="16"/>
               </w:rPr>
@@ -4929,21 +5455,19 @@
           </w:tcPr>
           <w:p>
             <w:pPr>
-              <w:spacing w:after="0" w:before="0"/>
-              <w:ind w:left="0" w:firstLine="0"/>
-              <w:jc w:val="left"/>
-              <w:rPr>
-                <w:rFonts w:ascii="Calibri" w:hAnsi="Calibri" w:cs="Arial"/>
-                <w:i/>
-                <w:color w:val="548DD4"/>
-                <w:sz w:val="18"/>
-                <w:szCs w:val="20"/>
-                <w:lang w:eastAsia="es-CL"/>
-              </w:rPr>
-            </w:pPr>
-            <w:r>
-              <w:rPr>
-                <w:rFonts w:ascii="Calibri" w:hAnsi="Calibri" w:eastAsia="Calibri"/>
+              <w:spacing w:after="0"/>
+              <w:rPr>
+                <w:rFonts w:ascii="Calibri" w:hAnsi="Calibri" w:cs="Arial"/>
+                <w:i/>
+                <w:color w:val="548DD4"/>
+                <w:sz w:val="18"/>
+                <w:szCs w:val="20"/>
+                <w:lang w:eastAsia="es-CL"/>
+              </w:rPr>
+            </w:pPr>
+            <w:r>
+              <w:rPr>
+                <w:rFonts w:ascii="Calibri" w:eastAsia="Calibri" w:hAnsi="Calibri"/>
                 <w:color w:val="1A1A1A"/>
                 <w:sz w:val="16"/>
               </w:rPr>
@@ -4957,21 +5481,19 @@
           </w:tcPr>
           <w:p>
             <w:pPr>
-              <w:spacing w:after="0" w:before="0"/>
-              <w:ind w:left="0" w:firstLine="0"/>
-              <w:jc w:val="left"/>
-              <w:rPr>
-                <w:rFonts w:ascii="Calibri" w:hAnsi="Calibri" w:cs="Arial"/>
-                <w:i/>
-                <w:color w:val="548DD4"/>
-                <w:sz w:val="18"/>
-                <w:szCs w:val="20"/>
-                <w:lang w:eastAsia="es-CL"/>
-              </w:rPr>
-            </w:pPr>
-            <w:r>
-              <w:rPr>
-                <w:rFonts w:ascii="Calibri" w:hAnsi="Calibri" w:eastAsia="Calibri"/>
+              <w:spacing w:after="0"/>
+              <w:rPr>
+                <w:rFonts w:ascii="Calibri" w:hAnsi="Calibri" w:cs="Arial"/>
+                <w:i/>
+                <w:color w:val="548DD4"/>
+                <w:sz w:val="18"/>
+                <w:szCs w:val="20"/>
+                <w:lang w:eastAsia="es-CL"/>
+              </w:rPr>
+            </w:pPr>
+            <w:r>
+              <w:rPr>
+                <w:rFonts w:ascii="Calibri" w:eastAsia="Calibri" w:hAnsi="Calibri"/>
                 <w:color w:val="1A1A1A"/>
                 <w:sz w:val="16"/>
               </w:rPr>
@@ -4985,21 +5507,19 @@
           </w:tcPr>
           <w:p>
             <w:pPr>
-              <w:spacing w:after="0" w:before="0"/>
-              <w:ind w:left="0" w:firstLine="0"/>
-              <w:jc w:val="left"/>
-              <w:rPr>
-                <w:rFonts w:ascii="Calibri" w:hAnsi="Calibri" w:cs="Arial"/>
-                <w:i/>
-                <w:color w:val="548DD4"/>
-                <w:sz w:val="18"/>
-                <w:szCs w:val="20"/>
-                <w:lang w:eastAsia="es-CL"/>
-              </w:rPr>
-            </w:pPr>
-            <w:r>
-              <w:rPr>
-                <w:rFonts w:ascii="Calibri" w:hAnsi="Calibri" w:eastAsia="Calibri"/>
+              <w:spacing w:after="0"/>
+              <w:rPr>
+                <w:rFonts w:ascii="Calibri" w:hAnsi="Calibri" w:cs="Arial"/>
+                <w:i/>
+                <w:color w:val="548DD4"/>
+                <w:sz w:val="18"/>
+                <w:szCs w:val="20"/>
+                <w:lang w:eastAsia="es-CL"/>
+              </w:rPr>
+            </w:pPr>
+            <w:r>
+              <w:rPr>
+                <w:rFonts w:ascii="Calibri" w:eastAsia="Calibri" w:hAnsi="Calibri"/>
                 <w:color w:val="1A1A1A"/>
                 <w:sz w:val="16"/>
               </w:rPr>
@@ -5013,21 +5533,19 @@
           </w:tcPr>
           <w:p>
             <w:pPr>
-              <w:spacing w:after="0" w:before="0"/>
-              <w:ind w:left="0" w:firstLine="0"/>
-              <w:jc w:val="left"/>
-              <w:rPr>
-                <w:rFonts w:ascii="Calibri" w:hAnsi="Calibri" w:cs="Arial"/>
-                <w:i/>
-                <w:color w:val="548DD4"/>
-                <w:sz w:val="18"/>
-                <w:szCs w:val="20"/>
-                <w:lang w:eastAsia="es-CL"/>
-              </w:rPr>
-            </w:pPr>
-            <w:r>
-              <w:rPr>
-                <w:rFonts w:ascii="Calibri" w:hAnsi="Calibri" w:eastAsia="Calibri"/>
+              <w:spacing w:after="0"/>
+              <w:rPr>
+                <w:rFonts w:ascii="Calibri" w:hAnsi="Calibri" w:cs="Arial"/>
+                <w:i/>
+                <w:color w:val="548DD4"/>
+                <w:sz w:val="18"/>
+                <w:szCs w:val="20"/>
+                <w:lang w:eastAsia="es-CL"/>
+              </w:rPr>
+            </w:pPr>
+            <w:r>
+              <w:rPr>
+                <w:rFonts w:ascii="Calibri" w:eastAsia="Calibri" w:hAnsi="Calibri"/>
                 <w:color w:val="1A1A1A"/>
                 <w:sz w:val="16"/>
               </w:rPr>
@@ -5039,6 +5557,7 @@
       <w:tr>
         <w:trPr>
           <w:trHeight w:val="2410"/>
+          <w:jc w:val="center"/>
         </w:trPr>
         <w:tc>
           <w:tcPr>
@@ -5046,9 +5565,7 @@
           </w:tcPr>
           <w:p>
             <w:pPr>
-              <w:spacing w:after="0" w:before="0"/>
-              <w:ind w:left="0" w:firstLine="0"/>
-              <w:jc w:val="left"/>
+              <w:spacing w:after="0"/>
               <w:rPr>
                 <w:b/>
                 <w:sz w:val="18"/>
@@ -5057,7 +5574,7 @@
             </w:pPr>
             <w:r>
               <w:rPr>
-                <w:rFonts w:ascii="Calibri" w:hAnsi="Calibri" w:eastAsia="Calibri"/>
+                <w:rFonts w:ascii="Calibri" w:eastAsia="Calibri" w:hAnsi="Calibri"/>
                 <w:color w:val="1A1A1A"/>
                 <w:sz w:val="16"/>
               </w:rPr>
@@ -5071,21 +5588,19 @@
           </w:tcPr>
           <w:p>
             <w:pPr>
-              <w:spacing w:after="0" w:before="0"/>
-              <w:ind w:left="0" w:firstLine="0"/>
-              <w:jc w:val="left"/>
-              <w:rPr>
-                <w:rFonts w:ascii="Calibri" w:hAnsi="Calibri" w:cs="Arial"/>
-                <w:i/>
-                <w:color w:val="548DD4"/>
-                <w:sz w:val="18"/>
-                <w:szCs w:val="20"/>
-                <w:lang w:eastAsia="es-CL"/>
-              </w:rPr>
-            </w:pPr>
-            <w:r>
-              <w:rPr>
-                <w:rFonts w:ascii="Calibri" w:hAnsi="Calibri" w:eastAsia="Calibri"/>
+              <w:spacing w:after="0"/>
+              <w:rPr>
+                <w:rFonts w:ascii="Calibri" w:hAnsi="Calibri" w:cs="Arial"/>
+                <w:i/>
+                <w:color w:val="548DD4"/>
+                <w:sz w:val="18"/>
+                <w:szCs w:val="20"/>
+                <w:lang w:eastAsia="es-CL"/>
+              </w:rPr>
+            </w:pPr>
+            <w:r>
+              <w:rPr>
+                <w:rFonts w:ascii="Calibri" w:eastAsia="Calibri" w:hAnsi="Calibri"/>
                 <w:color w:val="1A1A1A"/>
                 <w:sz w:val="16"/>
               </w:rPr>
@@ -5099,9 +5614,7 @@
           </w:tcPr>
           <w:p>
             <w:pPr>
-              <w:spacing w:after="0" w:before="0"/>
-              <w:ind w:left="0" w:firstLine="0"/>
-              <w:jc w:val="left"/>
+              <w:spacing w:after="0"/>
               <w:rPr>
                 <w:b/>
                 <w:sz w:val="18"/>
@@ -5110,7 +5623,7 @@
             </w:pPr>
             <w:r>
               <w:rPr>
-                <w:rFonts w:ascii="Calibri" w:hAnsi="Calibri" w:eastAsia="Calibri"/>
+                <w:rFonts w:ascii="Calibri" w:eastAsia="Calibri" w:hAnsi="Calibri"/>
                 <w:color w:val="1A1A1A"/>
                 <w:sz w:val="16"/>
               </w:rPr>
@@ -5124,9 +5637,7 @@
           </w:tcPr>
           <w:p>
             <w:pPr>
-              <w:spacing w:after="0" w:before="0"/>
-              <w:ind w:left="0" w:firstLine="0"/>
-              <w:jc w:val="left"/>
+              <w:spacing w:after="0"/>
               <w:rPr>
                 <w:b/>
                 <w:sz w:val="18"/>
@@ -5135,7 +5646,7 @@
             </w:pPr>
             <w:r>
               <w:rPr>
-                <w:rFonts w:ascii="Calibri" w:hAnsi="Calibri" w:eastAsia="Calibri"/>
+                <w:rFonts w:ascii="Calibri" w:eastAsia="Calibri" w:hAnsi="Calibri"/>
                 <w:color w:val="1A1A1A"/>
                 <w:sz w:val="16"/>
               </w:rPr>
@@ -5149,21 +5660,19 @@
           </w:tcPr>
           <w:p>
             <w:pPr>
-              <w:spacing w:after="0" w:before="0"/>
-              <w:ind w:left="0" w:firstLine="0"/>
-              <w:jc w:val="left"/>
-              <w:rPr>
-                <w:rFonts w:ascii="Calibri" w:hAnsi="Calibri" w:cs="Arial"/>
-                <w:i/>
-                <w:color w:val="548DD4"/>
-                <w:sz w:val="18"/>
-                <w:szCs w:val="20"/>
-                <w:lang w:eastAsia="es-CL"/>
-              </w:rPr>
-            </w:pPr>
-            <w:r>
-              <w:rPr>
-                <w:rFonts w:ascii="Calibri" w:hAnsi="Calibri" w:eastAsia="Calibri"/>
+              <w:spacing w:after="0"/>
+              <w:rPr>
+                <w:rFonts w:ascii="Calibri" w:hAnsi="Calibri" w:cs="Arial"/>
+                <w:i/>
+                <w:color w:val="548DD4"/>
+                <w:sz w:val="18"/>
+                <w:szCs w:val="20"/>
+                <w:lang w:eastAsia="es-CL"/>
+              </w:rPr>
+            </w:pPr>
+            <w:r>
+              <w:rPr>
+                <w:rFonts w:ascii="Calibri" w:eastAsia="Calibri" w:hAnsi="Calibri"/>
                 <w:color w:val="1A1A1A"/>
                 <w:sz w:val="16"/>
               </w:rPr>
@@ -5177,21 +5686,19 @@
           </w:tcPr>
           <w:p>
             <w:pPr>
-              <w:spacing w:after="0" w:before="0"/>
-              <w:ind w:left="0" w:firstLine="0"/>
-              <w:jc w:val="left"/>
-              <w:rPr>
-                <w:rFonts w:ascii="Calibri" w:hAnsi="Calibri" w:cs="Arial"/>
-                <w:i/>
-                <w:color w:val="548DD4"/>
-                <w:sz w:val="18"/>
-                <w:szCs w:val="20"/>
-                <w:lang w:eastAsia="es-CL"/>
-              </w:rPr>
-            </w:pPr>
-            <w:r>
-              <w:rPr>
-                <w:rFonts w:ascii="Calibri" w:hAnsi="Calibri" w:eastAsia="Calibri"/>
+              <w:spacing w:after="0"/>
+              <w:rPr>
+                <w:rFonts w:ascii="Calibri" w:hAnsi="Calibri" w:cs="Arial"/>
+                <w:i/>
+                <w:color w:val="548DD4"/>
+                <w:sz w:val="18"/>
+                <w:szCs w:val="20"/>
+                <w:lang w:eastAsia="es-CL"/>
+              </w:rPr>
+            </w:pPr>
+            <w:r>
+              <w:rPr>
+                <w:rFonts w:ascii="Calibri" w:eastAsia="Calibri" w:hAnsi="Calibri"/>
                 <w:color w:val="1A1A1A"/>
                 <w:sz w:val="16"/>
               </w:rPr>
@@ -5205,21 +5712,19 @@
           </w:tcPr>
           <w:p>
             <w:pPr>
-              <w:spacing w:after="0" w:before="0"/>
-              <w:ind w:left="0" w:firstLine="0"/>
-              <w:jc w:val="left"/>
-              <w:rPr>
-                <w:rFonts w:ascii="Calibri" w:hAnsi="Calibri" w:cs="Arial"/>
-                <w:i/>
-                <w:color w:val="548DD4"/>
-                <w:sz w:val="18"/>
-                <w:szCs w:val="20"/>
-                <w:lang w:eastAsia="es-CL"/>
-              </w:rPr>
-            </w:pPr>
-            <w:r>
-              <w:rPr>
-                <w:rFonts w:ascii="Calibri" w:hAnsi="Calibri" w:eastAsia="Calibri"/>
+              <w:spacing w:after="0"/>
+              <w:rPr>
+                <w:rFonts w:ascii="Calibri" w:hAnsi="Calibri" w:cs="Arial"/>
+                <w:i/>
+                <w:color w:val="548DD4"/>
+                <w:sz w:val="18"/>
+                <w:szCs w:val="20"/>
+                <w:lang w:eastAsia="es-CL"/>
+              </w:rPr>
+            </w:pPr>
+            <w:r>
+              <w:rPr>
+                <w:rFonts w:ascii="Calibri" w:eastAsia="Calibri" w:hAnsi="Calibri"/>
                 <w:color w:val="1A1A1A"/>
                 <w:sz w:val="16"/>
               </w:rPr>
@@ -5233,21 +5738,19 @@
           </w:tcPr>
           <w:p>
             <w:pPr>
-              <w:spacing w:after="0" w:before="0"/>
-              <w:ind w:left="0" w:firstLine="0"/>
-              <w:jc w:val="left"/>
-              <w:rPr>
-                <w:rFonts w:ascii="Calibri" w:hAnsi="Calibri" w:cs="Arial"/>
-                <w:i/>
-                <w:color w:val="548DD4"/>
-                <w:sz w:val="18"/>
-                <w:szCs w:val="20"/>
-                <w:lang w:eastAsia="es-CL"/>
-              </w:rPr>
-            </w:pPr>
-            <w:r>
-              <w:rPr>
-                <w:rFonts w:ascii="Calibri" w:hAnsi="Calibri" w:eastAsia="Calibri"/>
+              <w:spacing w:after="0"/>
+              <w:rPr>
+                <w:rFonts w:ascii="Calibri" w:hAnsi="Calibri" w:cs="Arial"/>
+                <w:i/>
+                <w:color w:val="548DD4"/>
+                <w:sz w:val="18"/>
+                <w:szCs w:val="20"/>
+                <w:lang w:eastAsia="es-CL"/>
+              </w:rPr>
+            </w:pPr>
+            <w:r>
+              <w:rPr>
+                <w:rFonts w:ascii="Calibri" w:eastAsia="Calibri" w:hAnsi="Calibri"/>
                 <w:color w:val="1A1A1A"/>
                 <w:sz w:val="16"/>
               </w:rPr>
@@ -5259,6 +5762,7 @@
       <w:tr>
         <w:trPr>
           <w:trHeight w:val="2410"/>
+          <w:jc w:val="center"/>
         </w:trPr>
         <w:tc>
           <w:tcPr>
@@ -5266,9 +5770,7 @@
           </w:tcPr>
           <w:p>
             <w:pPr>
-              <w:spacing w:after="0" w:before="0"/>
-              <w:ind w:left="0" w:firstLine="0"/>
-              <w:jc w:val="left"/>
+              <w:spacing w:after="0"/>
               <w:rPr>
                 <w:b/>
                 <w:sz w:val="18"/>
@@ -5277,7 +5779,7 @@
             </w:pPr>
             <w:r>
               <w:rPr>
-                <w:rFonts w:ascii="Calibri" w:hAnsi="Calibri" w:eastAsia="Calibri"/>
+                <w:rFonts w:ascii="Calibri" w:eastAsia="Calibri" w:hAnsi="Calibri"/>
                 <w:color w:val="1A1A1A"/>
                 <w:sz w:val="16"/>
               </w:rPr>
@@ -5291,21 +5793,19 @@
           </w:tcPr>
           <w:p>
             <w:pPr>
-              <w:spacing w:after="0" w:before="0"/>
-              <w:ind w:left="0" w:firstLine="0"/>
-              <w:jc w:val="left"/>
-              <w:rPr>
-                <w:rFonts w:ascii="Calibri" w:hAnsi="Calibri" w:cs="Arial"/>
-                <w:i/>
-                <w:color w:val="548DD4"/>
-                <w:sz w:val="18"/>
-                <w:szCs w:val="20"/>
-                <w:lang w:eastAsia="es-CL"/>
-              </w:rPr>
-            </w:pPr>
-            <w:r>
-              <w:rPr>
-                <w:rFonts w:ascii="Calibri" w:hAnsi="Calibri" w:eastAsia="Calibri"/>
+              <w:spacing w:after="0"/>
+              <w:rPr>
+                <w:rFonts w:ascii="Calibri" w:hAnsi="Calibri" w:cs="Arial"/>
+                <w:i/>
+                <w:color w:val="548DD4"/>
+                <w:sz w:val="18"/>
+                <w:szCs w:val="20"/>
+                <w:lang w:eastAsia="es-CL"/>
+              </w:rPr>
+            </w:pPr>
+            <w:r>
+              <w:rPr>
+                <w:rFonts w:ascii="Calibri" w:eastAsia="Calibri" w:hAnsi="Calibri"/>
                 <w:color w:val="1A1A1A"/>
                 <w:sz w:val="16"/>
               </w:rPr>
@@ -5319,9 +5819,7 @@
           </w:tcPr>
           <w:p>
             <w:pPr>
-              <w:spacing w:after="0" w:before="0"/>
-              <w:ind w:left="0" w:firstLine="0"/>
-              <w:jc w:val="left"/>
+              <w:spacing w:after="0"/>
               <w:rPr>
                 <w:b/>
                 <w:sz w:val="18"/>
@@ -5330,7 +5828,7 @@
             </w:pPr>
             <w:r>
               <w:rPr>
-                <w:rFonts w:ascii="Calibri" w:hAnsi="Calibri" w:eastAsia="Calibri"/>
+                <w:rFonts w:ascii="Calibri" w:eastAsia="Calibri" w:hAnsi="Calibri"/>
                 <w:color w:val="1A1A1A"/>
                 <w:sz w:val="16"/>
               </w:rPr>
@@ -5344,9 +5842,7 @@
           </w:tcPr>
           <w:p>
             <w:pPr>
-              <w:spacing w:after="0" w:before="0"/>
-              <w:ind w:left="0" w:firstLine="0"/>
-              <w:jc w:val="left"/>
+              <w:spacing w:after="0"/>
               <w:rPr>
                 <w:b/>
                 <w:sz w:val="18"/>
@@ -5355,7 +5851,7 @@
             </w:pPr>
             <w:r>
               <w:rPr>
-                <w:rFonts w:ascii="Calibri" w:hAnsi="Calibri" w:eastAsia="Calibri"/>
+                <w:rFonts w:ascii="Calibri" w:eastAsia="Calibri" w:hAnsi="Calibri"/>
                 <w:color w:val="1A1A1A"/>
                 <w:sz w:val="16"/>
               </w:rPr>
@@ -5369,21 +5865,19 @@
           </w:tcPr>
           <w:p>
             <w:pPr>
-              <w:spacing w:after="0" w:before="0"/>
-              <w:ind w:left="0" w:firstLine="0"/>
-              <w:jc w:val="left"/>
-              <w:rPr>
-                <w:rFonts w:ascii="Calibri" w:hAnsi="Calibri" w:cs="Arial"/>
-                <w:i/>
-                <w:color w:val="548DD4"/>
-                <w:sz w:val="18"/>
-                <w:szCs w:val="20"/>
-                <w:lang w:eastAsia="es-CL"/>
-              </w:rPr>
-            </w:pPr>
-            <w:r>
-              <w:rPr>
-                <w:rFonts w:ascii="Calibri" w:hAnsi="Calibri" w:eastAsia="Calibri"/>
+              <w:spacing w:after="0"/>
+              <w:rPr>
+                <w:rFonts w:ascii="Calibri" w:hAnsi="Calibri" w:cs="Arial"/>
+                <w:i/>
+                <w:color w:val="548DD4"/>
+                <w:sz w:val="18"/>
+                <w:szCs w:val="20"/>
+                <w:lang w:eastAsia="es-CL"/>
+              </w:rPr>
+            </w:pPr>
+            <w:r>
+              <w:rPr>
+                <w:rFonts w:ascii="Calibri" w:eastAsia="Calibri" w:hAnsi="Calibri"/>
                 <w:color w:val="1A1A1A"/>
                 <w:sz w:val="16"/>
               </w:rPr>
@@ -5397,21 +5891,19 @@
           </w:tcPr>
           <w:p>
             <w:pPr>
-              <w:spacing w:after="0" w:before="0"/>
-              <w:ind w:left="0" w:firstLine="0"/>
-              <w:jc w:val="left"/>
-              <w:rPr>
-                <w:rFonts w:ascii="Calibri" w:hAnsi="Calibri" w:cs="Arial"/>
-                <w:i/>
-                <w:color w:val="548DD4"/>
-                <w:sz w:val="18"/>
-                <w:szCs w:val="20"/>
-                <w:lang w:eastAsia="es-CL"/>
-              </w:rPr>
-            </w:pPr>
-            <w:r>
-              <w:rPr>
-                <w:rFonts w:ascii="Calibri" w:hAnsi="Calibri" w:eastAsia="Calibri"/>
+              <w:spacing w:after="0"/>
+              <w:rPr>
+                <w:rFonts w:ascii="Calibri" w:hAnsi="Calibri" w:cs="Arial"/>
+                <w:i/>
+                <w:color w:val="548DD4"/>
+                <w:sz w:val="18"/>
+                <w:szCs w:val="20"/>
+                <w:lang w:eastAsia="es-CL"/>
+              </w:rPr>
+            </w:pPr>
+            <w:r>
+              <w:rPr>
+                <w:rFonts w:ascii="Calibri" w:eastAsia="Calibri" w:hAnsi="Calibri"/>
                 <w:color w:val="1A1A1A"/>
                 <w:sz w:val="16"/>
               </w:rPr>
@@ -5425,21 +5917,19 @@
           </w:tcPr>
           <w:p>
             <w:pPr>
-              <w:spacing w:after="0" w:before="0"/>
-              <w:ind w:left="0" w:firstLine="0"/>
-              <w:jc w:val="left"/>
-              <w:rPr>
-                <w:rFonts w:ascii="Calibri" w:hAnsi="Calibri" w:cs="Arial"/>
-                <w:i/>
-                <w:color w:val="548DD4"/>
-                <w:sz w:val="18"/>
-                <w:szCs w:val="20"/>
-                <w:lang w:eastAsia="es-CL"/>
-              </w:rPr>
-            </w:pPr>
-            <w:r>
-              <w:rPr>
-                <w:rFonts w:ascii="Calibri" w:hAnsi="Calibri" w:eastAsia="Calibri"/>
+              <w:spacing w:after="0"/>
+              <w:rPr>
+                <w:rFonts w:ascii="Calibri" w:hAnsi="Calibri" w:cs="Arial"/>
+                <w:i/>
+                <w:color w:val="548DD4"/>
+                <w:sz w:val="18"/>
+                <w:szCs w:val="20"/>
+                <w:lang w:eastAsia="es-CL"/>
+              </w:rPr>
+            </w:pPr>
+            <w:r>
+              <w:rPr>
+                <w:rFonts w:ascii="Calibri" w:eastAsia="Calibri" w:hAnsi="Calibri"/>
                 <w:color w:val="1A1A1A"/>
                 <w:sz w:val="16"/>
               </w:rPr>
@@ -5453,25 +5943,41 @@
           </w:tcPr>
           <w:p>
             <w:pPr>
-              <w:spacing w:after="0" w:before="0"/>
-              <w:ind w:left="0" w:firstLine="0"/>
-              <w:jc w:val="left"/>
-              <w:rPr>
-                <w:rFonts w:ascii="Calibri" w:hAnsi="Calibri" w:cs="Arial"/>
-                <w:i/>
-                <w:color w:val="548DD4"/>
-                <w:sz w:val="18"/>
-                <w:szCs w:val="20"/>
-                <w:lang w:eastAsia="es-CL"/>
-              </w:rPr>
-            </w:pPr>
-            <w:r>
-              <w:rPr>
-                <w:rFonts w:ascii="Calibri" w:hAnsi="Calibri" w:eastAsia="Calibri"/>
-                <w:color w:val="1A1A1A"/>
-                <w:sz w:val="16"/>
-              </w:rPr>
-              <w:t>Los sprints 6 y 7 quedan como reserva antes de la defensa.</w:t>
+              <w:spacing w:after="0"/>
+              <w:rPr>
+                <w:rFonts w:ascii="Calibri" w:hAnsi="Calibri" w:cs="Arial"/>
+                <w:i/>
+                <w:color w:val="548DD4"/>
+                <w:sz w:val="18"/>
+                <w:szCs w:val="20"/>
+                <w:lang w:eastAsia="es-CL"/>
+              </w:rPr>
+            </w:pPr>
+            <w:r>
+              <w:rPr>
+                <w:rFonts w:ascii="Calibri" w:eastAsia="Calibri" w:hAnsi="Calibri"/>
+                <w:color w:val="1A1A1A"/>
+                <w:sz w:val="16"/>
+              </w:rPr>
+              <w:t xml:space="preserve">Los </w:t>
+            </w:r>
+            <w:proofErr w:type="spellStart"/>
+            <w:r>
+              <w:rPr>
+                <w:rFonts w:ascii="Calibri" w:eastAsia="Calibri" w:hAnsi="Calibri"/>
+                <w:color w:val="1A1A1A"/>
+                <w:sz w:val="16"/>
+              </w:rPr>
+              <w:t>sprints</w:t>
+            </w:r>
+            <w:proofErr w:type="spellEnd"/>
+            <w:r>
+              <w:rPr>
+                <w:rFonts w:ascii="Calibri" w:eastAsia="Calibri" w:hAnsi="Calibri"/>
+                <w:color w:val="1A1A1A"/>
+                <w:sz w:val="16"/>
+              </w:rPr>
+              <w:t xml:space="preserve"> 6 y 7 quedan como reserva antes de la defensa.</w:t>
             </w:r>
           </w:p>
         </w:tc>
@@ -5479,6 +5985,7 @@
       <w:tr>
         <w:trPr>
           <w:trHeight w:val="2410"/>
+          <w:jc w:val="center"/>
         </w:trPr>
         <w:tc>
           <w:tcPr>
@@ -5486,9 +5993,7 @@
           </w:tcPr>
           <w:p>
             <w:pPr>
-              <w:spacing w:after="0" w:before="0"/>
-              <w:ind w:left="0" w:firstLine="0"/>
-              <w:jc w:val="left"/>
+              <w:spacing w:after="0"/>
               <w:rPr>
                 <w:b/>
                 <w:sz w:val="18"/>
@@ -5497,7 +6002,7 @@
             </w:pPr>
             <w:r>
               <w:rPr>
-                <w:rFonts w:ascii="Calibri" w:hAnsi="Calibri" w:eastAsia="Calibri"/>
+                <w:rFonts w:ascii="Calibri" w:eastAsia="Calibri" w:hAnsi="Calibri"/>
                 <w:color w:val="1A1A1A"/>
                 <w:sz w:val="16"/>
               </w:rPr>
@@ -5511,21 +6016,19 @@
           </w:tcPr>
           <w:p>
             <w:pPr>
-              <w:spacing w:after="0" w:before="0"/>
-              <w:ind w:left="0" w:firstLine="0"/>
-              <w:jc w:val="left"/>
-              <w:rPr>
-                <w:rFonts w:ascii="Calibri" w:hAnsi="Calibri" w:cs="Arial"/>
-                <w:i/>
-                <w:color w:val="548DD4"/>
-                <w:sz w:val="18"/>
-                <w:szCs w:val="20"/>
-                <w:lang w:eastAsia="es-CL"/>
-              </w:rPr>
-            </w:pPr>
-            <w:r>
-              <w:rPr>
-                <w:rFonts w:ascii="Calibri" w:hAnsi="Calibri" w:eastAsia="Calibri"/>
+              <w:spacing w:after="0"/>
+              <w:rPr>
+                <w:rFonts w:ascii="Calibri" w:hAnsi="Calibri" w:cs="Arial"/>
+                <w:i/>
+                <w:color w:val="548DD4"/>
+                <w:sz w:val="18"/>
+                <w:szCs w:val="20"/>
+                <w:lang w:eastAsia="es-CL"/>
+              </w:rPr>
+            </w:pPr>
+            <w:r>
+              <w:rPr>
+                <w:rFonts w:ascii="Calibri" w:eastAsia="Calibri" w:hAnsi="Calibri"/>
                 <w:color w:val="1A1A1A"/>
                 <w:sz w:val="16"/>
               </w:rPr>
@@ -5539,9 +6042,7 @@
           </w:tcPr>
           <w:p>
             <w:pPr>
-              <w:spacing w:after="0" w:before="0"/>
-              <w:ind w:left="0" w:firstLine="0"/>
-              <w:jc w:val="left"/>
+              <w:spacing w:after="0"/>
               <w:rPr>
                 <w:b/>
                 <w:sz w:val="18"/>
@@ -5550,7 +6051,7 @@
             </w:pPr>
             <w:r>
               <w:rPr>
-                <w:rFonts w:ascii="Calibri" w:hAnsi="Calibri" w:eastAsia="Calibri"/>
+                <w:rFonts w:ascii="Calibri" w:eastAsia="Calibri" w:hAnsi="Calibri"/>
                 <w:color w:val="1A1A1A"/>
                 <w:sz w:val="16"/>
               </w:rPr>
@@ -5564,9 +6065,7 @@
           </w:tcPr>
           <w:p>
             <w:pPr>
-              <w:spacing w:after="0" w:before="0"/>
-              <w:ind w:left="0" w:firstLine="0"/>
-              <w:jc w:val="left"/>
+              <w:spacing w:after="0"/>
               <w:rPr>
                 <w:b/>
                 <w:sz w:val="18"/>
@@ -5575,7 +6074,7 @@
             </w:pPr>
             <w:r>
               <w:rPr>
-                <w:rFonts w:ascii="Calibri" w:hAnsi="Calibri" w:eastAsia="Calibri"/>
+                <w:rFonts w:ascii="Calibri" w:eastAsia="Calibri" w:hAnsi="Calibri"/>
                 <w:color w:val="1A1A1A"/>
                 <w:sz w:val="16"/>
               </w:rPr>
@@ -5589,25 +6088,41 @@
           </w:tcPr>
           <w:p>
             <w:pPr>
-              <w:spacing w:after="0" w:before="0"/>
-              <w:ind w:left="0" w:firstLine="0"/>
-              <w:jc w:val="left"/>
-              <w:rPr>
-                <w:rFonts w:ascii="Calibri" w:hAnsi="Calibri" w:cs="Arial"/>
-                <w:i/>
-                <w:color w:val="548DD4"/>
-                <w:sz w:val="18"/>
-                <w:szCs w:val="20"/>
-                <w:lang w:eastAsia="es-CL"/>
-              </w:rPr>
-            </w:pPr>
-            <w:r>
-              <w:rPr>
-                <w:rFonts w:ascii="Calibri" w:hAnsi="Calibri" w:eastAsia="Calibri"/>
-                <w:color w:val="1A1A1A"/>
-                <w:sz w:val="16"/>
-              </w:rPr>
-              <w:t>Martín Henríquez (Scrum Master) y Jorge Espinoza (Product Owner)</w:t>
+              <w:spacing w:after="0"/>
+              <w:rPr>
+                <w:rFonts w:ascii="Calibri" w:hAnsi="Calibri" w:cs="Arial"/>
+                <w:i/>
+                <w:color w:val="548DD4"/>
+                <w:sz w:val="18"/>
+                <w:szCs w:val="20"/>
+                <w:lang w:eastAsia="es-CL"/>
+              </w:rPr>
+            </w:pPr>
+            <w:r>
+              <w:rPr>
+                <w:rFonts w:ascii="Calibri" w:eastAsia="Calibri" w:hAnsi="Calibri"/>
+                <w:color w:val="1A1A1A"/>
+                <w:sz w:val="16"/>
+              </w:rPr>
+              <w:t>Martín Henríquez (Scrum Master) y Jorge Espinoza (</w:t>
+            </w:r>
+            <w:proofErr w:type="spellStart"/>
+            <w:r>
+              <w:rPr>
+                <w:rFonts w:ascii="Calibri" w:eastAsia="Calibri" w:hAnsi="Calibri"/>
+                <w:color w:val="1A1A1A"/>
+                <w:sz w:val="16"/>
+              </w:rPr>
+              <w:t>Product</w:t>
+            </w:r>
+            <w:proofErr w:type="spellEnd"/>
+            <w:r>
+              <w:rPr>
+                <w:rFonts w:ascii="Calibri" w:eastAsia="Calibri" w:hAnsi="Calibri"/>
+                <w:color w:val="1A1A1A"/>
+                <w:sz w:val="16"/>
+              </w:rPr>
+              <w:t xml:space="preserve"> Owner)</w:t>
             </w:r>
           </w:p>
         </w:tc>
@@ -5617,21 +6132,19 @@
           </w:tcPr>
           <w:p>
             <w:pPr>
-              <w:spacing w:after="0" w:before="0"/>
-              <w:ind w:left="0" w:firstLine="0"/>
-              <w:jc w:val="left"/>
-              <w:rPr>
-                <w:rFonts w:ascii="Calibri" w:hAnsi="Calibri" w:cs="Arial"/>
-                <w:i/>
-                <w:color w:val="548DD4"/>
-                <w:sz w:val="18"/>
-                <w:szCs w:val="20"/>
-                <w:lang w:eastAsia="es-CL"/>
-              </w:rPr>
-            </w:pPr>
-            <w:r>
-              <w:rPr>
-                <w:rFonts w:ascii="Calibri" w:hAnsi="Calibri" w:eastAsia="Calibri"/>
+              <w:spacing w:after="0"/>
+              <w:rPr>
+                <w:rFonts w:ascii="Calibri" w:hAnsi="Calibri" w:cs="Arial"/>
+                <w:i/>
+                <w:color w:val="548DD4"/>
+                <w:sz w:val="18"/>
+                <w:szCs w:val="20"/>
+                <w:lang w:eastAsia="es-CL"/>
+              </w:rPr>
+            </w:pPr>
+            <w:r>
+              <w:rPr>
+                <w:rFonts w:ascii="Calibri" w:eastAsia="Calibri" w:hAnsi="Calibri"/>
                 <w:color w:val="1A1A1A"/>
                 <w:sz w:val="16"/>
               </w:rPr>
@@ -5645,21 +6158,19 @@
           </w:tcPr>
           <w:p>
             <w:pPr>
-              <w:spacing w:after="0" w:before="0"/>
-              <w:ind w:left="0" w:firstLine="0"/>
-              <w:jc w:val="left"/>
-              <w:rPr>
-                <w:rFonts w:ascii="Calibri" w:hAnsi="Calibri" w:cs="Arial"/>
-                <w:i/>
-                <w:color w:val="548DD4"/>
-                <w:sz w:val="18"/>
-                <w:szCs w:val="20"/>
-                <w:lang w:eastAsia="es-CL"/>
-              </w:rPr>
-            </w:pPr>
-            <w:r>
-              <w:rPr>
-                <w:rFonts w:ascii="Calibri" w:hAnsi="Calibri" w:eastAsia="Calibri"/>
+              <w:spacing w:after="0"/>
+              <w:rPr>
+                <w:rFonts w:ascii="Calibri" w:hAnsi="Calibri" w:cs="Arial"/>
+                <w:i/>
+                <w:color w:val="548DD4"/>
+                <w:sz w:val="18"/>
+                <w:szCs w:val="20"/>
+                <w:lang w:eastAsia="es-CL"/>
+              </w:rPr>
+            </w:pPr>
+            <w:r>
+              <w:rPr>
+                <w:rFonts w:ascii="Calibri" w:eastAsia="Calibri" w:hAnsi="Calibri"/>
                 <w:color w:val="1A1A1A"/>
                 <w:sz w:val="16"/>
               </w:rPr>
@@ -5673,30 +6184,57 @@
           </w:tcPr>
           <w:p>
             <w:pPr>
-              <w:spacing w:after="0" w:before="0"/>
-              <w:ind w:left="0" w:firstLine="0"/>
-              <w:jc w:val="left"/>
-              <w:rPr>
-                <w:rFonts w:ascii="Calibri" w:hAnsi="Calibri" w:cs="Arial"/>
-                <w:i/>
-                <w:color w:val="548DD4"/>
-                <w:sz w:val="18"/>
-                <w:szCs w:val="20"/>
-                <w:lang w:eastAsia="es-CL"/>
-              </w:rPr>
-            </w:pPr>
-            <w:r>
-              <w:rPr>
-                <w:rFonts w:ascii="Calibri" w:hAnsi="Calibri" w:eastAsia="Calibri"/>
-                <w:color w:val="1A1A1A"/>
-                <w:sz w:val="16"/>
-              </w:rPr>
-              <w:t>Se agrega. El tablero pasa de GitHub Projects a Trello y el calendario a la versión 1.3.</w:t>
+              <w:spacing w:after="0"/>
+              <w:rPr>
+                <w:rFonts w:ascii="Calibri" w:hAnsi="Calibri" w:cs="Arial"/>
+                <w:i/>
+                <w:color w:val="548DD4"/>
+                <w:sz w:val="18"/>
+                <w:szCs w:val="20"/>
+                <w:lang w:eastAsia="es-CL"/>
+              </w:rPr>
+            </w:pPr>
+            <w:r>
+              <w:rPr>
+                <w:rFonts w:ascii="Calibri" w:eastAsia="Calibri" w:hAnsi="Calibri"/>
+                <w:color w:val="1A1A1A"/>
+                <w:sz w:val="16"/>
+              </w:rPr>
+              <w:t xml:space="preserve">Se agrega. El tablero pasa de GitHub </w:t>
+            </w:r>
+            <w:proofErr w:type="spellStart"/>
+            <w:r>
+              <w:rPr>
+                <w:rFonts w:ascii="Calibri" w:eastAsia="Calibri" w:hAnsi="Calibri"/>
+                <w:color w:val="1A1A1A"/>
+                <w:sz w:val="16"/>
+              </w:rPr>
+              <w:t>Projects</w:t>
+            </w:r>
+            <w:proofErr w:type="spellEnd"/>
+            <w:r>
+              <w:rPr>
+                <w:rFonts w:ascii="Calibri" w:eastAsia="Calibri" w:hAnsi="Calibri"/>
+                <w:color w:val="1A1A1A"/>
+                <w:sz w:val="16"/>
+              </w:rPr>
+              <w:t xml:space="preserve"> a Trello y el calendario a la versión 1.3.</w:t>
             </w:r>
           </w:p>
         </w:tc>
       </w:tr>
     </w:tbl>
+    <w:p>
+      <w:pPr>
+        <w:rPr>
+          <w:rFonts w:cs="Calibri Light"/>
+          <w:color w:val="595959" w:themeColor="text1" w:themeTint="A6"/>
+          <w:sz w:val="24"/>
+          <w:szCs w:val="24"/>
+          <w:lang w:val="es-ES"/>
+        </w:rPr>
+      </w:pPr>
+    </w:p>
     <w:p>
       <w:pPr>
         <w:rPr>
@@ -5751,6 +6289,7 @@
                 <w:sz w:val="28"/>
                 <w:szCs w:val="28"/>
               </w:rPr>
+              <w:lastRenderedPageBreak/>
               <w:t>3</w:t>
             </w:r>
             <w:r>
@@ -5868,6 +6407,7 @@
       <w:tblPr>
         <w:tblStyle w:val="Tablaconcuadrcula"/>
         <w:tblW w:w="5590" w:type="pct"/>
+        <w:jc w:val="center"/>
         <w:tblBorders>
           <w:top w:val="single" w:sz="4" w:space="0" w:color="BFBFBF" w:themeColor="background1" w:themeShade="BF"/>
           <w:left w:val="single" w:sz="4" w:space="0" w:color="BFBFBF" w:themeColor="background1" w:themeShade="BF"/>
@@ -5882,7 +6422,9 @@
         <w:gridCol w:w="9496"/>
       </w:tblGrid>
       <w:tr>
-        <w:trPr/>
+        <w:trPr>
+          <w:jc w:val="center"/>
+        </w:trPr>
         <w:tc>
           <w:tcPr>
             <w:tcW w:w="5000" w:type="pct"/>
@@ -6030,7 +6572,9 @@
         </w:tc>
       </w:tr>
       <w:tr>
-        <w:trPr/>
+        <w:trPr>
+          <w:jc w:val="center"/>
+        </w:trPr>
         <w:tc>
           <w:tcPr>
             <w:tcW w:w="5000" w:type="pct"/>
@@ -6038,8 +6582,7 @@
           </w:tcPr>
           <w:p>
             <w:pPr>
-              <w:spacing w:after="80" w:before="80"/>
-              <w:ind w:left="0" w:firstLine="0"/>
+              <w:spacing w:before="80" w:after="80"/>
               <w:jc w:val="both"/>
               <w:rPr>
                 <w:rFonts w:ascii="Calibri" w:hAnsi="Calibri" w:cs="Arial"/>
@@ -6053,7 +6596,7 @@
             </w:pPr>
             <w:r>
               <w:rPr>
-                <w:rFonts w:ascii="Calibri" w:hAnsi="Calibri" w:eastAsia="Calibri"/>
+                <w:rFonts w:ascii="Calibri" w:eastAsia="Calibri" w:hAnsi="Calibri"/>
                 <w:b/>
                 <w:color w:val="1F3864"/>
                 <w:sz w:val="20"/>
@@ -6063,12 +6606,12 @@
           </w:p>
           <w:p>
             <w:pPr>
-              <w:spacing w:after="80" w:before="0"/>
+              <w:spacing w:after="80"/>
               <w:ind w:left="200" w:hanging="160"/>
             </w:pPr>
             <w:r>
               <w:rPr>
-                <w:rFonts w:ascii="Calibri" w:hAnsi="Calibri" w:eastAsia="Calibri"/>
+                <w:rFonts w:ascii="Calibri" w:eastAsia="Calibri" w:hAnsi="Calibri"/>
                 <w:color w:val="1A1A1A"/>
                 <w:sz w:val="20"/>
               </w:rPr>
@@ -6076,7 +6619,7 @@
             </w:r>
             <w:r>
               <w:rPr>
-                <w:rFonts w:ascii="Calibri" w:hAnsi="Calibri" w:eastAsia="Calibri"/>
+                <w:rFonts w:ascii="Calibri" w:eastAsia="Calibri" w:hAnsi="Calibri"/>
                 <w:b/>
                 <w:color w:val="1A1A1A"/>
                 <w:sz w:val="20"/>
@@ -6085,7 +6628,7 @@
             </w:r>
             <w:r>
               <w:rPr>
-                <w:rFonts w:ascii="Calibri" w:hAnsi="Calibri" w:eastAsia="Calibri"/>
+                <w:rFonts w:ascii="Calibri" w:eastAsia="Calibri" w:hAnsi="Calibri"/>
                 <w:color w:val="1A1A1A"/>
                 <w:sz w:val="20"/>
               </w:rPr>
@@ -6094,12 +6637,12 @@
           </w:p>
           <w:p>
             <w:pPr>
-              <w:spacing w:after="80" w:before="0"/>
+              <w:spacing w:after="80"/>
               <w:ind w:left="200" w:hanging="160"/>
             </w:pPr>
             <w:r>
               <w:rPr>
-                <w:rFonts w:ascii="Calibri" w:hAnsi="Calibri" w:eastAsia="Calibri"/>
+                <w:rFonts w:ascii="Calibri" w:eastAsia="Calibri" w:hAnsi="Calibri"/>
                 <w:color w:val="1A1A1A"/>
                 <w:sz w:val="20"/>
               </w:rPr>
@@ -6107,7 +6650,7 @@
             </w:r>
             <w:r>
               <w:rPr>
-                <w:rFonts w:ascii="Calibri" w:hAnsi="Calibri" w:eastAsia="Calibri"/>
+                <w:rFonts w:ascii="Calibri" w:eastAsia="Calibri" w:hAnsi="Calibri"/>
                 <w:b/>
                 <w:color w:val="1A1A1A"/>
                 <w:sz w:val="20"/>
@@ -6116,7 +6659,7 @@
             </w:r>
             <w:r>
               <w:rPr>
-                <w:rFonts w:ascii="Calibri" w:hAnsi="Calibri" w:eastAsia="Calibri"/>
+                <w:rFonts w:ascii="Calibri" w:eastAsia="Calibri" w:hAnsi="Calibri"/>
                 <w:color w:val="1A1A1A"/>
                 <w:sz w:val="20"/>
               </w:rPr>
@@ -6125,12 +6668,12 @@
           </w:p>
           <w:p>
             <w:pPr>
-              <w:spacing w:after="80" w:before="0"/>
+              <w:spacing w:after="80"/>
               <w:ind w:left="200" w:hanging="160"/>
             </w:pPr>
             <w:r>
               <w:rPr>
-                <w:rFonts w:ascii="Calibri" w:hAnsi="Calibri" w:eastAsia="Calibri"/>
+                <w:rFonts w:ascii="Calibri" w:eastAsia="Calibri" w:hAnsi="Calibri"/>
                 <w:color w:val="1A1A1A"/>
                 <w:sz w:val="20"/>
               </w:rPr>
@@ -6138,7 +6681,7 @@
             </w:r>
             <w:r>
               <w:rPr>
-                <w:rFonts w:ascii="Calibri" w:hAnsi="Calibri" w:eastAsia="Calibri"/>
+                <w:rFonts w:ascii="Calibri" w:eastAsia="Calibri" w:hAnsi="Calibri"/>
                 <w:b/>
                 <w:color w:val="1A1A1A"/>
                 <w:sz w:val="20"/>
@@ -6147,7 +6690,7 @@
             </w:r>
             <w:r>
               <w:rPr>
-                <w:rFonts w:ascii="Calibri" w:hAnsi="Calibri" w:eastAsia="Calibri"/>
+                <w:rFonts w:ascii="Calibri" w:eastAsia="Calibri" w:hAnsi="Calibri"/>
                 <w:color w:val="1A1A1A"/>
                 <w:sz w:val="20"/>
               </w:rPr>
@@ -6156,12 +6699,12 @@
           </w:p>
           <w:p>
             <w:pPr>
-              <w:spacing w:after="80" w:before="0"/>
+              <w:spacing w:after="80"/>
               <w:ind w:left="200" w:hanging="160"/>
             </w:pPr>
             <w:r>
               <w:rPr>
-                <w:rFonts w:ascii="Calibri" w:hAnsi="Calibri" w:eastAsia="Calibri"/>
+                <w:rFonts w:ascii="Calibri" w:eastAsia="Calibri" w:hAnsi="Calibri"/>
                 <w:color w:val="1A1A1A"/>
                 <w:sz w:val="20"/>
               </w:rPr>
@@ -6169,7 +6712,7 @@
             </w:r>
             <w:r>
               <w:rPr>
-                <w:rFonts w:ascii="Calibri" w:hAnsi="Calibri" w:eastAsia="Calibri"/>
+                <w:rFonts w:ascii="Calibri" w:eastAsia="Calibri" w:hAnsi="Calibri"/>
                 <w:b/>
                 <w:color w:val="1A1A1A"/>
                 <w:sz w:val="20"/>
@@ -6178,7 +6721,7 @@
             </w:r>
             <w:r>
               <w:rPr>
-                <w:rFonts w:ascii="Calibri" w:hAnsi="Calibri" w:eastAsia="Calibri"/>
+                <w:rFonts w:ascii="Calibri" w:eastAsia="Calibri" w:hAnsi="Calibri"/>
                 <w:color w:val="1A1A1A"/>
                 <w:sz w:val="20"/>
               </w:rPr>
@@ -6187,12 +6730,26 @@
           </w:p>
           <w:p>
             <w:pPr>
-              <w:spacing w:after="80" w:before="0"/>
+              <w:spacing w:before="80" w:after="80"/>
+            </w:pPr>
+            <w:r>
+              <w:rPr>
+                <w:rFonts w:ascii="Calibri" w:eastAsia="Calibri" w:hAnsi="Calibri"/>
+                <w:b/>
+                <w:color w:val="1F3864"/>
+                <w:sz w:val="20"/>
+              </w:rPr>
+              <w:t>Factores que dificultaron y cómo se abordan</w:t>
+            </w:r>
+          </w:p>
+          <w:p>
+            <w:pPr>
+              <w:spacing w:after="80"/>
               <w:ind w:left="200" w:hanging="160"/>
             </w:pPr>
             <w:r>
               <w:rPr>
-                <w:rFonts w:ascii="Calibri" w:hAnsi="Calibri" w:eastAsia="Calibri"/>
+                <w:rFonts w:ascii="Calibri" w:eastAsia="Calibri" w:hAnsi="Calibri"/>
                 <w:color w:val="1A1A1A"/>
                 <w:sz w:val="20"/>
               </w:rPr>
@@ -6200,16 +6757,178 @@
             </w:r>
             <w:r>
               <w:rPr>
-                <w:rFonts w:ascii="Calibri" w:hAnsi="Calibri" w:eastAsia="Calibri"/>
-                <w:b/>
-                <w:color w:val="1A1A1A"/>
-                <w:sz w:val="20"/>
-              </w:rPr>
-              <w:t>Retroalimentación del docente:</w:t>
-            </w:r>
-            <w:r>
-              <w:rPr>
-                <w:rFonts w:ascii="Calibri" w:hAnsi="Calibri" w:eastAsia="Calibri"/>
+                <w:rFonts w:ascii="Calibri" w:eastAsia="Calibri" w:hAnsi="Calibri"/>
+                <w:b/>
+                <w:color w:val="1A1A1A"/>
+                <w:sz w:val="20"/>
+              </w:rPr>
+              <w:t>El desarrollo empezó tres semanas tarde.</w:t>
+            </w:r>
+            <w:r>
+              <w:rPr>
+                <w:rFonts w:ascii="Calibri" w:eastAsia="Calibri" w:hAnsi="Calibri"/>
+                <w:color w:val="1A1A1A"/>
+                <w:sz w:val="20"/>
+              </w:rPr>
+              <w:t xml:space="preserve"> El sprint 0 duró de la semana 7 a la 10 mientras se acordaba el entorno con el docente. </w:t>
+            </w:r>
+            <w:r>
+              <w:rPr>
+                <w:rFonts w:ascii="Calibri" w:eastAsia="Calibri" w:hAnsi="Calibri"/>
+                <w:b/>
+                <w:color w:val="1A1A1A"/>
+                <w:sz w:val="20"/>
+              </w:rPr>
+              <w:t>Acción:</w:t>
+            </w:r>
+            <w:r>
+              <w:rPr>
+                <w:rFonts w:ascii="Calibri" w:eastAsia="Calibri" w:hAnsi="Calibri"/>
+                <w:color w:val="1A1A1A"/>
+                <w:sz w:val="20"/>
+              </w:rPr>
+              <w:t xml:space="preserve"> calendario v1.3 con cinco </w:t>
+            </w:r>
+            <w:proofErr w:type="spellStart"/>
+            <w:r>
+              <w:rPr>
+                <w:rFonts w:ascii="Calibri" w:eastAsia="Calibri" w:hAnsi="Calibri"/>
+                <w:color w:val="1A1A1A"/>
+                <w:sz w:val="20"/>
+              </w:rPr>
+              <w:t>sprints</w:t>
+            </w:r>
+            <w:proofErr w:type="spellEnd"/>
+            <w:r>
+              <w:rPr>
+                <w:rFonts w:ascii="Calibri" w:eastAsia="Calibri" w:hAnsi="Calibri"/>
+                <w:color w:val="1A1A1A"/>
+                <w:sz w:val="20"/>
+              </w:rPr>
+              <w:t xml:space="preserve"> de desarrollo y dos de reserva, desarrollo asistido por IA, y un sprint 1 liviano para medir el factor de aceleración antes de comprometer el resto.</w:t>
+            </w:r>
+          </w:p>
+          <w:p>
+            <w:pPr>
+              <w:spacing w:after="80"/>
+              <w:ind w:left="200" w:hanging="160"/>
+            </w:pPr>
+            <w:r>
+              <w:rPr>
+                <w:rFonts w:ascii="Calibri" w:eastAsia="Calibri" w:hAnsi="Calibri"/>
+                <w:color w:val="1A1A1A"/>
+                <w:sz w:val="20"/>
+              </w:rPr>
+              <w:t xml:space="preserve">– </w:t>
+            </w:r>
+            <w:r>
+              <w:rPr>
+                <w:rFonts w:ascii="Calibri" w:eastAsia="Calibri" w:hAnsi="Calibri"/>
+                <w:b/>
+                <w:color w:val="1A1A1A"/>
+                <w:sz w:val="20"/>
+              </w:rPr>
+              <w:t>Menor disponibilidad de Jorge.</w:t>
+            </w:r>
+            <w:r>
+              <w:rPr>
+                <w:rFonts w:ascii="Calibri" w:eastAsia="Calibri" w:hAnsi="Calibri"/>
+                <w:color w:val="1A1A1A"/>
+                <w:sz w:val="20"/>
+              </w:rPr>
+              <w:t xml:space="preserve"> Desde el 1 de octubre está en su práctica profesional, con unas 40 horas semanales. </w:t>
+            </w:r>
+            <w:r>
+              <w:rPr>
+                <w:rFonts w:ascii="Calibri" w:eastAsia="Calibri" w:hAnsi="Calibri"/>
+                <w:b/>
+                <w:color w:val="1A1A1A"/>
+                <w:sz w:val="20"/>
+              </w:rPr>
+              <w:t>Acción:</w:t>
+            </w:r>
+            <w:r>
+              <w:rPr>
+                <w:rFonts w:ascii="Calibri" w:eastAsia="Calibri" w:hAnsi="Calibri"/>
+                <w:color w:val="1A1A1A"/>
+                <w:sz w:val="20"/>
+              </w:rPr>
+              <w:t xml:space="preserve"> su compromiso se confirma en cada planificación, y si baja se aplica el orden de sacrificio, que empieza por las tareas de menor valor (MATU-28 y MATU-27).</w:t>
+            </w:r>
+          </w:p>
+          <w:p>
+            <w:pPr>
+              <w:spacing w:after="80"/>
+              <w:ind w:left="200" w:hanging="160"/>
+            </w:pPr>
+            <w:r>
+              <w:rPr>
+                <w:rFonts w:ascii="Calibri" w:eastAsia="Calibri" w:hAnsi="Calibri"/>
+                <w:color w:val="1A1A1A"/>
+                <w:sz w:val="20"/>
+              </w:rPr>
+              <w:t xml:space="preserve">– </w:t>
+            </w:r>
+            <w:r>
+              <w:rPr>
+                <w:rFonts w:ascii="Calibri" w:eastAsia="Calibri" w:hAnsi="Calibri"/>
+                <w:b/>
+                <w:color w:val="1A1A1A"/>
+                <w:sz w:val="20"/>
+              </w:rPr>
+              <w:t>La prueba de concepto de Transbank quedó incompleta.</w:t>
+            </w:r>
+            <w:r>
+              <w:rPr>
+                <w:rFonts w:ascii="Calibri" w:eastAsia="Calibri" w:hAnsi="Calibri"/>
+                <w:color w:val="1A1A1A"/>
+                <w:sz w:val="20"/>
+              </w:rPr>
+              <w:t xml:space="preserve"> Los pagos de prueba terminaron anulados. </w:t>
+            </w:r>
+            <w:r>
+              <w:rPr>
+                <w:rFonts w:ascii="Calibri" w:eastAsia="Calibri" w:hAnsi="Calibri"/>
+                <w:b/>
+                <w:color w:val="1A1A1A"/>
+                <w:sz w:val="20"/>
+              </w:rPr>
+              <w:t>Acción:</w:t>
+            </w:r>
+            <w:r>
+              <w:rPr>
+                <w:rFonts w:ascii="Calibri" w:eastAsia="Calibri" w:hAnsi="Calibri"/>
+                <w:color w:val="1A1A1A"/>
+                <w:sz w:val="20"/>
+              </w:rPr>
+              <w:t xml:space="preserve"> se diagnostica con un script de consulta de estado y se cierra en el sprint 1. Los pagos se construyen recién en el sprint 4, así que hay margen.</w:t>
+            </w:r>
+          </w:p>
+          <w:p>
+            <w:pPr>
+              <w:spacing w:after="80"/>
+              <w:ind w:left="200" w:hanging="160"/>
+            </w:pPr>
+            <w:r>
+              <w:rPr>
+                <w:rFonts w:ascii="Calibri" w:eastAsia="Calibri" w:hAnsi="Calibri"/>
+                <w:color w:val="1A1A1A"/>
+                <w:sz w:val="20"/>
+              </w:rPr>
+              <w:t xml:space="preserve">– </w:t>
+            </w:r>
+            <w:r>
+              <w:rPr>
+                <w:rFonts w:ascii="Calibri" w:eastAsia="Calibri" w:hAnsi="Calibri"/>
+                <w:b/>
+                <w:color w:val="1A1A1A"/>
+                <w:sz w:val="20"/>
+              </w:rPr>
+              <w:t>El débito no admite captura diferida.</w:t>
+            </w:r>
+            <w:r>
+              <w:rPr>
+                <w:rFonts w:ascii="Calibri" w:eastAsia="Calibri" w:hAnsi="Calibri"/>
                 <w:color w:val="1A1A1A"/>
                 <w:sz w:val="20"/>
               </w:rPr>
@@ -6217,71 +6936,7 @@
             </w:r>
             <w:r>
               <w:rPr>
-                <w:rFonts w:ascii="Calibri" w:hAnsi="Calibri" w:eastAsia="Calibri"/>
-                <w:b/>
-                <w:color w:val="1A1A1A"/>
-                <w:sz w:val="20"/>
-                <w:highlight w:val="yellow"/>
-              </w:rPr>
-              <w:t>[Completar con la retroalimentación concreta del docente sobre la Fase 1 y sobre el entorno y las herramientas de desarrollo]</w:t>
-            </w:r>
-            <w:r>
-              <w:rPr>
-                <w:rFonts w:ascii="Calibri" w:hAnsi="Calibri" w:eastAsia="Calibri"/>
-                <w:color w:val="1A1A1A"/>
-                <w:sz w:val="20"/>
-              </w:rPr>
-              <w:t>.</w:t>
-            </w:r>
-          </w:p>
-          <w:p>
-            <w:pPr>
-              <w:spacing w:after="80" w:before="80"/>
-              <w:ind w:left="0" w:firstLine="0"/>
-            </w:pPr>
-            <w:r>
-              <w:rPr>
-                <w:rFonts w:ascii="Calibri" w:hAnsi="Calibri" w:eastAsia="Calibri"/>
-                <w:b/>
-                <w:color w:val="1F3864"/>
-                <w:sz w:val="20"/>
-              </w:rPr>
-              <w:t>Factores que dificultaron y cómo se abordan</w:t>
-            </w:r>
-          </w:p>
-          <w:p>
-            <w:pPr>
-              <w:spacing w:after="80" w:before="0"/>
-              <w:ind w:left="200" w:hanging="160"/>
-            </w:pPr>
-            <w:r>
-              <w:rPr>
-                <w:rFonts w:ascii="Calibri" w:hAnsi="Calibri" w:eastAsia="Calibri"/>
-                <w:color w:val="1A1A1A"/>
-                <w:sz w:val="20"/>
-              </w:rPr>
-              <w:t xml:space="preserve">– </w:t>
-            </w:r>
-            <w:r>
-              <w:rPr>
-                <w:rFonts w:ascii="Calibri" w:hAnsi="Calibri" w:eastAsia="Calibri"/>
-                <w:b/>
-                <w:color w:val="1A1A1A"/>
-                <w:sz w:val="20"/>
-              </w:rPr>
-              <w:t>El desarrollo empezó tres semanas tarde.</w:t>
-            </w:r>
-            <w:r>
-              <w:rPr>
-                <w:rFonts w:ascii="Calibri" w:hAnsi="Calibri" w:eastAsia="Calibri"/>
-                <w:color w:val="1A1A1A"/>
-                <w:sz w:val="20"/>
-              </w:rPr>
-              <w:t xml:space="preserve"> El sprint 0 duró de la semana 7 a la 10 mientras se acordaba el entorno con el docente. </w:t>
-            </w:r>
-            <w:r>
-              <w:rPr>
-                <w:rFonts w:ascii="Calibri" w:hAnsi="Calibri" w:eastAsia="Calibri"/>
+                <w:rFonts w:ascii="Calibri" w:eastAsia="Calibri" w:hAnsi="Calibri"/>
                 <w:b/>
                 <w:color w:val="1A1A1A"/>
                 <w:sz w:val="20"/>
@@ -6290,151 +6945,7 @@
             </w:r>
             <w:r>
               <w:rPr>
-                <w:rFonts w:ascii="Calibri" w:hAnsi="Calibri" w:eastAsia="Calibri"/>
-                <w:color w:val="1A1A1A"/>
-                <w:sz w:val="20"/>
-              </w:rPr>
-              <w:t xml:space="preserve"> calendario v1.3 con cinco sprints de desarrollo y dos de reserva, desarrollo asistido por IA, y un sprint 1 liviano para medir el factor de aceleración antes de comprometer el resto.</w:t>
-            </w:r>
-          </w:p>
-          <w:p>
-            <w:pPr>
-              <w:spacing w:after="80" w:before="0"/>
-              <w:ind w:left="200" w:hanging="160"/>
-            </w:pPr>
-            <w:r>
-              <w:rPr>
-                <w:rFonts w:ascii="Calibri" w:hAnsi="Calibri" w:eastAsia="Calibri"/>
-                <w:color w:val="1A1A1A"/>
-                <w:sz w:val="20"/>
-              </w:rPr>
-              <w:t xml:space="preserve">– </w:t>
-            </w:r>
-            <w:r>
-              <w:rPr>
-                <w:rFonts w:ascii="Calibri" w:hAnsi="Calibri" w:eastAsia="Calibri"/>
-                <w:b/>
-                <w:color w:val="1A1A1A"/>
-                <w:sz w:val="20"/>
-              </w:rPr>
-              <w:t>Menor disponibilidad de Jorge.</w:t>
-            </w:r>
-            <w:r>
-              <w:rPr>
-                <w:rFonts w:ascii="Calibri" w:hAnsi="Calibri" w:eastAsia="Calibri"/>
-                <w:color w:val="1A1A1A"/>
-                <w:sz w:val="20"/>
-              </w:rPr>
-              <w:t xml:space="preserve"> Desde el 1 de octubre está en su práctica profesional, con unas 40 horas semanales. </w:t>
-            </w:r>
-            <w:r>
-              <w:rPr>
-                <w:rFonts w:ascii="Calibri" w:hAnsi="Calibri" w:eastAsia="Calibri"/>
-                <w:b/>
-                <w:color w:val="1A1A1A"/>
-                <w:sz w:val="20"/>
-              </w:rPr>
-              <w:t>Acción:</w:t>
-            </w:r>
-            <w:r>
-              <w:rPr>
-                <w:rFonts w:ascii="Calibri" w:hAnsi="Calibri" w:eastAsia="Calibri"/>
-                <w:color w:val="1A1A1A"/>
-                <w:sz w:val="20"/>
-              </w:rPr>
-              <w:t xml:space="preserve"> su compromiso se confirma en cada planificación, y si baja se aplica el orden de sacrificio, que empieza por las tareas de menor valor (MATU-28 y MATU-27).</w:t>
-            </w:r>
-          </w:p>
-          <w:p>
-            <w:pPr>
-              <w:spacing w:after="80" w:before="0"/>
-              <w:ind w:left="200" w:hanging="160"/>
-            </w:pPr>
-            <w:r>
-              <w:rPr>
-                <w:rFonts w:ascii="Calibri" w:hAnsi="Calibri" w:eastAsia="Calibri"/>
-                <w:color w:val="1A1A1A"/>
-                <w:sz w:val="20"/>
-              </w:rPr>
-              <w:t xml:space="preserve">– </w:t>
-            </w:r>
-            <w:r>
-              <w:rPr>
-                <w:rFonts w:ascii="Calibri" w:hAnsi="Calibri" w:eastAsia="Calibri"/>
-                <w:b/>
-                <w:color w:val="1A1A1A"/>
-                <w:sz w:val="20"/>
-              </w:rPr>
-              <w:t>La prueba de concepto de Transbank quedó incompleta.</w:t>
-            </w:r>
-            <w:r>
-              <w:rPr>
-                <w:rFonts w:ascii="Calibri" w:hAnsi="Calibri" w:eastAsia="Calibri"/>
-                <w:color w:val="1A1A1A"/>
-                <w:sz w:val="20"/>
-              </w:rPr>
-              <w:t xml:space="preserve"> Los pagos de prueba terminaron anulados. </w:t>
-            </w:r>
-            <w:r>
-              <w:rPr>
-                <w:rFonts w:ascii="Calibri" w:hAnsi="Calibri" w:eastAsia="Calibri"/>
-                <w:b/>
-                <w:color w:val="1A1A1A"/>
-                <w:sz w:val="20"/>
-              </w:rPr>
-              <w:t>Acción:</w:t>
-            </w:r>
-            <w:r>
-              <w:rPr>
-                <w:rFonts w:ascii="Calibri" w:hAnsi="Calibri" w:eastAsia="Calibri"/>
-                <w:color w:val="1A1A1A"/>
-                <w:sz w:val="20"/>
-              </w:rPr>
-              <w:t xml:space="preserve"> se diagnostica con un script de consulta de estado y se cierra en el sprint 1. Los pagos se construyen recién en el sprint 4, así que hay margen.</w:t>
-            </w:r>
-          </w:p>
-          <w:p>
-            <w:pPr>
-              <w:spacing w:after="80" w:before="0"/>
-              <w:ind w:left="200" w:hanging="160"/>
-            </w:pPr>
-            <w:r>
-              <w:rPr>
-                <w:rFonts w:ascii="Calibri" w:hAnsi="Calibri" w:eastAsia="Calibri"/>
-                <w:color w:val="1A1A1A"/>
-                <w:sz w:val="20"/>
-              </w:rPr>
-              <w:t xml:space="preserve">– </w:t>
-            </w:r>
-            <w:r>
-              <w:rPr>
-                <w:rFonts w:ascii="Calibri" w:hAnsi="Calibri" w:eastAsia="Calibri"/>
-                <w:b/>
-                <w:color w:val="1A1A1A"/>
-                <w:sz w:val="20"/>
-              </w:rPr>
-              <w:t>El débito no admite captura diferida.</w:t>
-            </w:r>
-            <w:r>
-              <w:rPr>
-                <w:rFonts w:ascii="Calibri" w:hAnsi="Calibri" w:eastAsia="Calibri"/>
-                <w:color w:val="1A1A1A"/>
-                <w:sz w:val="20"/>
-              </w:rPr>
-              <w:t xml:space="preserve"> </w:t>
-            </w:r>
-            <w:r>
-              <w:rPr>
-                <w:rFonts w:ascii="Calibri" w:hAnsi="Calibri" w:eastAsia="Calibri"/>
-                <w:b/>
-                <w:color w:val="1A1A1A"/>
-                <w:sz w:val="20"/>
-              </w:rPr>
-              <w:t>Acción:</w:t>
-            </w:r>
-            <w:r>
-              <w:rPr>
-                <w:rFonts w:ascii="Calibri" w:hAnsi="Calibri" w:eastAsia="Calibri"/>
+                <w:rFonts w:ascii="Calibri" w:eastAsia="Calibri" w:hAnsi="Calibri"/>
                 <w:color w:val="1A1A1A"/>
                 <w:sz w:val="20"/>
               </w:rPr>
@@ -6459,6 +6970,7 @@
       <w:tblPr>
         <w:tblStyle w:val="Tablaconcuadrcula"/>
         <w:tblW w:w="5588" w:type="pct"/>
+        <w:jc w:val="center"/>
         <w:tblBorders>
           <w:top w:val="single" w:sz="4" w:space="0" w:color="BFBFBF" w:themeColor="background1" w:themeShade="BF"/>
           <w:left w:val="single" w:sz="4" w:space="0" w:color="BFBFBF" w:themeColor="background1" w:themeShade="BF"/>
@@ -6473,7 +6985,9 @@
         <w:gridCol w:w="9493"/>
       </w:tblGrid>
       <w:tr>
-        <w:trPr/>
+        <w:trPr>
+          <w:jc w:val="center"/>
+        </w:trPr>
         <w:tc>
           <w:tcPr>
             <w:tcW w:w="5000" w:type="pct"/>
@@ -6496,7 +7010,6 @@
                 <w:rFonts w:ascii="Calibri" w:hAnsi="Calibri"/>
                 <w:color w:val="1F3864" w:themeColor="accent1" w:themeShade="80"/>
               </w:rPr>
-              <w:lastRenderedPageBreak/>
               <w:t xml:space="preserve">Actividades ajustadas o eliminadas: </w:t>
             </w:r>
             <w:r>
@@ -6616,7 +7129,9 @@
         </w:tc>
       </w:tr>
       <w:tr>
-        <w:trPr/>
+        <w:trPr>
+          <w:jc w:val="center"/>
+        </w:trPr>
         <w:tc>
           <w:tcPr>
             <w:tcW w:w="5000" w:type="pct"/>
@@ -6624,8 +7139,7 @@
           </w:tcPr>
           <w:p>
             <w:pPr>
-              <w:spacing w:after="80" w:before="0"/>
-              <w:ind w:left="0" w:firstLine="0"/>
+              <w:spacing w:after="80"/>
               <w:jc w:val="both"/>
               <w:rPr>
                 <w:rFonts w:ascii="Calibri" w:hAnsi="Calibri" w:cs="Arial"/>
@@ -6638,7 +7152,7 @@
             </w:pPr>
             <w:r>
               <w:rPr>
-                <w:rFonts w:ascii="Calibri" w:hAnsi="Calibri" w:eastAsia="Calibri"/>
+                <w:rFonts w:ascii="Calibri" w:eastAsia="Calibri" w:hAnsi="Calibri"/>
                 <w:b/>
                 <w:color w:val="1A1A1A"/>
                 <w:sz w:val="20"/>
@@ -6647,7 +7161,7 @@
             </w:r>
             <w:r>
               <w:rPr>
-                <w:rFonts w:ascii="Calibri" w:hAnsi="Calibri" w:eastAsia="Calibri"/>
+                <w:rFonts w:ascii="Calibri" w:eastAsia="Calibri" w:hAnsi="Calibri"/>
                 <w:color w:val="1A1A1A"/>
                 <w:sz w:val="20"/>
               </w:rPr>
@@ -6656,12 +7170,12 @@
           </w:p>
           <w:p>
             <w:pPr>
-              <w:spacing w:after="80" w:before="0"/>
+              <w:spacing w:after="80"/>
               <w:ind w:left="200" w:hanging="160"/>
             </w:pPr>
             <w:r>
               <w:rPr>
-                <w:rFonts w:ascii="Calibri" w:hAnsi="Calibri" w:eastAsia="Calibri"/>
+                <w:rFonts w:ascii="Calibri" w:eastAsia="Calibri" w:hAnsi="Calibri"/>
                 <w:color w:val="1A1A1A"/>
                 <w:sz w:val="20"/>
               </w:rPr>
@@ -6669,7 +7183,7 @@
             </w:r>
             <w:r>
               <w:rPr>
-                <w:rFonts w:ascii="Calibri" w:hAnsi="Calibri" w:eastAsia="Calibri"/>
+                <w:rFonts w:ascii="Calibri" w:eastAsia="Calibri" w:hAnsi="Calibri"/>
                 <w:b/>
                 <w:color w:val="1A1A1A"/>
                 <w:sz w:val="20"/>
@@ -6678,7 +7192,7 @@
             </w:r>
             <w:r>
               <w:rPr>
-                <w:rFonts w:ascii="Calibri" w:hAnsi="Calibri" w:eastAsia="Calibri"/>
+                <w:rFonts w:ascii="Calibri" w:eastAsia="Calibri" w:hAnsi="Calibri"/>
                 <w:color w:val="1A1A1A"/>
                 <w:sz w:val="20"/>
               </w:rPr>
@@ -6687,12 +7201,12 @@
           </w:p>
           <w:p>
             <w:pPr>
-              <w:spacing w:after="80" w:before="0"/>
+              <w:spacing w:after="80"/>
               <w:ind w:left="200" w:hanging="160"/>
             </w:pPr>
             <w:r>
               <w:rPr>
-                <w:rFonts w:ascii="Calibri" w:hAnsi="Calibri" w:eastAsia="Calibri"/>
+                <w:rFonts w:ascii="Calibri" w:eastAsia="Calibri" w:hAnsi="Calibri"/>
                 <w:color w:val="1A1A1A"/>
                 <w:sz w:val="20"/>
               </w:rPr>
@@ -6700,7 +7214,7 @@
             </w:r>
             <w:r>
               <w:rPr>
-                <w:rFonts w:ascii="Calibri" w:hAnsi="Calibri" w:eastAsia="Calibri"/>
+                <w:rFonts w:ascii="Calibri" w:eastAsia="Calibri" w:hAnsi="Calibri"/>
                 <w:b/>
                 <w:color w:val="1A1A1A"/>
                 <w:sz w:val="20"/>
@@ -6709,7 +7223,7 @@
             </w:r>
             <w:r>
               <w:rPr>
-                <w:rFonts w:ascii="Calibri" w:hAnsi="Calibri" w:eastAsia="Calibri"/>
+                <w:rFonts w:ascii="Calibri" w:eastAsia="Calibri" w:hAnsi="Calibri"/>
                 <w:color w:val="1A1A1A"/>
                 <w:sz w:val="20"/>
               </w:rPr>
@@ -6718,74 +7232,133 @@
           </w:p>
           <w:p>
             <w:pPr>
-              <w:spacing w:after="80" w:before="0"/>
+              <w:spacing w:after="80"/>
               <w:ind w:left="200" w:hanging="160"/>
             </w:pPr>
             <w:r>
               <w:rPr>
-                <w:rFonts w:ascii="Calibri" w:hAnsi="Calibri" w:eastAsia="Calibri"/>
+                <w:rFonts w:ascii="Calibri" w:eastAsia="Calibri" w:hAnsi="Calibri"/>
                 <w:color w:val="1A1A1A"/>
                 <w:sz w:val="20"/>
               </w:rPr>
               <w:t xml:space="preserve">– </w:t>
             </w:r>
-            <w:r>
-              <w:rPr>
-                <w:rFonts w:ascii="Calibri" w:hAnsi="Calibri" w:eastAsia="Calibri"/>
-                <w:b/>
-                <w:color w:val="1A1A1A"/>
-                <w:sz w:val="20"/>
-              </w:rPr>
-              <w:t>Sprints reagrupados de ocho a cinco.</w:t>
-            </w:r>
-            <w:r>
-              <w:rPr>
-                <w:rFonts w:ascii="Calibri" w:hAnsi="Calibri" w:eastAsia="Calibri"/>
-                <w:color w:val="1A1A1A"/>
-                <w:sz w:val="20"/>
-              </w:rPr>
-              <w:t xml:space="preserve"> Se fusionan los sprints 2 y 3, 4 y 5, y 6 y 7 del plan original. Se justifica por el inicio tardío y por el desarrollo asistido por IA, y está condicionado: si el factor medido en el sprint 1 queda bajo 1,4, se aplica el orden de sacrificio antes del sprint 2.</w:t>
-            </w:r>
-          </w:p>
-          <w:p>
-            <w:pPr>
-              <w:spacing w:after="80" w:before="0"/>
+            <w:proofErr w:type="spellStart"/>
+            <w:r>
+              <w:rPr>
+                <w:rFonts w:ascii="Calibri" w:eastAsia="Calibri" w:hAnsi="Calibri"/>
+                <w:b/>
+                <w:color w:val="1A1A1A"/>
+                <w:sz w:val="20"/>
+              </w:rPr>
+              <w:t>Sprints</w:t>
+            </w:r>
+            <w:proofErr w:type="spellEnd"/>
+            <w:r>
+              <w:rPr>
+                <w:rFonts w:ascii="Calibri" w:eastAsia="Calibri" w:hAnsi="Calibri"/>
+                <w:b/>
+                <w:color w:val="1A1A1A"/>
+                <w:sz w:val="20"/>
+              </w:rPr>
+              <w:t xml:space="preserve"> reagrupados de ocho a cinco.</w:t>
+            </w:r>
+            <w:r>
+              <w:rPr>
+                <w:rFonts w:ascii="Calibri" w:eastAsia="Calibri" w:hAnsi="Calibri"/>
+                <w:color w:val="1A1A1A"/>
+                <w:sz w:val="20"/>
+              </w:rPr>
+              <w:t xml:space="preserve"> Se fusionan los </w:t>
+            </w:r>
+            <w:proofErr w:type="spellStart"/>
+            <w:r>
+              <w:rPr>
+                <w:rFonts w:ascii="Calibri" w:eastAsia="Calibri" w:hAnsi="Calibri"/>
+                <w:color w:val="1A1A1A"/>
+                <w:sz w:val="20"/>
+              </w:rPr>
+              <w:t>sprints</w:t>
+            </w:r>
+            <w:proofErr w:type="spellEnd"/>
+            <w:r>
+              <w:rPr>
+                <w:rFonts w:ascii="Calibri" w:eastAsia="Calibri" w:hAnsi="Calibri"/>
+                <w:color w:val="1A1A1A"/>
+                <w:sz w:val="20"/>
+              </w:rPr>
+              <w:t xml:space="preserve"> 2 y 3, 4 y 5, y 6 y 7 del plan original. Se justifica por el inicio tardío y por el desarrollo asistido por IA, y está condicionado: si el factor medido en el sprint 1 queda bajo 1,4, se aplica el orden de sacrificio antes del sprint 2.</w:t>
+            </w:r>
+          </w:p>
+          <w:p>
+            <w:pPr>
+              <w:spacing w:after="80"/>
               <w:ind w:left="200" w:hanging="160"/>
             </w:pPr>
             <w:r>
               <w:rPr>
-                <w:rFonts w:ascii="Calibri" w:hAnsi="Calibri" w:eastAsia="Calibri"/>
-                <w:color w:val="1A1A1A"/>
-                <w:sz w:val="20"/>
-              </w:rPr>
+                <w:rFonts w:ascii="Calibri" w:eastAsia="Calibri" w:hAnsi="Calibri"/>
+                <w:color w:val="1A1A1A"/>
+                <w:sz w:val="20"/>
+              </w:rPr>
+              <w:lastRenderedPageBreak/>
               <w:t xml:space="preserve">– </w:t>
             </w:r>
-            <w:r>
-              <w:rPr>
-                <w:rFonts w:ascii="Calibri" w:hAnsi="Calibri" w:eastAsia="Calibri"/>
-                <w:b/>
-                <w:color w:val="1A1A1A"/>
-                <w:sz w:val="20"/>
-              </w:rPr>
-              <w:t>Staging adelantado al sprint 3</w:t>
-            </w:r>
-            <w:r>
-              <w:rPr>
-                <w:rFonts w:ascii="Calibri" w:hAnsi="Calibri" w:eastAsia="Calibri"/>
-                <w:color w:val="1A1A1A"/>
-                <w:sz w:val="20"/>
-              </w:rPr>
-              <w:t>, para que el entorno de demostración exista dos sprints antes del cierre.</w:t>
-            </w:r>
-          </w:p>
-          <w:p>
-            <w:pPr>
-              <w:spacing w:after="80" w:before="0"/>
+            <w:proofErr w:type="spellStart"/>
+            <w:r>
+              <w:rPr>
+                <w:rFonts w:ascii="Calibri" w:eastAsia="Calibri" w:hAnsi="Calibri"/>
+                <w:b/>
+                <w:color w:val="1A1A1A"/>
+                <w:sz w:val="20"/>
+              </w:rPr>
+              <w:t>Staging</w:t>
+            </w:r>
+            <w:proofErr w:type="spellEnd"/>
+            <w:r>
+              <w:rPr>
+                <w:rFonts w:ascii="Calibri" w:eastAsia="Calibri" w:hAnsi="Calibri"/>
+                <w:b/>
+                <w:color w:val="1A1A1A"/>
+                <w:sz w:val="20"/>
+              </w:rPr>
+              <w:t xml:space="preserve"> adelantado al sprint 3</w:t>
+            </w:r>
+            <w:r>
+              <w:rPr>
+                <w:rFonts w:ascii="Calibri" w:eastAsia="Calibri" w:hAnsi="Calibri"/>
+                <w:color w:val="1A1A1A"/>
+                <w:sz w:val="20"/>
+              </w:rPr>
+              <w:t xml:space="preserve">, para que el entorno de demostración exista dos </w:t>
+            </w:r>
+            <w:proofErr w:type="spellStart"/>
+            <w:r>
+              <w:rPr>
+                <w:rFonts w:ascii="Calibri" w:eastAsia="Calibri" w:hAnsi="Calibri"/>
+                <w:color w:val="1A1A1A"/>
+                <w:sz w:val="20"/>
+              </w:rPr>
+              <w:t>sprints</w:t>
+            </w:r>
+            <w:proofErr w:type="spellEnd"/>
+            <w:r>
+              <w:rPr>
+                <w:rFonts w:ascii="Calibri" w:eastAsia="Calibri" w:hAnsi="Calibri"/>
+                <w:color w:val="1A1A1A"/>
+                <w:sz w:val="20"/>
+              </w:rPr>
+              <w:t xml:space="preserve"> antes del cierre.</w:t>
+            </w:r>
+          </w:p>
+          <w:p>
+            <w:pPr>
+              <w:spacing w:after="80"/>
               <w:ind w:left="200" w:hanging="160"/>
             </w:pPr>
             <w:r>
               <w:rPr>
-                <w:rFonts w:ascii="Calibri" w:hAnsi="Calibri" w:eastAsia="Calibri"/>
+                <w:rFonts w:ascii="Calibri" w:eastAsia="Calibri" w:hAnsi="Calibri"/>
                 <w:color w:val="1A1A1A"/>
                 <w:sz w:val="20"/>
               </w:rPr>
@@ -6793,7 +7366,7 @@
             </w:r>
             <w:r>
               <w:rPr>
-                <w:rFonts w:ascii="Calibri" w:hAnsi="Calibri" w:eastAsia="Calibri"/>
+                <w:rFonts w:ascii="Calibri" w:eastAsia="Calibri" w:hAnsi="Calibri"/>
                 <w:b/>
                 <w:color w:val="1A1A1A"/>
                 <w:sz w:val="20"/>
@@ -6802,7 +7375,7 @@
             </w:r>
             <w:r>
               <w:rPr>
-                <w:rFonts w:ascii="Calibri" w:hAnsi="Calibri" w:eastAsia="Calibri"/>
+                <w:rFonts w:ascii="Calibri" w:eastAsia="Calibri" w:hAnsi="Calibri"/>
                 <w:color w:val="1A1A1A"/>
                 <w:sz w:val="20"/>
               </w:rPr>
@@ -6811,12 +7384,12 @@
           </w:p>
           <w:p>
             <w:pPr>
-              <w:spacing w:after="80" w:before="0"/>
+              <w:spacing w:after="80"/>
               <w:ind w:left="200" w:hanging="160"/>
             </w:pPr>
             <w:r>
               <w:rPr>
-                <w:rFonts w:ascii="Calibri" w:hAnsi="Calibri" w:eastAsia="Calibri"/>
+                <w:rFonts w:ascii="Calibri" w:eastAsia="Calibri" w:hAnsi="Calibri"/>
                 <w:color w:val="1A1A1A"/>
                 <w:sz w:val="20"/>
               </w:rPr>
@@ -6824,7 +7397,7 @@
             </w:r>
             <w:r>
               <w:rPr>
-                <w:rFonts w:ascii="Calibri" w:hAnsi="Calibri" w:eastAsia="Calibri"/>
+                <w:rFonts w:ascii="Calibri" w:eastAsia="Calibri" w:hAnsi="Calibri"/>
                 <w:b/>
                 <w:color w:val="1A1A1A"/>
                 <w:sz w:val="20"/>
@@ -6833,7 +7406,7 @@
             </w:r>
             <w:r>
               <w:rPr>
-                <w:rFonts w:ascii="Calibri" w:hAnsi="Calibri" w:eastAsia="Calibri"/>
+                <w:rFonts w:ascii="Calibri" w:eastAsia="Calibri" w:hAnsi="Calibri"/>
                 <w:color w:val="1A1A1A"/>
                 <w:sz w:val="20"/>
               </w:rPr>
@@ -6842,12 +7415,12 @@
           </w:p>
           <w:p>
             <w:pPr>
-              <w:spacing w:after="80" w:before="0"/>
+              <w:spacing w:after="80"/>
               <w:ind w:left="200" w:hanging="160"/>
             </w:pPr>
             <w:r>
               <w:rPr>
-                <w:rFonts w:ascii="Calibri" w:hAnsi="Calibri" w:eastAsia="Calibri"/>
+                <w:rFonts w:ascii="Calibri" w:eastAsia="Calibri" w:hAnsi="Calibri"/>
                 <w:color w:val="1A1A1A"/>
                 <w:sz w:val="20"/>
               </w:rPr>
@@ -6855,7 +7428,7 @@
             </w:r>
             <w:r>
               <w:rPr>
-                <w:rFonts w:ascii="Calibri" w:hAnsi="Calibri" w:eastAsia="Calibri"/>
+                <w:rFonts w:ascii="Calibri" w:eastAsia="Calibri" w:hAnsi="Calibri"/>
                 <w:b/>
                 <w:color w:val="1A1A1A"/>
                 <w:sz w:val="20"/>
@@ -6864,7 +7437,7 @@
             </w:r>
             <w:r>
               <w:rPr>
-                <w:rFonts w:ascii="Calibri" w:hAnsi="Calibri" w:eastAsia="Calibri"/>
+                <w:rFonts w:ascii="Calibri" w:eastAsia="Calibri" w:hAnsi="Calibri"/>
                 <w:color w:val="1A1A1A"/>
                 <w:sz w:val="20"/>
               </w:rPr>
@@ -6921,7 +7494,6 @@
         <w:gridCol w:w="9498"/>
       </w:tblGrid>
       <w:tr>
-        <w:trPr/>
         <w:tc>
           <w:tcPr>
             <w:tcW w:w="5000" w:type="pct"/>
@@ -7059,7 +7631,31 @@
                 <w:szCs w:val="20"/>
                 <w:lang w:eastAsia="es-CL"/>
               </w:rPr>
-              <w:t xml:space="preserve"> de acuerdo a tu planificación</w:t>
+              <w:t xml:space="preserve"> </w:t>
+            </w:r>
+            <w:proofErr w:type="gramStart"/>
+            <w:r>
+              <w:rPr>
+                <w:rFonts w:ascii="Calibri" w:hAnsi="Calibri" w:cs="Arial"/>
+                <w:i/>
+                <w:color w:val="548DD4"/>
+                <w:sz w:val="20"/>
+                <w:szCs w:val="20"/>
+                <w:lang w:eastAsia="es-CL"/>
+              </w:rPr>
+              <w:t>de acuerdo a</w:t>
+            </w:r>
+            <w:proofErr w:type="gramEnd"/>
+            <w:r>
+              <w:rPr>
+                <w:rFonts w:ascii="Calibri" w:hAnsi="Calibri" w:cs="Arial"/>
+                <w:i/>
+                <w:color w:val="548DD4"/>
+                <w:sz w:val="20"/>
+                <w:szCs w:val="20"/>
+                <w:lang w:eastAsia="es-CL"/>
+              </w:rPr>
+              <w:t xml:space="preserve"> tu planificación</w:t>
             </w:r>
             <w:r>
               <w:rPr>
@@ -7109,7 +7705,6 @@
         </w:tc>
       </w:tr>
       <w:tr>
-        <w:trPr/>
         <w:tc>
           <w:tcPr>
             <w:tcW w:w="5000" w:type="pct"/>
@@ -7117,8 +7712,7 @@
           </w:tcPr>
           <w:p>
             <w:pPr>
-              <w:spacing w:after="80" w:before="80"/>
-              <w:ind w:left="0" w:firstLine="0"/>
+              <w:spacing w:before="80" w:after="80"/>
               <w:jc w:val="both"/>
               <w:rPr>
                 <w:rFonts w:ascii="Calibri" w:hAnsi="Calibri" w:cs="Arial"/>
@@ -7131,7 +7725,7 @@
             </w:pPr>
             <w:r>
               <w:rPr>
-                <w:rFonts w:ascii="Calibri" w:hAnsi="Calibri" w:eastAsia="Calibri"/>
+                <w:rFonts w:ascii="Calibri" w:eastAsia="Calibri" w:hAnsi="Calibri"/>
                 <w:b/>
                 <w:color w:val="1F3864"/>
                 <w:sz w:val="20"/>
@@ -7141,12 +7735,12 @@
           </w:p>
           <w:p>
             <w:pPr>
-              <w:spacing w:after="80" w:before="0"/>
+              <w:spacing w:after="80"/>
               <w:ind w:left="200" w:hanging="160"/>
             </w:pPr>
             <w:r>
               <w:rPr>
-                <w:rFonts w:ascii="Calibri" w:hAnsi="Calibri" w:eastAsia="Calibri"/>
+                <w:rFonts w:ascii="Calibri" w:eastAsia="Calibri" w:hAnsi="Calibri"/>
                 <w:color w:val="1A1A1A"/>
                 <w:sz w:val="20"/>
               </w:rPr>
@@ -7154,7 +7748,7 @@
             </w:r>
             <w:r>
               <w:rPr>
-                <w:rFonts w:ascii="Calibri" w:hAnsi="Calibri" w:eastAsia="Calibri"/>
+                <w:rFonts w:ascii="Calibri" w:eastAsia="Calibri" w:hAnsi="Calibri"/>
                 <w:b/>
                 <w:color w:val="1A1A1A"/>
                 <w:sz w:val="20"/>
@@ -7163,7 +7757,7 @@
             </w:r>
             <w:r>
               <w:rPr>
-                <w:rFonts w:ascii="Calibri" w:hAnsi="Calibri" w:eastAsia="Calibri"/>
+                <w:rFonts w:ascii="Calibri" w:eastAsia="Calibri" w:hAnsi="Calibri"/>
                 <w:color w:val="1A1A1A"/>
                 <w:sz w:val="20"/>
               </w:rPr>
@@ -7172,12 +7766,12 @@
           </w:p>
           <w:p>
             <w:pPr>
-              <w:spacing w:after="80" w:before="0"/>
+              <w:spacing w:after="80"/>
               <w:ind w:left="200" w:hanging="160"/>
             </w:pPr>
             <w:r>
               <w:rPr>
-                <w:rFonts w:ascii="Calibri" w:hAnsi="Calibri" w:eastAsia="Calibri"/>
+                <w:rFonts w:ascii="Calibri" w:eastAsia="Calibri" w:hAnsi="Calibri"/>
                 <w:color w:val="1A1A1A"/>
                 <w:sz w:val="20"/>
               </w:rPr>
@@ -7185,7 +7779,7 @@
             </w:r>
             <w:r>
               <w:rPr>
-                <w:rFonts w:ascii="Calibri" w:hAnsi="Calibri" w:eastAsia="Calibri"/>
+                <w:rFonts w:ascii="Calibri" w:eastAsia="Calibri" w:hAnsi="Calibri"/>
                 <w:b/>
                 <w:color w:val="1A1A1A"/>
                 <w:sz w:val="20"/>
@@ -7194,7 +7788,7 @@
             </w:r>
             <w:r>
               <w:rPr>
-                <w:rFonts w:ascii="Calibri" w:hAnsi="Calibri" w:eastAsia="Calibri"/>
+                <w:rFonts w:ascii="Calibri" w:eastAsia="Calibri" w:hAnsi="Calibri"/>
                 <w:color w:val="1A1A1A"/>
                 <w:sz w:val="20"/>
               </w:rPr>
@@ -7203,12 +7797,12 @@
           </w:p>
           <w:p>
             <w:pPr>
-              <w:spacing w:after="80" w:before="0"/>
+              <w:spacing w:after="80"/>
               <w:ind w:left="200" w:hanging="160"/>
             </w:pPr>
             <w:r>
               <w:rPr>
-                <w:rFonts w:ascii="Calibri" w:hAnsi="Calibri" w:eastAsia="Calibri"/>
+                <w:rFonts w:ascii="Calibri" w:eastAsia="Calibri" w:hAnsi="Calibri"/>
                 <w:color w:val="1A1A1A"/>
                 <w:sz w:val="20"/>
               </w:rPr>
@@ -7216,7 +7810,7 @@
             </w:r>
             <w:r>
               <w:rPr>
-                <w:rFonts w:ascii="Calibri" w:hAnsi="Calibri" w:eastAsia="Calibri"/>
+                <w:rFonts w:ascii="Calibri" w:eastAsia="Calibri" w:hAnsi="Calibri"/>
                 <w:b/>
                 <w:color w:val="1A1A1A"/>
                 <w:sz w:val="20"/>
@@ -7225,7 +7819,7 @@
             </w:r>
             <w:r>
               <w:rPr>
-                <w:rFonts w:ascii="Calibri" w:hAnsi="Calibri" w:eastAsia="Calibri"/>
+                <w:rFonts w:ascii="Calibri" w:eastAsia="Calibri" w:hAnsi="Calibri"/>
                 <w:color w:val="1A1A1A"/>
                 <w:sz w:val="20"/>
               </w:rPr>
@@ -7234,12 +7828,11 @@
           </w:p>
           <w:p>
             <w:pPr>
-              <w:spacing w:after="80" w:before="80"/>
-              <w:ind w:left="0" w:firstLine="0"/>
-            </w:pPr>
-            <w:r>
-              <w:rPr>
-                <w:rFonts w:ascii="Calibri" w:hAnsi="Calibri" w:eastAsia="Calibri"/>
+              <w:spacing w:before="80" w:after="80"/>
+            </w:pPr>
+            <w:r>
+              <w:rPr>
+                <w:rFonts w:ascii="Calibri" w:eastAsia="Calibri" w:hAnsi="Calibri"/>
                 <w:b/>
                 <w:color w:val="1F3864"/>
                 <w:sz w:val="20"/>
@@ -7249,16 +7842,33 @@
           </w:p>
           <w:p>
             <w:pPr>
-              <w:spacing w:after="80" w:before="0"/>
-              <w:ind w:left="0" w:firstLine="0"/>
-            </w:pPr>
-            <w:r>
-              <w:rPr>
-                <w:rFonts w:ascii="Calibri" w:hAnsi="Calibri" w:eastAsia="Calibri"/>
-                <w:color w:val="1A1A1A"/>
-                <w:sz w:val="20"/>
-              </w:rPr>
-              <w:t>La capa 1, la aplicación móvil, la capa 2, el catálogo, las pruebas de usabilidad, la capa 3 y el cierre no han empezado porque dependen del inicio del desarrollo. Tienen fecha en el calendario v1.3 y no afectan el proyecto si se cumplen dos condiciones: que el factor de aceleración medido en el sprint 1 sea de al menos 1,4 y que se respete el orden de sacrificio. Los dos sprints de reserva (20 de noviembre a 3 de diciembre) absorben un atraso de hasta dos semanas sin tocar el producto.</w:t>
+              <w:spacing w:after="80"/>
+            </w:pPr>
+            <w:r>
+              <w:rPr>
+                <w:rFonts w:ascii="Calibri" w:eastAsia="Calibri" w:hAnsi="Calibri"/>
+                <w:color w:val="1A1A1A"/>
+                <w:sz w:val="20"/>
+              </w:rPr>
+              <w:t xml:space="preserve">La capa 1, la aplicación móvil, la capa 2, el catálogo, las pruebas de usabilidad, la capa 3 y el cierre no han empezado porque dependen del inicio del desarrollo. Tienen fecha en el calendario v1.3 y no afectan el proyecto si se cumplen dos condiciones: que el factor de aceleración medido en el sprint 1 sea de al menos 1,4 y que se respete el orden de sacrificio. Los dos </w:t>
+            </w:r>
+            <w:proofErr w:type="spellStart"/>
+            <w:r>
+              <w:rPr>
+                <w:rFonts w:ascii="Calibri" w:eastAsia="Calibri" w:hAnsi="Calibri"/>
+                <w:color w:val="1A1A1A"/>
+                <w:sz w:val="20"/>
+              </w:rPr>
+              <w:t>sprints</w:t>
+            </w:r>
+            <w:proofErr w:type="spellEnd"/>
+            <w:r>
+              <w:rPr>
+                <w:rFonts w:ascii="Calibri" w:eastAsia="Calibri" w:hAnsi="Calibri"/>
+                <w:color w:val="1A1A1A"/>
+                <w:sz w:val="20"/>
+              </w:rPr>
+              <w:t xml:space="preserve"> de reserva (20 de noviembre a 3 de diciembre) absorben un atraso de hasta dos semanas sin tocar el producto.</w:t>
             </w:r>
           </w:p>
         </w:tc>
@@ -7283,7 +7893,7 @@
 </file>
 
 <file path=word/endnotes.xml><?xml version="1.0" encoding="utf-8"?>
-<w:endnotes xmlns:wpc="http://schemas.microsoft.com/office/word/2010/wordprocessingCanvas" xmlns:cx="http://schemas.microsoft.com/office/drawing/2014/chartex" xmlns:mc="http://schemas.openxmlformats.org/markup-compatibility/2006" xmlns:o="urn:schemas-microsoft-com:office:office" xmlns:r="http://schemas.openxmlformats.org/officeDocument/2006/relationships" xmlns:m="http://schemas.openxmlformats.org/officeDocument/2006/math" xmlns:v="urn:schemas-microsoft-com:vml" xmlns:wp14="http://schemas.microsoft.com/office/word/2010/wordprocessingDrawing" xmlns:wp="http://schemas.openxmlformats.org/drawingml/2006/wordprocessingDrawing" xmlns:w10="urn:schemas-microsoft-com:office:word" xmlns:w="http://schemas.openxmlformats.org/wordprocessingml/2006/main" xmlns:w14="http://schemas.microsoft.com/office/word/2010/wordml" xmlns:w15="http://schemas.microsoft.com/office/word/2012/wordml" xmlns:w16se="http://schemas.microsoft.com/office/word/2015/wordml/symex" xmlns:wpg="http://schemas.microsoft.com/office/word/2010/wordprocessingGroup" xmlns:wpi="http://schemas.microsoft.com/office/word/2010/wordprocessingInk" xmlns:wne="http://schemas.microsoft.com/office/word/2006/wordml" xmlns:wps="http://schemas.microsoft.com/office/word/2010/wordprocessingShape" mc:Ignorable="w14 w15 w16se wp14">
+<w:endnotes xmlns:wpc="http://schemas.microsoft.com/office/word/2010/wordprocessingCanvas" xmlns:cx="http://schemas.microsoft.com/office/drawing/2014/chartex" xmlns:cx1="http://schemas.microsoft.com/office/drawing/2015/9/8/chartex" xmlns:cx2="http://schemas.microsoft.com/office/drawing/2015/10/21/chartex" xmlns:cx3="http://schemas.microsoft.com/office/drawing/2016/5/9/chartex" xmlns:cx4="http://schemas.microsoft.com/office/drawing/2016/5/10/chartex" xmlns:cx5="http://schemas.microsoft.com/office/drawing/2016/5/11/chartex" xmlns:cx6="http://schemas.microsoft.com/office/drawing/2016/5/12/chartex" xmlns:cx7="http://schemas.microsoft.com/office/drawing/2016/5/13/chartex" xmlns:cx8="http://schemas.microsoft.com/office/drawing/2016/5/14/chartex" xmlns:mc="http://schemas.openxmlformats.org/markup-compatibility/2006" xmlns:aink="http://schemas.microsoft.com/office/drawing/2016/ink" xmlns:am3d="http://schemas.microsoft.com/office/drawing/2017/model3d" xmlns:o="urn:schemas-microsoft-com:office:office" xmlns:oel="http://schemas.microsoft.com/office/2019/extlst" xmlns:r="http://schemas.openxmlformats.org/officeDocument/2006/relationships" xmlns:m="http://schemas.openxmlformats.org/officeDocument/2006/math" xmlns:v="urn:schemas-microsoft-com:vml" xmlns:wp14="http://schemas.microsoft.com/office/word/2010/wordprocessingDrawing" xmlns:wp="http://schemas.openxmlformats.org/drawingml/2006/wordprocessingDrawing" xmlns:w10="urn:schemas-microsoft-com:office:word" xmlns:w="http://schemas.openxmlformats.org/wordprocessingml/2006/main" xmlns:w14="http://schemas.microsoft.com/office/word/2010/wordml" xmlns:w15="http://schemas.microsoft.com/office/word/2012/wordml" xmlns:w16cex="http://schemas.microsoft.com/office/word/2018/wordml/cex" xmlns:w16cid="http://schemas.microsoft.com/office/word/2016/wordml/cid" xmlns:w16="http://schemas.microsoft.com/office/word/2018/wordml" xmlns:w16du="http://schemas.microsoft.com/office/word/2023/wordml/word16du" xmlns:w16sdtdh="http://schemas.microsoft.com/office/word/2020/wordml/sdtdatahash" xmlns:w16sdtfl="http://schemas.microsoft.com/office/word/2024/wordml/sdtformatlock" xmlns:w16se="http://schemas.microsoft.com/office/word/2015/wordml/symex" xmlns:wpg="http://schemas.microsoft.com/office/word/2010/wordprocessingGroup" xmlns:wpi="http://schemas.microsoft.com/office/word/2010/wordprocessingInk" xmlns:wne="http://schemas.microsoft.com/office/word/2006/wordml" xmlns:wps="http://schemas.microsoft.com/office/word/2010/wordprocessingShape" mc:Ignorable="w14 w15 w16se w16cid w16 w16cex w16sdtdh w16sdtfl w16du wp14">
   <w:endnote w:type="separator" w:id="-1">
     <w:p>
       <w:pPr>
@@ -7308,7 +7918,7 @@
 </file>
 
 <file path=word/footnotes.xml><?xml version="1.0" encoding="utf-8"?>
-<w:footnotes xmlns:wpc="http://schemas.microsoft.com/office/word/2010/wordprocessingCanvas" xmlns:cx="http://schemas.microsoft.com/office/drawing/2014/chartex" xmlns:mc="http://schemas.openxmlformats.org/markup-compatibility/2006" xmlns:o="urn:schemas-microsoft-com:office:office" xmlns:r="http://schemas.openxmlformats.org/officeDocument/2006/relationships" xmlns:m="http://schemas.openxmlformats.org/officeDocument/2006/math" xmlns:v="urn:schemas-microsoft-com:vml" xmlns:wp14="http://schemas.microsoft.com/office/word/2010/wordprocessingDrawing" xmlns:wp="http://schemas.openxmlformats.org/drawingml/2006/wordprocessingDrawing" xmlns:w10="urn:schemas-microsoft-com:office:word" xmlns:w="http://schemas.openxmlformats.org/wordprocessingml/2006/main" xmlns:w14="http://schemas.microsoft.com/office/word/2010/wordml" xmlns:w15="http://schemas.microsoft.com/office/word/2012/wordml" xmlns:w16se="http://schemas.microsoft.com/office/word/2015/wordml/symex" xmlns:wpg="http://schemas.microsoft.com/office/word/2010/wordprocessingGroup" xmlns:wpi="http://schemas.microsoft.com/office/word/2010/wordprocessingInk" xmlns:wne="http://schemas.microsoft.com/office/word/2006/wordml" xmlns:wps="http://schemas.microsoft.com/office/word/2010/wordprocessingShape" mc:Ignorable="w14 w15 w16se wp14">
+<w:footnotes xmlns:wpc="http://schemas.microsoft.com/office/word/2010/wordprocessingCanvas" xmlns:cx="http://schemas.microsoft.com/office/drawing/2014/chartex" xmlns:cx1="http://schemas.microsoft.com/office/drawing/2015/9/8/chartex" xmlns:cx2="http://schemas.microsoft.com/office/drawing/2015/10/21/chartex" xmlns:cx3="http://schemas.microsoft.com/office/drawing/2016/5/9/chartex" xmlns:cx4="http://schemas.microsoft.com/office/drawing/2016/5/10/chartex" xmlns:cx5="http://schemas.microsoft.com/office/drawing/2016/5/11/chartex" xmlns:cx6="http://schemas.microsoft.com/office/drawing/2016/5/12/chartex" xmlns:cx7="http://schemas.microsoft.com/office/drawing/2016/5/13/chartex" xmlns:cx8="http://schemas.microsoft.com/office/drawing/2016/5/14/chartex" xmlns:mc="http://schemas.openxmlformats.org/markup-compatibility/2006" xmlns:aink="http://schemas.microsoft.com/office/drawing/2016/ink" xmlns:am3d="http://schemas.microsoft.com/office/drawing/2017/model3d" xmlns:o="urn:schemas-microsoft-com:office:office" xmlns:oel="http://schemas.microsoft.com/office/2019/extlst" xmlns:r="http://schemas.openxmlformats.org/officeDocument/2006/relationships" xmlns:m="http://schemas.openxmlformats.org/officeDocument/2006/math" xmlns:v="urn:schemas-microsoft-com:vml" xmlns:wp14="http://schemas.microsoft.com/office/word/2010/wordprocessingDrawing" xmlns:wp="http://schemas.openxmlformats.org/drawingml/2006/wordprocessingDrawing" xmlns:w10="urn:schemas-microsoft-com:office:word" xmlns:w="http://schemas.openxmlformats.org/wordprocessingml/2006/main" xmlns:w14="http://schemas.microsoft.com/office/word/2010/wordml" xmlns:w15="http://schemas.microsoft.com/office/word/2012/wordml" xmlns:w16cex="http://schemas.microsoft.com/office/word/2018/wordml/cex" xmlns:w16cid="http://schemas.microsoft.com/office/word/2016/wordml/cid" xmlns:w16="http://schemas.microsoft.com/office/word/2018/wordml" xmlns:w16du="http://schemas.microsoft.com/office/word/2023/wordml/word16du" xmlns:w16sdtdh="http://schemas.microsoft.com/office/word/2020/wordml/sdtdatahash" xmlns:w16sdtfl="http://schemas.microsoft.com/office/word/2024/wordml/sdtformatlock" xmlns:w16se="http://schemas.microsoft.com/office/word/2015/wordml/symex" xmlns:wpg="http://schemas.microsoft.com/office/word/2010/wordprocessingGroup" xmlns:wpi="http://schemas.microsoft.com/office/word/2010/wordprocessingInk" xmlns:wne="http://schemas.microsoft.com/office/word/2006/wordml" xmlns:wps="http://schemas.microsoft.com/office/word/2010/wordprocessingShape" mc:Ignorable="w14 w15 w16se w16cid w16 w16cex w16sdtdh w16sdtfl w16du wp14">
   <w:footnote w:type="separator" w:id="-1">
     <w:p>
       <w:pPr>
@@ -7391,7 +8001,7 @@
 </file>
 
 <file path=word/header1.xml><?xml version="1.0" encoding="utf-8"?>
-<w:hdr xmlns:wpc="http://schemas.microsoft.com/office/word/2010/wordprocessingCanvas" xmlns:cx="http://schemas.microsoft.com/office/drawing/2014/chartex" xmlns:mc="http://schemas.openxmlformats.org/markup-compatibility/2006" xmlns:o="urn:schemas-microsoft-com:office:office" xmlns:r="http://schemas.openxmlformats.org/officeDocument/2006/relationships" xmlns:m="http://schemas.openxmlformats.org/officeDocument/2006/math" xmlns:v="urn:schemas-microsoft-com:vml" xmlns:wp14="http://schemas.microsoft.com/office/word/2010/wordprocessingDrawing" xmlns:wp="http://schemas.openxmlformats.org/drawingml/2006/wordprocessingDrawing" xmlns:w10="urn:schemas-microsoft-com:office:word" xmlns:w="http://schemas.openxmlformats.org/wordprocessingml/2006/main" xmlns:w14="http://schemas.microsoft.com/office/word/2010/wordml" xmlns:w15="http://schemas.microsoft.com/office/word/2012/wordml" xmlns:w16se="http://schemas.microsoft.com/office/word/2015/wordml/symex" xmlns:wpg="http://schemas.microsoft.com/office/word/2010/wordprocessingGroup" xmlns:wpi="http://schemas.microsoft.com/office/word/2010/wordprocessingInk" xmlns:wne="http://schemas.microsoft.com/office/word/2006/wordml" xmlns:wps="http://schemas.microsoft.com/office/word/2010/wordprocessingShape" mc:Ignorable="w14 w15 w16se wp14">
+<w:hdr xmlns:wpc="http://schemas.microsoft.com/office/word/2010/wordprocessingCanvas" xmlns:cx="http://schemas.microsoft.com/office/drawing/2014/chartex" xmlns:cx1="http://schemas.microsoft.com/office/drawing/2015/9/8/chartex" xmlns:cx2="http://schemas.microsoft.com/office/drawing/2015/10/21/chartex" xmlns:cx3="http://schemas.microsoft.com/office/drawing/2016/5/9/chartex" xmlns:cx4="http://schemas.microsoft.com/office/drawing/2016/5/10/chartex" xmlns:cx5="http://schemas.microsoft.com/office/drawing/2016/5/11/chartex" xmlns:cx6="http://schemas.microsoft.com/office/drawing/2016/5/12/chartex" xmlns:cx7="http://schemas.microsoft.com/office/drawing/2016/5/13/chartex" xmlns:cx8="http://schemas.microsoft.com/office/drawing/2016/5/14/chartex" xmlns:mc="http://schemas.openxmlformats.org/markup-compatibility/2006" xmlns:aink="http://schemas.microsoft.com/office/drawing/2016/ink" xmlns:am3d="http://schemas.microsoft.com/office/drawing/2017/model3d" xmlns:o="urn:schemas-microsoft-com:office:office" xmlns:oel="http://schemas.microsoft.com/office/2019/extlst" xmlns:r="http://schemas.openxmlformats.org/officeDocument/2006/relationships" xmlns:m="http://schemas.openxmlformats.org/officeDocument/2006/math" xmlns:v="urn:schemas-microsoft-com:vml" xmlns:wp14="http://schemas.microsoft.com/office/word/2010/wordprocessingDrawing" xmlns:wp="http://schemas.openxmlformats.org/drawingml/2006/wordprocessingDrawing" xmlns:w10="urn:schemas-microsoft-com:office:word" xmlns:w="http://schemas.openxmlformats.org/wordprocessingml/2006/main" xmlns:w14="http://schemas.microsoft.com/office/word/2010/wordml" xmlns:w15="http://schemas.microsoft.com/office/word/2012/wordml" xmlns:w16cex="http://schemas.microsoft.com/office/word/2018/wordml/cex" xmlns:w16cid="http://schemas.microsoft.com/office/word/2016/wordml/cid" xmlns:w16="http://schemas.microsoft.com/office/word/2018/wordml" xmlns:w16du="http://schemas.microsoft.com/office/word/2023/wordml/word16du" xmlns:w16sdtdh="http://schemas.microsoft.com/office/word/2020/wordml/sdtdatahash" xmlns:w16sdtfl="http://schemas.microsoft.com/office/word/2024/wordml/sdtformatlock" xmlns:w16se="http://schemas.microsoft.com/office/word/2015/wordml/symex" xmlns:wpg="http://schemas.microsoft.com/office/word/2010/wordprocessingGroup" xmlns:wpi="http://schemas.microsoft.com/office/word/2010/wordprocessingInk" xmlns:wne="http://schemas.microsoft.com/office/word/2006/wordml" xmlns:wps="http://schemas.microsoft.com/office/word/2010/wordprocessingShape" mc:Ignorable="w14 w15 w16se w16cid w16 w16cex w16sdtdh w16sdtfl w16du wp14">
   <w:tbl>
     <w:tblPr>
       <w:tblStyle w:val="Tablaconcuadrcula1"/>
@@ -7616,7 +8226,7 @@
 </file>
 
 <file path=word/numbering.xml><?xml version="1.0" encoding="utf-8"?>
-<w:numbering xmlns:wpc="http://schemas.microsoft.com/office/word/2010/wordprocessingCanvas" xmlns:cx="http://schemas.microsoft.com/office/drawing/2014/chartex" xmlns:mc="http://schemas.openxmlformats.org/markup-compatibility/2006" xmlns:o="urn:schemas-microsoft-com:office:office" xmlns:r="http://schemas.openxmlformats.org/officeDocument/2006/relationships" xmlns:m="http://schemas.openxmlformats.org/officeDocument/2006/math" xmlns:v="urn:schemas-microsoft-com:vml" xmlns:wp14="http://schemas.microsoft.com/office/word/2010/wordprocessingDrawing" xmlns:wp="http://schemas.openxmlformats.org/drawingml/2006/wordprocessingDrawing" xmlns:w10="urn:schemas-microsoft-com:office:word" xmlns:w="http://schemas.openxmlformats.org/wordprocessingml/2006/main" xmlns:w14="http://schemas.microsoft.com/office/word/2010/wordml" xmlns:w15="http://schemas.microsoft.com/office/word/2012/wordml" xmlns:w16se="http://schemas.microsoft.com/office/word/2015/wordml/symex" xmlns:wpg="http://schemas.microsoft.com/office/word/2010/wordprocessingGroup" xmlns:wpi="http://schemas.microsoft.com/office/word/2010/wordprocessingInk" xmlns:wne="http://schemas.microsoft.com/office/word/2006/wordml" xmlns:wps="http://schemas.microsoft.com/office/word/2010/wordprocessingShape" mc:Ignorable="w14 w15 w16se wp14">
+<w:numbering xmlns:wpc="http://schemas.microsoft.com/office/word/2010/wordprocessingCanvas" xmlns:cx="http://schemas.microsoft.com/office/drawing/2014/chartex" xmlns:cx1="http://schemas.microsoft.com/office/drawing/2015/9/8/chartex" xmlns:cx2="http://schemas.microsoft.com/office/drawing/2015/10/21/chartex" xmlns:cx3="http://schemas.microsoft.com/office/drawing/2016/5/9/chartex" xmlns:cx4="http://schemas.microsoft.com/office/drawing/2016/5/10/chartex" xmlns:cx5="http://schemas.microsoft.com/office/drawing/2016/5/11/chartex" xmlns:cx6="http://schemas.microsoft.com/office/drawing/2016/5/12/chartex" xmlns:cx7="http://schemas.microsoft.com/office/drawing/2016/5/13/chartex" xmlns:cx8="http://schemas.microsoft.com/office/drawing/2016/5/14/chartex" xmlns:mc="http://schemas.openxmlformats.org/markup-compatibility/2006" xmlns:aink="http://schemas.microsoft.com/office/drawing/2016/ink" xmlns:am3d="http://schemas.microsoft.com/office/drawing/2017/model3d" xmlns:o="urn:schemas-microsoft-com:office:office" xmlns:oel="http://schemas.microsoft.com/office/2019/extlst" xmlns:r="http://schemas.openxmlformats.org/officeDocument/2006/relationships" xmlns:m="http://schemas.openxmlformats.org/officeDocument/2006/math" xmlns:v="urn:schemas-microsoft-com:vml" xmlns:wp14="http://schemas.microsoft.com/office/word/2010/wordprocessingDrawing" xmlns:wp="http://schemas.openxmlformats.org/drawingml/2006/wordprocessingDrawing" xmlns:w10="urn:schemas-microsoft-com:office:word" xmlns:w="http://schemas.openxmlformats.org/wordprocessingml/2006/main" xmlns:w14="http://schemas.microsoft.com/office/word/2010/wordml" xmlns:w15="http://schemas.microsoft.com/office/word/2012/wordml" xmlns:w16cex="http://schemas.microsoft.com/office/word/2018/wordml/cex" xmlns:w16cid="http://schemas.microsoft.com/office/word/2016/wordml/cid" xmlns:w16="http://schemas.microsoft.com/office/word/2018/wordml" xmlns:w16du="http://schemas.microsoft.com/office/word/2023/wordml/word16du" xmlns:w16sdtdh="http://schemas.microsoft.com/office/word/2020/wordml/sdtdatahash" xmlns:w16sdtfl="http://schemas.microsoft.com/office/word/2024/wordml/sdtformatlock" xmlns:w16se="http://schemas.microsoft.com/office/word/2015/wordml/symex" xmlns:wpg="http://schemas.microsoft.com/office/word/2010/wordprocessingGroup" xmlns:wpi="http://schemas.microsoft.com/office/word/2010/wordprocessingInk" xmlns:wne="http://schemas.microsoft.com/office/word/2006/wordml" xmlns:wps="http://schemas.microsoft.com/office/word/2010/wordprocessingShape" mc:Ignorable="w14 w15 w16se w16cid w16 w16cex w16sdtdh w16sdtfl w16du wp14">
   <w:abstractNum w:abstractNumId="0" w15:restartNumberingAfterBreak="0">
     <w:nsid w:val="2FFD4C7F"/>
     <w:multiLevelType w:val="multilevel"/>
@@ -7738,14 +8348,14 @@
       </w:rPr>
     </w:lvl>
   </w:abstractNum>
-  <w:num w:numId="1">
+  <w:num w:numId="1" w16cid:durableId="155389468">
     <w:abstractNumId w:val="0"/>
   </w:num>
 </w:numbering>
 </file>
 
 <file path=word/styles.xml><?xml version="1.0" encoding="utf-8"?>
-<w:styles xmlns:mc="http://schemas.openxmlformats.org/markup-compatibility/2006" xmlns:r="http://schemas.openxmlformats.org/officeDocument/2006/relationships" xmlns:w="http://schemas.openxmlformats.org/wordprocessingml/2006/main" xmlns:w14="http://schemas.microsoft.com/office/word/2010/wordml" xmlns:w15="http://schemas.microsoft.com/office/word/2012/wordml" xmlns:w16se="http://schemas.microsoft.com/office/word/2015/wordml/symex" mc:Ignorable="w14 w15 w16se">
+<w:styles xmlns:mc="http://schemas.openxmlformats.org/markup-compatibility/2006" xmlns:r="http://schemas.openxmlformats.org/officeDocument/2006/relationships" xmlns:w="http://schemas.openxmlformats.org/wordprocessingml/2006/main" xmlns:w14="http://schemas.microsoft.com/office/word/2010/wordml" xmlns:w15="http://schemas.microsoft.com/office/word/2012/wordml" xmlns:w16cex="http://schemas.microsoft.com/office/word/2018/wordml/cex" xmlns:w16cid="http://schemas.microsoft.com/office/word/2016/wordml/cid" xmlns:w16="http://schemas.microsoft.com/office/word/2018/wordml" xmlns:w16du="http://schemas.microsoft.com/office/word/2023/wordml/word16du" xmlns:w16sdtdh="http://schemas.microsoft.com/office/word/2020/wordml/sdtdatahash" xmlns:w16sdtfl="http://schemas.microsoft.com/office/word/2024/wordml/sdtformatlock" xmlns:w16se="http://schemas.microsoft.com/office/word/2015/wordml/symex" mc:Ignorable="w14 w15 w16se w16cid w16 w16cex w16sdtdh w16sdtfl w16du">
   <w:docDefaults>
     <w:rPrDefault>
       <w:rPr>
@@ -7757,7 +8367,7 @@
     </w:rPrDefault>
     <w:pPrDefault/>
   </w:docDefaults>
-  <w:latentStyles w:defLockedState="0" w:defUIPriority="99" w:defSemiHidden="0" w:defUnhideWhenUsed="0" w:defQFormat="0" w:count="371">
+  <w:latentStyles w:defLockedState="0" w:defUIPriority="99" w:defSemiHidden="0" w:defUnhideWhenUsed="0" w:defQFormat="0" w:count="376">
     <w:lsdException w:name="Normal" w:uiPriority="0" w:qFormat="1"/>
     <w:lsdException w:name="heading 1" w:uiPriority="9" w:qFormat="1"/>
     <w:lsdException w:name="heading 2" w:semiHidden="1" w:uiPriority="9" w:unhideWhenUsed="1" w:qFormat="1"/>
@@ -8129,6 +8739,11 @@
     <w:lsdException w:name="List Table 5 Dark Accent 6" w:uiPriority="50"/>
     <w:lsdException w:name="List Table 6 Colorful Accent 6" w:uiPriority="51"/>
     <w:lsdException w:name="List Table 7 Colorful Accent 6" w:uiPriority="52"/>
+    <w:lsdException w:name="Mention" w:semiHidden="1" w:unhideWhenUsed="1"/>
+    <w:lsdException w:name="Smart Hyperlink" w:semiHidden="1" w:unhideWhenUsed="1"/>
+    <w:lsdException w:name="Hashtag" w:semiHidden="1" w:unhideWhenUsed="1"/>
+    <w:lsdException w:name="Unresolved Mention" w:semiHidden="1" w:unhideWhenUsed="1"/>
+    <w:lsdException w:name="Smart Link" w:semiHidden="1" w:unhideWhenUsed="1"/>
   </w:latentStyles>
   <w:style w:type="paragraph" w:default="1" w:styleId="Normal">
     <w:name w:val="Normal"/>
@@ -8880,15 +9495,8 @@
 <file path=customXml/itemProps1.xml><?xml version="1.0" encoding="utf-8"?>
 <ds:datastoreItem xmlns:ds="http://schemas.openxmlformats.org/officeDocument/2006/customXml" ds:itemID="{46CA5683-AF87-4E40-B841-2E23A3B52406}">
   <ds:schemaRefs>
-    <ds:schemaRef ds:uri="http://purl.org/dc/terms/"/>
-    <ds:schemaRef ds:uri="http://purl.org/dc/elements/1.1/"/>
-    <ds:schemaRef ds:uri="http://schemas.openxmlformats.org/package/2006/metadata/core-properties"/>
-    <ds:schemaRef ds:uri="http://www.w3.org/XML/1998/namespace"/>
     <ds:schemaRef ds:uri="http://schemas.microsoft.com/office/2006/metadata/properties"/>
-    <ds:schemaRef ds:uri="http://schemas.microsoft.com/office/2006/documentManagement/types"/>
-    <ds:schemaRef ds:uri="http://purl.org/dc/dcmitype/"/>
     <ds:schemaRef ds:uri="http://schemas.microsoft.com/office/infopath/2007/PartnerControls"/>
-    <ds:schemaRef ds:uri="126e8a1c-9ea9-435a-ac89-d06c80d62e30"/>
   </ds:schemaRefs>
 </ds:datastoreItem>
 </file>
